--- a/design/11-conceptual-architecture-v0.1.docx
+++ b/design/11-conceptual-architecture-v0.1.docx
@@ -1,6 +1,6 @@
 
 <file path=word/document.xml><?xml version="1.0" encoding="utf-8"?>
-<w:document xmlns:wpc="http://schemas.microsoft.com/office/word/2010/wordprocessingCanvas" xmlns:mc="http://schemas.openxmlformats.org/markup-compatibility/2006" xmlns:o="urn:schemas-microsoft-com:office:office" xmlns:r="http://schemas.openxmlformats.org/officeDocument/2006/relationships" xmlns:m="http://schemas.openxmlformats.org/officeDocument/2006/math" xmlns:v="urn:schemas-microsoft-com:vml" xmlns:wp14="http://schemas.microsoft.com/office/word/2010/wordprocessingDrawing" xmlns:wp="http://schemas.openxmlformats.org/drawingml/2006/wordprocessingDrawing" xmlns:w10="urn:schemas-microsoft-com:office:word" xmlns:w="http://schemas.openxmlformats.org/wordprocessingml/2006/main" xmlns:w14="http://schemas.microsoft.com/office/word/2010/wordml" xmlns:w15="http://schemas.microsoft.com/office/word/2012/wordml" xmlns:wpg="http://schemas.microsoft.com/office/word/2010/wordprocessingGroup" xmlns:wpi="http://schemas.microsoft.com/office/word/2010/wordprocessingInk" xmlns:wne="http://schemas.microsoft.com/office/word/2006/wordml" xmlns:wps="http://schemas.microsoft.com/office/word/2010/wordprocessingShape" xmlns:cx="http://schemas.microsoft.com/office/drawing/2014/chartex" xmlns:cx1="http://schemas.microsoft.com/office/drawing/2015/9/8/chartex" xmlns:cx2="http://schemas.microsoft.com/office/drawing/2015/10/21/chartex" xmlns:cx3="http://schemas.microsoft.com/office/drawing/2016/5/9/chartex" xmlns:cx4="http://schemas.microsoft.com/office/drawing/2016/5/10/chartex" xmlns:cx5="http://schemas.microsoft.com/office/drawing/2016/5/11/chartex" xmlns:cx6="http://schemas.microsoft.com/office/drawing/2016/5/12/chartex" xmlns:cx7="http://schemas.microsoft.com/office/drawing/2016/5/13/chartex" xmlns:cx8="http://schemas.microsoft.com/office/drawing/2016/5/14/chartex" xmlns:aink="http://schemas.microsoft.com/office/drawing/2016/ink" xmlns:am3d="http://schemas.microsoft.com/office/drawing/2017/model3d" xmlns:w16cex="http://schemas.microsoft.com/office/word/2018/wordml/cex" xmlns:w16cid="http://schemas.microsoft.com/office/word/2016/wordml/cid" xmlns:w16="http://schemas.microsoft.com/office/word/2018/wordml" xmlns:w16sdtdh="http://schemas.microsoft.com/office/word/2020/wordml/sdtdatahash" xmlns:w16se="http://schemas.microsoft.com/office/word/2015/wordml/symex" mc:Ignorable="w14 w15 wp14">
+<w:document xmlns:a="http://schemas.openxmlformats.org/drawingml/2006/main" xmlns:ns1="http://schemas.openxmlformats.org/markup-compatibility/2006" xmlns:pic="http://schemas.openxmlformats.org/drawingml/2006/picture" xmlns:r="http://schemas.openxmlformats.org/officeDocument/2006/relationships" xmlns:w="http://schemas.openxmlformats.org/wordprocessingml/2006/main" xmlns:wp="http://schemas.openxmlformats.org/drawingml/2006/wordprocessingDrawing" ns1:Ignorable="w14 w15 wp14">
   <w:body>
     <w:p>
       <w:pPr>
@@ -48,7 +48,7 @@
           <w:sz w:val="32"/>
           <w:szCs w:val="32"/>
         </w:rPr>
-        <w:t xml:space="preserve">ระบบ: [ชื่อระบบของทีม] (Case [เลข])</w:t>
+        <w:t xml:space="preserve">ระบบ: Campus Lost and Found (ระบบแจ้งของหาย-พบของในมหาวิทยาลัย) — Group 05 (Case 05)</w:t>
       </w:r>
     </w:p>
     <w:tbl>
@@ -100,99 +100,49 @@
                 <w:sz w:val="30"/>
                 <w:szCs w:val="30"/>
               </w:rPr>
-              <w:t xml:space="preserve">คำแนะนำ</w:t>
-            </w:r>
-          </w:p>
-          <w:p>
-            <w:pPr>
-              <w:pStyle w:val="ListParagraph"/>
-              <w:numPr>
-                <w:ilvl w:val="0"/>
-                <w:numId w:val="2"/>
-              </w:numPr>
-              <w:spacing w:after="20"/>
-            </w:pPr>
-            <w:r>
-              <w:rPr>
-                <w:rFonts w:ascii="TH Sarabun New" w:cs="TH Sarabun New" w:eastAsia="TH Sarabun New" w:hAnsi="TH Sarabun New"/>
-                <w:b w:val="false"/>
-                <w:bCs w:val="false"/>
-                <w:i w:val="false"/>
-                <w:iCs w:val="false"/>
-                <w:color w:val="172333"/>
-                <w:sz w:val="28"/>
-                <w:szCs w:val="28"/>
-              </w:rPr>
-              <w:t xml:space="preserve">ทำต่อจาก Design Strategy และ Design Spine ของทีม (W10) — ไม่ต้องเริ่มใหม่</w:t>
-            </w:r>
-          </w:p>
-          <w:p>
-            <w:pPr>
-              <w:pStyle w:val="ListParagraph"/>
-              <w:numPr>
-                <w:ilvl w:val="0"/>
-                <w:numId w:val="2"/>
-              </w:numPr>
-              <w:spacing w:after="20"/>
-            </w:pPr>
-            <w:r>
-              <w:rPr>
-                <w:rFonts w:ascii="TH Sarabun New" w:cs="TH Sarabun New" w:eastAsia="TH Sarabun New" w:hAnsi="TH Sarabun New"/>
-                <w:b w:val="false"/>
-                <w:bCs w:val="false"/>
-                <w:i w:val="false"/>
-                <w:iCs w:val="false"/>
-                <w:color w:val="172333"/>
-                <w:sz w:val="28"/>
-                <w:szCs w:val="28"/>
-              </w:rPr>
-              <w:t xml:space="preserve">ข้อความสีเทาในวงเล็บเป็นคำแนะนำ ลบออกก่อนส่ง · วางภาพที่ export PNG จาก draw.io ในกรอบเส้นประ และเก็บไฟล์ .drawio ไว้ที่ diagrams/architecture/</w:t>
-            </w:r>
-          </w:p>
-          <w:p>
-            <w:pPr>
-              <w:pStyle w:val="ListParagraph"/>
-              <w:numPr>
-                <w:ilvl w:val="0"/>
-                <w:numId w:val="2"/>
-              </w:numPr>
-              <w:spacing w:after="20"/>
-            </w:pPr>
-            <w:r>
-              <w:rPr>
-                <w:rFonts w:ascii="TH Sarabun New" w:cs="TH Sarabun New" w:eastAsia="TH Sarabun New" w:hAnsi="TH Sarabun New"/>
-                <w:b w:val="false"/>
-                <w:bCs w:val="false"/>
-                <w:i w:val="false"/>
-                <w:iCs w:val="false"/>
-                <w:color w:val="172333"/>
-                <w:sz w:val="28"/>
-                <w:szCs w:val="28"/>
-              </w:rPr>
-              <w:t xml:space="preserve">เปิดตัวอย่าง CRBS (Completed Sample) คู่กันได้ — ดูวิธีคิด ไม่ลอกคำตอบ</w:t>
-            </w:r>
-          </w:p>
-          <w:p>
-            <w:pPr>
-              <w:pStyle w:val="ListParagraph"/>
-              <w:numPr>
-                <w:ilvl w:val="0"/>
-                <w:numId w:val="2"/>
-              </w:numPr>
-              <w:spacing w:after="20"/>
-            </w:pPr>
-            <w:r>
-              <w:rPr>
-                <w:rFonts w:ascii="TH Sarabun New" w:cs="TH Sarabun New" w:eastAsia="TH Sarabun New" w:hAnsi="TH Sarabun New"/>
-                <w:b w:val="false"/>
-                <w:bCs w:val="false"/>
-                <w:i w:val="false"/>
-                <w:iCs w:val="false"/>
-                <w:color w:val="172333"/>
-                <w:sz w:val="28"/>
-                <w:szCs w:val="28"/>
-              </w:rPr>
-              <w:t xml:space="preserve">ใช้ stack อ้างอิง React · Node.js + Express · PostgreSQL เป็นค่าเริ่มต้น — ถ้าเปลี่ยนต้องเขียน decision card</w:t>
+              <w:t>เอกสารนี้</w:t>
+            </w:r>
+            <w:r>
+              <w:br/>
+            </w:r>
+            <w:r>
+              <w:rPr>
+                <w:rFonts w:ascii="TH Sarabun New" w:cs="TH Sarabun New" w:eastAsia="TH Sarabun New" w:hAnsi="TH Sarabun New"/>
+                <w:b/>
+                <w:bCs/>
+                <w:color w:val="173B65"/>
+                <w:sz w:val="30"/>
+                <w:szCs w:val="30"/>
+              </w:rPr>
+              <w:t>ต่อจาก design/10-design-strategy.md และ design/00-design-spine.md ของทีม (W10) — ภาพทุกภาพมีไฟล์ .drawio ที่ diagrams/architecture/</w:t>
+            </w:r>
+            <w:r>
+              <w:br/>
+            </w:r>
+            <w:r>
+              <w:rPr>
+                <w:rFonts w:ascii="TH Sarabun New" w:cs="TH Sarabun New" w:eastAsia="TH Sarabun New" w:hAnsi="TH Sarabun New"/>
+                <w:b/>
+                <w:bCs/>
+                <w:color w:val="173B65"/>
+                <w:sz w:val="30"/>
+                <w:szCs w:val="30"/>
+              </w:rPr>
+              <w:t>อ้าง SRS ของทีม docs/07-srs-v1.md: actor หัวข้อ 2.2 · NFR หัวข้อ 4–5 · BR หัวข้อ 4 · ข้อมูล หัวข้อ 6 · Open Issues หัวข้อ 10</w:t>
+            </w:r>
+            <w:r>
+              <w:br/>
+            </w:r>
+            <w:r>
+              <w:rPr>
+                <w:rFonts w:ascii="TH Sarabun New" w:cs="TH Sarabun New" w:eastAsia="TH Sarabun New" w:hAnsi="TH Sarabun New"/>
+                <w:b/>
+                <w:bCs/>
+                <w:color w:val="173B65"/>
+                <w:sz w:val="30"/>
+                <w:szCs w:val="30"/>
+              </w:rPr>
+              <w:t>Campus Lost and Found เป็นโครงงานรายวิชา ENGSE206; stack เป็น stack อ้างอิงของรายวิชา (Proposed)</w:t>
             </w:r>
           </w:p>
         </w:tc>
@@ -282,11 +232,11 @@
                 <w:bCs w:val="false"/>
                 <w:i w:val="false"/>
                 <w:iCs w:val="false"/>
-                <w:color w:val="5A6B7C"/>
-                <w:sz w:val="28"/>
-                <w:szCs w:val="28"/>
-              </w:rPr>
-              <w:t xml:space="preserve">Team XX</w:t>
+                <w:color w:val="172333"/>
+                <w:sz w:val="28"/>
+                <w:szCs w:val="28"/>
+              </w:rPr>
+              <w:t>Group 05 — ENGSE206-Group05-Campus-Lost-And-Found</w:t>
             </w:r>
           </w:p>
         </w:tc>
@@ -347,11 +297,11 @@
                 <w:bCs w:val="false"/>
                 <w:i w:val="false"/>
                 <w:iCs w:val="false"/>
-                <w:color w:val="5A6B7C"/>
-                <w:sz w:val="28"/>
-                <w:szCs w:val="28"/>
-              </w:rPr>
-              <w:t xml:space="preserve">1) ...  2) ...  3) ...  4) ...  5) ...</w:t>
+                <w:color w:val="172333"/>
+                <w:sz w:val="28"/>
+                <w:szCs w:val="28"/>
+              </w:rPr>
+              <w:t>ธนรัก ชุ่มสวัสดิ์ (Editor / Lead) · นรบดี บุญเลิศ (Quality / Design)</w:t>
             </w:r>
           </w:p>
         </w:tc>
@@ -412,11 +362,11 @@
                 <w:bCs w:val="false"/>
                 <w:i w:val="false"/>
                 <w:iCs w:val="false"/>
-                <w:color w:val="5A6B7C"/>
-                <w:sz w:val="28"/>
-                <w:szCs w:val="28"/>
-              </w:rPr>
-              <w:t xml:space="preserve">Case .. — .....................................</w:t>
+                <w:color w:val="172333"/>
+                <w:sz w:val="28"/>
+                <w:szCs w:val="28"/>
+              </w:rPr>
+              <w:t>Case 05 — ระบบแจ้งของหาย-พบของในมหาวิทยาลัย (Campus Lost and Found)</w:t>
             </w:r>
           </w:p>
         </w:tc>
@@ -477,11 +427,11 @@
                 <w:bCs w:val="false"/>
                 <w:i w:val="false"/>
                 <w:iCs w:val="false"/>
-                <w:color w:val="5A6B7C"/>
-                <w:sz w:val="28"/>
-                <w:szCs w:val="28"/>
-              </w:rPr>
-              <w:t xml:space="preserve">v0.1 / ...</w:t>
+                <w:color w:val="172333"/>
+                <w:sz w:val="28"/>
+                <w:szCs w:val="28"/>
+              </w:rPr>
+              <w:t>v0.1 — Design Draft / 5 ต.ค. 2026</w:t>
             </w:r>
           </w:p>
         </w:tc>
@@ -542,11 +492,11 @@
                 <w:bCs w:val="false"/>
                 <w:i w:val="false"/>
                 <w:iCs w:val="false"/>
-                <w:color w:val="5A6B7C"/>
-                <w:sz w:val="28"/>
-                <w:szCs w:val="28"/>
-              </w:rPr>
-              <w:t xml:space="preserve">docs/07-srs-v1 สถานะ [Draft / Needs Revision / Baseline Candidate] — ไม่อ้างว่า Approved</w:t>
+                <w:color w:val="172333"/>
+                <w:sz w:val="28"/>
+                <w:szCs w:val="28"/>
+              </w:rPr>
+              <w:t>docs/07-srs-v1.md (Case-05-SRS-W07-v1) — Baseline Candidate (not approved baseline); OI-01–OI-08 ยังเปิด</w:t>
             </w:r>
           </w:p>
         </w:tc>
@@ -607,11 +557,11 @@
                 <w:bCs w:val="false"/>
                 <w:i w:val="false"/>
                 <w:iCs w:val="false"/>
-                <w:color w:val="5A6B7C"/>
-                <w:sz w:val="28"/>
-                <w:szCs w:val="28"/>
-              </w:rPr>
-              <w:t xml:space="preserve">design/10-design-strategy + design/00-design-spine (commit .......)</w:t>
+                <w:color w:val="172333"/>
+                <w:sz w:val="28"/>
+                <w:szCs w:val="28"/>
+              </w:rPr>
+              <w:t>design/10-design-strategy.md + design/00-design-spine.md ฉบับส่ง W10</w:t>
             </w:r>
           </w:p>
         </w:tc>
@@ -672,11 +622,76 @@
                 <w:bCs w:val="false"/>
                 <w:i w:val="false"/>
                 <w:iCs w:val="false"/>
-                <w:color w:val="5A6B7C"/>
-                <w:sz w:val="28"/>
-                <w:szCs w:val="28"/>
-              </w:rPr>
-              <w:t xml:space="preserve">[ใช้ stack อ้างอิง / เปลี่ยน — ดู DEC-04]</w:t>
+                <w:color w:val="172333"/>
+                <w:sz w:val="28"/>
+                <w:szCs w:val="28"/>
+              </w:rPr>
+              <w:t>ใช้ stack อ้างอิง React · Node.js + Express · PostgreSQL — Proposed (ยืนยันกับ Dev: DD-06)</w:t>
+            </w:r>
+          </w:p>
+        </w:tc>
+      </w:tr>
+      <w:tr>
+        <w:tc>
+          <w:tcPr>
+            <w:tcW w:type="dxa" w:w="2313"/>
+            <w:tcBorders>
+              <w:top w:val="single" w:color="B9CCDD" w:sz="4"/>
+              <w:left w:val="single" w:color="B9CCDD" w:sz="4"/>
+              <w:bottom w:val="single" w:color="B9CCDD" w:sz="4"/>
+              <w:right w:val="single" w:color="B9CCDD" w:sz="4"/>
+            </w:tcBorders>
+            <w:shd w:fill="E3EEF6" w:color="auto" w:val="clear"/>
+            <w:tcMar>
+              <w:top w:type="dxa" w:w="40"/>
+              <w:left w:type="dxa" w:w="110"/>
+              <w:bottom w:type="dxa" w:w="40"/>
+              <w:right w:type="dxa" w:w="90"/>
+            </w:tcMar>
+          </w:tcPr>
+          <w:p>
+            <w:r>
+              <w:rPr>
+                <w:rFonts w:ascii="TH Sarabun New" w:cs="TH Sarabun New" w:eastAsia="TH Sarabun New" w:hAnsi="TH Sarabun New"/>
+                <w:b/>
+                <w:bCs/>
+                <w:color w:val="173B65"/>
+                <w:sz w:val="28"/>
+                <w:szCs w:val="28"/>
+              </w:rPr>
+              <w:t xml:space="preserve">Change request ที่รู้</w:t>
+            </w:r>
+          </w:p>
+        </w:tc>
+        <w:tc>
+          <w:tcPr>
+            <w:tcW w:type="dxa" w:w="7325"/>
+            <w:tcBorders>
+              <w:top w:val="single" w:color="B9CCDD" w:sz="4"/>
+              <w:left w:val="single" w:color="B9CCDD" w:sz="4"/>
+              <w:bottom w:val="single" w:color="B9CCDD" w:sz="4"/>
+              <w:right w:val="single" w:color="B9CCDD" w:sz="4"/>
+            </w:tcBorders>
+            <w:tcMar>
+              <w:top w:type="dxa" w:w="40"/>
+              <w:left w:type="dxa" w:w="110"/>
+              <w:bottom w:type="dxa" w:w="40"/>
+              <w:right w:type="dxa" w:w="90"/>
+            </w:tcMar>
+          </w:tcPr>
+          <w:p>
+            <w:r>
+              <w:rPr>
+                <w:rFonts w:ascii="TH Sarabun New" w:cs="TH Sarabun New" w:eastAsia="TH Sarabun New" w:hAnsi="TH Sarabun New"/>
+                <w:b w:val="false"/>
+                <w:bCs w:val="false"/>
+                <w:i w:val="false"/>
+                <w:iCs w:val="false"/>
+                <w:color w:val="172333"/>
+                <w:sz w:val="28"/>
+                <w:szCs w:val="28"/>
+              </w:rPr>
+              <w:t>CR-01-SIM — Pending (ไม่นำมาใช้ในแบบนี้)</w:t>
             </w:r>
           </w:p>
         </w:tc>
@@ -705,18 +720,21 @@
     </w:p>
     <w:p>
       <w:pPr>
+        <w:keepNext w:val="false"/>
         <w:spacing w:after="100"/>
       </w:pPr>
       <w:r>
         <w:rPr>
           <w:rFonts w:ascii="TH Sarabun New" w:cs="TH Sarabun New" w:eastAsia="TH Sarabun New" w:hAnsi="TH Sarabun New"/>
-          <w:i/>
-          <w:iCs/>
-          <w:color w:val="7F8C99"/>
-          <w:sz w:val="28"/>
-          <w:szCs w:val="28"/>
+          <w:b w:val="false"/>
+          <w:bCs w:val="false"/>
+          <w:i w:val="false"/>
+          <w:iCs w:val="false"/>
+          <w:color w:val="172333"/>
+          <w:sz w:val="32"/>
+          <w:szCs w:val="32"/>
         </w:rPr>
-        <w:t xml:space="preserve">(คำแนะนำ: สรุปสิ่งที่ทีมหยิบจาก W10 ของทีมเอง — ดูไฟล์ design/10-design-strategy และ design/00-design-spine ของทีม)</w:t>
+        <w:t xml:space="preserve">งาน W11 ไม่ได้เริ่มใหม่ — เราหยิบ 4 อย่างจาก Design Strategy (W10) มาเป็นโจทย์ แล้วผลิตงานที่ W12–W13 จะใช้ต่อ (ภาพที่ 1)</w:t>
       </w:r>
     </w:p>
     <w:tbl>
@@ -805,7 +823,7 @@
                 <w:sz w:val="28"/>
                 <w:szCs w:val="28"/>
               </w:rPr>
-              <w:t xml:space="preserve">สาระจาก W10 ของทีม</w:t>
+              <w:t xml:space="preserve">สาระจาก W10 ของ CRBS</w:t>
             </w:r>
           </w:p>
         </w:tc>
@@ -847,7 +865,6 @@
       <w:tr>
         <w:trPr>
           <w:cantSplit/>
-          <w:trHeight w:val="794" w:hRule="atLeast"/>
         </w:trPr>
         <w:tc>
           <w:tcPr>
@@ -870,11 +887,11 @@
             <w:r>
               <w:rPr>
                 <w:rFonts w:ascii="TH Sarabun New" w:cs="TH Sarabun New" w:eastAsia="TH Sarabun New" w:hAnsi="TH Sarabun New"/>
-                <w:b w:val="false"/>
-                <w:bCs w:val="false"/>
-                <w:i w:val="false"/>
-                <w:iCs w:val="false"/>
-                <w:color w:val="5A6B7C"/>
+                <w:b/>
+                <w:bCs/>
+                <w:i w:val="false"/>
+                <w:iCs w:val="false"/>
+                <w:color w:val="172333"/>
                 <w:sz w:val="28"/>
                 <w:szCs w:val="28"/>
               </w:rPr>
@@ -911,7 +928,7 @@
                 <w:sz w:val="28"/>
                 <w:szCs w:val="28"/>
               </w:rPr>
-              <w:t xml:space="preserve"/>
+              <w:t>Build now = แจ้งเบาะแส · รับเข้าคลัง/เบลอร์ภาพ · ค้นหาของที่พบ · ยื่นคำร้อง/หลักฐาน · ตรวจและตัดสินคำร้อง · ส่งมอบคืน; Overview = รายงานของตกค้าง · In-app notification; ยังไม่ทำ = ติดตามพัสดุภายนอก · กล้อง CCTV · แจ้งเตือนภายนอก</w:t>
             </w:r>
           </w:p>
         </w:tc>
@@ -944,7 +961,7 @@
                 <w:sz w:val="28"/>
                 <w:szCs w:val="28"/>
               </w:rPr>
-              <w:t xml:space="preserve"/>
+              <w:t xml:space="preserve">ขีดขอบระบบ (หัวข้อ 2) และเลือก container ที่รุ่นแรกต้องมี (หัวข้อ 3)</w:t>
             </w:r>
           </w:p>
         </w:tc>
@@ -952,7 +969,6 @@
       <w:tr>
         <w:trPr>
           <w:cantSplit/>
-          <w:trHeight w:val="794" w:hRule="atLeast"/>
         </w:trPr>
         <w:tc>
           <w:tcPr>
@@ -975,11 +991,11 @@
             <w:r>
               <w:rPr>
                 <w:rFonts w:ascii="TH Sarabun New" w:cs="TH Sarabun New" w:eastAsia="TH Sarabun New" w:hAnsi="TH Sarabun New"/>
-                <w:b w:val="false"/>
-                <w:bCs w:val="false"/>
-                <w:i w:val="false"/>
-                <w:iCs w:val="false"/>
-                <w:color w:val="5A6B7C"/>
+                <w:b/>
+                <w:bCs/>
+                <w:i w:val="false"/>
+                <w:iCs w:val="false"/>
+                <w:color w:val="172333"/>
                 <w:sz w:val="28"/>
                 <w:szCs w:val="28"/>
               </w:rPr>
@@ -1016,7 +1032,7 @@
                 <w:sz w:val="28"/>
                 <w:szCs w:val="28"/>
               </w:rPr>
-              <w:t xml:space="preserve"/>
+              <w:t>D1 Privacy Leak = พัง (BR-CLF-01) · D2 Pending Gate ป้องกันสวมรอย (FR-CLF-05) · D3 Audit Log ทุกการเปลี่ยนสถานะ (NFR-CLF-01)</w:t>
             </w:r>
           </w:p>
         </w:tc>
@@ -1049,7 +1065,7 @@
                 <w:sz w:val="28"/>
                 <w:szCs w:val="28"/>
               </w:rPr>
-              <w:t xml:space="preserve"/>
+              <w:t xml:space="preserve">เหตุผลว่ากติกาอยู่ container ไหน (หัวข้อ 4–6)</w:t>
             </w:r>
           </w:p>
         </w:tc>
@@ -1057,7 +1073,6 @@
       <w:tr>
         <w:trPr>
           <w:cantSplit/>
-          <w:trHeight w:val="794" w:hRule="atLeast"/>
         </w:trPr>
         <w:tc>
           <w:tcPr>
@@ -1080,11 +1095,11 @@
             <w:r>
               <w:rPr>
                 <w:rFonts w:ascii="TH Sarabun New" w:cs="TH Sarabun New" w:eastAsia="TH Sarabun New" w:hAnsi="TH Sarabun New"/>
-                <w:b w:val="false"/>
-                <w:bCs w:val="false"/>
-                <w:i w:val="false"/>
-                <w:iCs w:val="false"/>
-                <w:color w:val="5A6B7C"/>
+                <w:b/>
+                <w:bCs/>
+                <w:i w:val="false"/>
+                <w:iCs w:val="false"/>
+                <w:color w:val="172333"/>
                 <w:sz w:val="28"/>
                 <w:szCs w:val="28"/>
               </w:rPr>
@@ -1121,7 +1136,7 @@
                 <w:sz w:val="28"/>
                 <w:szCs w:val="28"/>
               </w:rPr>
-              <w:t xml:space="preserve"/>
+              <w:t>วงจรสิ่งของหนึ่งชิ้น (Item &amp; Claim Lifecycle) 7 ขั้น (ขั้น 1–6 Build now · ขั้น 7 Overview)</w:t>
             </w:r>
           </w:p>
         </w:tc>
@@ -1154,7 +1169,7 @@
                 <w:sz w:val="28"/>
                 <w:szCs w:val="28"/>
               </w:rPr>
-              <w:t xml:space="preserve"/>
+              <w:t xml:space="preserve">เดินทดสอบ container diagram (หัวข้อ 7)</w:t>
             </w:r>
           </w:p>
         </w:tc>
@@ -1162,7 +1177,6 @@
       <w:tr>
         <w:trPr>
           <w:cantSplit/>
-          <w:trHeight w:val="794" w:hRule="atLeast"/>
         </w:trPr>
         <w:tc>
           <w:tcPr>
@@ -1185,11 +1199,11 @@
             <w:r>
               <w:rPr>
                 <w:rFonts w:ascii="TH Sarabun New" w:cs="TH Sarabun New" w:eastAsia="TH Sarabun New" w:hAnsi="TH Sarabun New"/>
-                <w:b w:val="false"/>
-                <w:bCs w:val="false"/>
-                <w:i w:val="false"/>
-                <w:iCs w:val="false"/>
-                <w:color w:val="5A6B7C"/>
+                <w:b/>
+                <w:bCs/>
+                <w:i w:val="false"/>
+                <w:iCs w:val="false"/>
+                <w:color w:val="172333"/>
                 <w:sz w:val="28"/>
                 <w:szCs w:val="28"/>
               </w:rPr>
@@ -1226,7 +1240,7 @@
                 <w:sz w:val="28"/>
                 <w:szCs w:val="28"/>
               </w:rPr>
-              <w:t xml:space="preserve"/>
+              <w:t>DD-01 ถึง DD-05 (ระยะเวลาเก็บของตกค้าง, เทคนิคการเบลอร์ภาพ, ช่องทางแจ้งเตือน, ฯลฯ)</w:t>
             </w:r>
           </w:p>
         </w:tc>
@@ -1259,7 +1273,7 @@
                 <w:sz w:val="28"/>
                 <w:szCs w:val="28"/>
               </w:rPr>
-              <w:t xml:space="preserve"/>
+              <w:t xml:space="preserve">ติดป้าย TBD บนภาพ และเพิ่ม DD-06 (หัวข้อ 8)</w:t>
             </w:r>
           </w:p>
         </w:tc>
@@ -1275,6 +1289,70 @@
           <w:szCs w:val="4"/>
         </w:rPr>
         <w:t xml:space="preserve"/>
+      </w:r>
+    </w:p>
+    <w:p>
+      <w:pPr>
+        <w:keepNext/>
+        <w:spacing w:after="40" w:before="80"/>
+        <w:jc w:val="center"/>
+      </w:pPr>
+      <w:r>
+        <w:drawing>
+          <wp:inline distT="0" distB="0" distL="0" distR="0">
+            <wp:extent cx="6096000" cy="5438775"/>
+            <wp:effectExtent t="0" r="0" b="0" l="0"/>
+            <wp:docPr id="1" name="" descr="" title=""/>
+            <wp:cNvGraphicFramePr>
+              <a:graphicFrameLocks noChangeAspect="1"/>
+            </wp:cNvGraphicFramePr>
+            <a:graphic>
+              <a:graphicData uri="http://schemas.openxmlformats.org/drawingml/2006/picture">
+                <pic:pic>
+                  <pic:nvPicPr>
+                    <pic:cNvPr id="0" name="" descr=""/>
+                    <pic:cNvPicPr>
+                      <a:picLocks noChangeAspect="1" noChangeArrowheads="1"/>
+                    </pic:cNvPicPr>
+                  </pic:nvPicPr>
+                  <pic:blipFill>
+                    <a:blip r:embed="rId21" cstate="none"/>
+                    <a:srcRect/>
+                    <a:stretch>
+                      <a:fillRect/>
+                    </a:stretch>
+                  </pic:blipFill>
+                  <pic:spPr bwMode="auto">
+                    <a:xfrm>
+                      <a:off x="0" y="0"/>
+                      <a:ext cx="6096000" cy="5438775"/>
+                    </a:xfrm>
+                    <a:prstGeom prst="rect">
+                      <a:avLst/>
+                    </a:prstGeom>
+                  </pic:spPr>
+                </pic:pic>
+              </a:graphicData>
+            </a:graphic>
+          </wp:inline>
+        </w:drawing>
+      </w:r>
+    </w:p>
+    <w:p>
+      <w:pPr>
+        <w:spacing w:after="160"/>
+        <w:jc w:val="center"/>
+      </w:pPr>
+      <w:r>
+        <w:rPr>
+          <w:rFonts w:ascii="TH Sarabun New" w:cs="TH Sarabun New" w:eastAsia="TH Sarabun New" w:hAnsi="TH Sarabun New"/>
+          <w:i/>
+          <w:iCs/>
+          <w:color w:val="5A6B7C"/>
+          <w:sz w:val="26"/>
+          <w:szCs w:val="26"/>
+        </w:rPr>
+        <w:t xml:space="preserve">ภาพที่ 1 W11 ในเส้นทาง: รับอะไรจาก W10 ผลิตอะไร และส่งต่ออะไรให้ W12–W13</w:t>
       </w:r>
     </w:p>
     <w:p>
@@ -1300,18 +1378,47 @@
     </w:p>
     <w:p>
       <w:pPr>
+        <w:keepNext w:val="false"/>
         <w:spacing w:after="100"/>
       </w:pPr>
       <w:r>
         <w:rPr>
           <w:rFonts w:ascii="TH Sarabun New" w:cs="TH Sarabun New" w:eastAsia="TH Sarabun New" w:hAnsi="TH Sarabun New"/>
-          <w:i/>
-          <w:iCs/>
-          <w:color w:val="7F8C99"/>
-          <w:sz w:val="28"/>
-          <w:szCs w:val="28"/>
+          <w:b w:val="false"/>
+          <w:bCs w:val="false"/>
+          <w:i w:val="false"/>
+          <w:iCs w:val="false"/>
+          <w:color w:val="172333"/>
+          <w:sz w:val="32"/>
+          <w:szCs w:val="32"/>
         </w:rPr>
-        <w:t xml:space="preserve">(คำแนะนำ: วาดระบบของทีมเป็น 1 กล่อง + actor ทุกตัวจาก SRS + ระบบภายนอก (ติดป้าย Core / Extension / TBD) ลูกศรทุกเส้นมีป้ายว่าส่งอะไร รับอะไร — วาดใน draw.io แล้ว export PNG มาวาง)</w:t>
+        <w:t xml:space="preserve">ระบบ 1 กล่อง + ใครมาใช้ + ระบบภายนอก — ตอบคำถามว่า อะไรอยู่ในระบบเรา อะไรอยู่ข้างนอก ยังไม่มีกล่องย่อยในภาพนี้ (ภาพที่ 2 อยู่ท้ายหัวข้อนี้)</w:t>
+      </w:r>
+      <w:r>
+        <w:rPr>
+          <w:rFonts w:ascii="TH Sarabun New" w:cs="TH Sarabun New" w:eastAsia="TH Sarabun New" w:hAnsi="TH Sarabun New"/>
+          <w:b/>
+          <w:bCs/>
+          <w:i w:val="false"/>
+          <w:iCs w:val="false"/>
+          <w:color w:val="173B65"/>
+          <w:sz w:val="32"/>
+          <w:szCs w:val="32"/>
+        </w:rPr>
+        <w:t xml:space="preserve"/>
+      </w:r>
+      <w:r>
+        <w:rPr>
+          <w:rFonts w:ascii="TH Sarabun New" w:cs="TH Sarabun New" w:eastAsia="TH Sarabun New" w:hAnsi="TH Sarabun New"/>
+          <w:b w:val="false"/>
+          <w:bCs w:val="false"/>
+          <w:i w:val="false"/>
+          <w:iCs w:val="false"/>
+          <w:color w:val="172333"/>
+          <w:sz w:val="32"/>
+          <w:szCs w:val="32"/>
+        </w:rPr>
+        <w:t xml:space="preserve"/>
       </w:r>
     </w:p>
     <w:tbl>
@@ -1436,7 +1543,7 @@
                 <w:sz w:val="28"/>
                 <w:szCs w:val="28"/>
               </w:rPr>
-              <w:t xml:space="preserve">ส่งเข้าระบบ</w:t>
+              <w:t xml:space="preserve">ส่งเข้า CRBS</w:t>
             </w:r>
           </w:p>
         </w:tc>
@@ -1470,7 +1577,7 @@
                 <w:sz w:val="28"/>
                 <w:szCs w:val="28"/>
               </w:rPr>
-              <w:t xml:space="preserve">รับจากระบบ</w:t>
+              <w:t xml:space="preserve">รับจาก CRBS</w:t>
             </w:r>
           </w:p>
         </w:tc>
@@ -1512,7 +1619,6 @@
       <w:tr>
         <w:trPr>
           <w:cantSplit/>
-          <w:trHeight w:val="567" w:hRule="atLeast"/>
         </w:trPr>
         <w:tc>
           <w:tcPr>
@@ -1535,15 +1641,15 @@
             <w:r>
               <w:rPr>
                 <w:rFonts w:ascii="TH Sarabun New" w:cs="TH Sarabun New" w:eastAsia="TH Sarabun New" w:hAnsi="TH Sarabun New"/>
-                <w:b w:val="false"/>
-                <w:bCs w:val="false"/>
-                <w:i w:val="false"/>
-                <w:iCs w:val="false"/>
-                <w:color w:val="5A6B7C"/>
-                <w:sz w:val="28"/>
-                <w:szCs w:val="28"/>
-              </w:rPr>
-              <w:t xml:space="preserve">ACT-</w:t>
+                <w:b/>
+                <w:bCs/>
+                <w:i w:val="false"/>
+                <w:iCs w:val="false"/>
+                <w:color w:val="172333"/>
+                <w:sz w:val="28"/>
+                <w:szCs w:val="28"/>
+              </w:rPr>
+              <w:t>ACT-01</w:t>
             </w:r>
           </w:p>
         </w:tc>
@@ -1576,7 +1682,7 @@
                 <w:sz w:val="28"/>
                 <w:szCs w:val="28"/>
               </w:rPr>
-              <w:t xml:space="preserve"/>
+              <w:t>ผู้ทำของหาย (Requester)</w:t>
             </w:r>
           </w:p>
         </w:tc>
@@ -1609,7 +1715,7 @@
                 <w:sz w:val="28"/>
                 <w:szCs w:val="28"/>
               </w:rPr>
-              <w:t xml:space="preserve"/>
+              <w:t>แจ้งของหาย · ค้นหารายการของที่พบ · ยื่นหลักฐาน (≤10MB)</w:t>
             </w:r>
           </w:p>
         </w:tc>
@@ -1642,7 +1748,7 @@
                 <w:sz w:val="28"/>
                 <w:szCs w:val="28"/>
               </w:rPr>
-              <w:t xml:space="preserve"/>
+              <w:t>รายการของที่พบ (censored) · สถานะคำร้อง · แจ้งเตือนในระบบ</w:t>
             </w:r>
           </w:p>
         </w:tc>
@@ -1675,7 +1781,7 @@
                 <w:sz w:val="28"/>
                 <w:szCs w:val="28"/>
               </w:rPr>
-              <w:t xml:space="preserve"/>
+              <w:t>Core</w:t>
             </w:r>
           </w:p>
         </w:tc>
@@ -1683,7 +1789,6 @@
       <w:tr>
         <w:trPr>
           <w:cantSplit/>
-          <w:trHeight w:val="567" w:hRule="atLeast"/>
         </w:trPr>
         <w:tc>
           <w:tcPr>
@@ -1706,15 +1811,15 @@
             <w:r>
               <w:rPr>
                 <w:rFonts w:ascii="TH Sarabun New" w:cs="TH Sarabun New" w:eastAsia="TH Sarabun New" w:hAnsi="TH Sarabun New"/>
-                <w:b w:val="false"/>
-                <w:bCs w:val="false"/>
-                <w:i w:val="false"/>
-                <w:iCs w:val="false"/>
-                <w:color w:val="5A6B7C"/>
-                <w:sz w:val="28"/>
-                <w:szCs w:val="28"/>
-              </w:rPr>
-              <w:t xml:space="preserve">ACT-</w:t>
+                <w:b/>
+                <w:bCs/>
+                <w:i w:val="false"/>
+                <w:iCs w:val="false"/>
+                <w:color w:val="172333"/>
+                <w:sz w:val="28"/>
+                <w:szCs w:val="28"/>
+              </w:rPr>
+              <w:t>ACT-02</w:t>
             </w:r>
           </w:p>
         </w:tc>
@@ -1747,7 +1852,7 @@
                 <w:sz w:val="28"/>
                 <w:szCs w:val="28"/>
               </w:rPr>
-              <w:t xml:space="preserve"/>
+              <w:t>ผู้พบของ (Finder)</w:t>
             </w:r>
           </w:p>
         </w:tc>
@@ -1780,7 +1885,7 @@
                 <w:sz w:val="28"/>
                 <w:szCs w:val="28"/>
               </w:rPr>
-              <w:t xml:space="preserve"/>
+              <w:t>แจ้งเบาะแสและพิกัดที่พบสิ่งของ (ไม่ระบุตัวตน)</w:t>
             </w:r>
           </w:p>
         </w:tc>
@@ -1813,7 +1918,7 @@
                 <w:sz w:val="28"/>
                 <w:szCs w:val="28"/>
               </w:rPr>
-              <w:t xml:space="preserve"/>
+              <w:t>รหัสติดตามเบาะแส · ผลบันทึกรับเรื่อง</w:t>
             </w:r>
           </w:p>
         </w:tc>
@@ -1846,7 +1951,7 @@
                 <w:sz w:val="28"/>
                 <w:szCs w:val="28"/>
               </w:rPr>
-              <w:t xml:space="preserve"/>
+              <w:t>Core</w:t>
             </w:r>
           </w:p>
         </w:tc>
@@ -1854,7 +1959,6 @@
       <w:tr>
         <w:trPr>
           <w:cantSplit/>
-          <w:trHeight w:val="567" w:hRule="atLeast"/>
         </w:trPr>
         <w:tc>
           <w:tcPr>
@@ -1877,15 +1981,15 @@
             <w:r>
               <w:rPr>
                 <w:rFonts w:ascii="TH Sarabun New" w:cs="TH Sarabun New" w:eastAsia="TH Sarabun New" w:hAnsi="TH Sarabun New"/>
-                <w:b w:val="false"/>
-                <w:bCs w:val="false"/>
-                <w:i w:val="false"/>
-                <w:iCs w:val="false"/>
-                <w:color w:val="5A6B7C"/>
-                <w:sz w:val="28"/>
-                <w:szCs w:val="28"/>
-              </w:rPr>
-              <w:t xml:space="preserve">ACT-</w:t>
+                <w:b/>
+                <w:bCs/>
+                <w:i w:val="false"/>
+                <w:iCs w:val="false"/>
+                <w:color w:val="172333"/>
+                <w:sz w:val="28"/>
+                <w:szCs w:val="28"/>
+              </w:rPr>
+              <w:t>ACT-03</w:t>
             </w:r>
           </w:p>
         </w:tc>
@@ -1918,7 +2022,7 @@
                 <w:sz w:val="28"/>
                 <w:szCs w:val="28"/>
               </w:rPr>
-              <w:t xml:space="preserve"/>
+              <w:t>เจ้าหน้าที่ (Staff)</w:t>
             </w:r>
           </w:p>
         </w:tc>
@@ -1951,7 +2055,7 @@
                 <w:sz w:val="28"/>
                 <w:szCs w:val="28"/>
               </w:rPr>
-              <w:t xml:space="preserve"/>
+              <w:t>บันทึกรับของ · เบลอร์ภาพส่วนบุคคล · ตรวจหลักฐาน · ปิดงานคืน</w:t>
             </w:r>
           </w:p>
         </w:tc>
@@ -1984,7 +2088,7 @@
                 <w:sz w:val="28"/>
                 <w:szCs w:val="28"/>
               </w:rPr>
-              <w:t xml:space="preserve"/>
+              <w:t>คิวคำร้องรอตรวจ · รายการของในคลัง · รายงานของตกค้าง</w:t>
             </w:r>
           </w:p>
         </w:tc>
@@ -2017,7 +2121,7 @@
                 <w:sz w:val="28"/>
                 <w:szCs w:val="28"/>
               </w:rPr>
-              <w:t xml:space="preserve"/>
+              <w:t>Core</w:t>
             </w:r>
           </w:p>
         </w:tc>
@@ -2025,7 +2129,6 @@
       <w:tr>
         <w:trPr>
           <w:cantSplit/>
-          <w:trHeight w:val="567" w:hRule="atLeast"/>
         </w:trPr>
         <w:tc>
           <w:tcPr>
@@ -2048,15 +2151,15 @@
             <w:r>
               <w:rPr>
                 <w:rFonts w:ascii="TH Sarabun New" w:cs="TH Sarabun New" w:eastAsia="TH Sarabun New" w:hAnsi="TH Sarabun New"/>
-                <w:b w:val="false"/>
-                <w:bCs w:val="false"/>
-                <w:i w:val="false"/>
-                <w:iCs w:val="false"/>
-                <w:color w:val="5A6B7C"/>
-                <w:sz w:val="28"/>
-                <w:szCs w:val="28"/>
-              </w:rPr>
-              <w:t xml:space="preserve">ACT-</w:t>
+                <w:b/>
+                <w:bCs/>
+                <w:i w:val="false"/>
+                <w:iCs w:val="false"/>
+                <w:color w:val="172333"/>
+                <w:sz w:val="28"/>
+                <w:szCs w:val="28"/>
+              </w:rPr>
+              <w:t>ACT-04</w:t>
             </w:r>
           </w:p>
         </w:tc>
@@ -2089,7 +2192,7 @@
                 <w:sz w:val="28"/>
                 <w:szCs w:val="28"/>
               </w:rPr>
-              <w:t xml:space="preserve"/>
+              <w:t>ผู้ดูแลระบบ (IT Admin)</w:t>
             </w:r>
           </w:p>
         </w:tc>
@@ -2122,7 +2225,7 @@
                 <w:sz w:val="28"/>
                 <w:szCs w:val="28"/>
               </w:rPr>
-              <w:t xml:space="preserve"/>
+              <w:t>กำหนดบทบาทสิทธิ์ (RBAC) · ตรวจสอบความปลอดภัย</w:t>
             </w:r>
           </w:p>
         </w:tc>
@@ -2155,7 +2258,7 @@
                 <w:sz w:val="28"/>
                 <w:szCs w:val="28"/>
               </w:rPr>
-              <w:t xml:space="preserve"/>
+              <w:t>บันทึก Audit Log · รายงานภาพรวมระบบ</w:t>
             </w:r>
           </w:p>
         </w:tc>
@@ -2188,7 +2291,7 @@
                 <w:sz w:val="28"/>
                 <w:szCs w:val="28"/>
               </w:rPr>
-              <w:t xml:space="preserve"/>
+              <w:t>Core (รุ่นแรกใช้ role fixture: DD-01)</w:t>
             </w:r>
           </w:p>
         </w:tc>
@@ -2196,7 +2299,6 @@
       <w:tr>
         <w:trPr>
           <w:cantSplit/>
-          <w:trHeight w:val="567" w:hRule="atLeast"/>
         </w:trPr>
         <w:tc>
           <w:tcPr>
@@ -2219,15 +2321,15 @@
             <w:r>
               <w:rPr>
                 <w:rFonts w:ascii="TH Sarabun New" w:cs="TH Sarabun New" w:eastAsia="TH Sarabun New" w:hAnsi="TH Sarabun New"/>
-                <w:b w:val="false"/>
-                <w:bCs w:val="false"/>
-                <w:i w:val="false"/>
-                <w:iCs w:val="false"/>
-                <w:color w:val="5A6B7C"/>
-                <w:sz w:val="28"/>
-                <w:szCs w:val="28"/>
-              </w:rPr>
-              <w:t xml:space="preserve">EXT-</w:t>
+                <w:b/>
+                <w:bCs/>
+                <w:i w:val="false"/>
+                <w:iCs w:val="false"/>
+                <w:color w:val="172333"/>
+                <w:sz w:val="28"/>
+                <w:szCs w:val="28"/>
+              </w:rPr>
+              <w:t>EXT-01</w:t>
             </w:r>
           </w:p>
         </w:tc>
@@ -2260,7 +2362,7 @@
                 <w:sz w:val="28"/>
                 <w:szCs w:val="28"/>
               </w:rPr>
-              <w:t xml:space="preserve"/>
+              <w:t>Institutional Identity Service</w:t>
             </w:r>
           </w:p>
         </w:tc>
@@ -2293,7 +2395,7 @@
                 <w:sz w:val="28"/>
                 <w:szCs w:val="28"/>
               </w:rPr>
-              <w:t xml:space="preserve"/>
+              <w:t>คำขอยืนยันตัวตน (Login Request)</w:t>
             </w:r>
           </w:p>
         </w:tc>
@@ -2326,7 +2428,7 @@
                 <w:sz w:val="28"/>
                 <w:szCs w:val="28"/>
               </w:rPr>
-              <w:t xml:space="preserve"/>
+              <w:t>User Reference · Role Claims (Student/Staff)</w:t>
             </w:r>
           </w:p>
         </w:tc>
@@ -2359,7 +2461,7 @@
                 <w:sz w:val="28"/>
                 <w:szCs w:val="28"/>
               </w:rPr>
-              <w:t xml:space="preserve"/>
+              <w:t>Core boundary; protocol และ field = TBD (DD-01)</w:t>
             </w:r>
           </w:p>
         </w:tc>
@@ -2367,7 +2469,6 @@
       <w:tr>
         <w:trPr>
           <w:cantSplit/>
-          <w:trHeight w:val="567" w:hRule="atLeast"/>
         </w:trPr>
         <w:tc>
           <w:tcPr>
@@ -2390,15 +2491,15 @@
             <w:r>
               <w:rPr>
                 <w:rFonts w:ascii="TH Sarabun New" w:cs="TH Sarabun New" w:eastAsia="TH Sarabun New" w:hAnsi="TH Sarabun New"/>
-                <w:b w:val="false"/>
-                <w:bCs w:val="false"/>
-                <w:i w:val="false"/>
-                <w:iCs w:val="false"/>
-                <w:color w:val="5A6B7C"/>
-                <w:sz w:val="28"/>
-                <w:szCs w:val="28"/>
-              </w:rPr>
-              <w:t xml:space="preserve">EXT-</w:t>
+                <w:b/>
+                <w:bCs/>
+                <w:i w:val="false"/>
+                <w:iCs w:val="false"/>
+                <w:color w:val="172333"/>
+                <w:sz w:val="28"/>
+                <w:szCs w:val="28"/>
+              </w:rPr>
+              <w:t>EXT-02</w:t>
             </w:r>
           </w:p>
         </w:tc>
@@ -2431,7 +2532,7 @@
                 <w:sz w:val="28"/>
                 <w:szCs w:val="28"/>
               </w:rPr>
-              <w:t xml:space="preserve"/>
+              <w:t>External Notification Service</w:t>
             </w:r>
           </w:p>
         </w:tc>
@@ -2464,7 +2565,7 @@
                 <w:sz w:val="28"/>
                 <w:szCs w:val="28"/>
               </w:rPr>
-              <w:t xml:space="preserve"/>
+              <w:t>คำขอส่งข้อความแจ้งเตือนสถานะคำร้อง</w:t>
             </w:r>
           </w:p>
         </w:tc>
@@ -2497,7 +2598,7 @@
                 <w:sz w:val="28"/>
                 <w:szCs w:val="28"/>
               </w:rPr>
-              <w:t xml:space="preserve"/>
+              <w:t>ผลการส่ง (เมื่อเปิดใช้)</w:t>
             </w:r>
           </w:p>
         </w:tc>
@@ -2530,7 +2631,7 @@
                 <w:sz w:val="28"/>
                 <w:szCs w:val="28"/>
               </w:rPr>
-              <w:t xml:space="preserve"/>
+              <w:t>Extension — รุ่นแรกใช้ in-app notification (DD-03)</w:t>
             </w:r>
           </w:p>
         </w:tc>
@@ -2538,7 +2639,6 @@
       <w:tr>
         <w:trPr>
           <w:cantSplit/>
-          <w:trHeight w:val="567" w:hRule="atLeast"/>
         </w:trPr>
         <w:tc>
           <w:tcPr>
@@ -2561,15 +2661,15 @@
             <w:r>
               <w:rPr>
                 <w:rFonts w:ascii="TH Sarabun New" w:cs="TH Sarabun New" w:eastAsia="TH Sarabun New" w:hAnsi="TH Sarabun New"/>
-                <w:b w:val="false"/>
-                <w:bCs w:val="false"/>
-                <w:i w:val="false"/>
-                <w:iCs w:val="false"/>
-                <w:color w:val="5A6B7C"/>
-                <w:sz w:val="28"/>
-                <w:szCs w:val="28"/>
-              </w:rPr>
-              <w:t xml:space="preserve">EXT-</w:t>
+                <w:b/>
+                <w:bCs/>
+                <w:i w:val="false"/>
+                <w:iCs w:val="false"/>
+                <w:color w:val="172333"/>
+                <w:sz w:val="28"/>
+                <w:szCs w:val="28"/>
+              </w:rPr>
+              <w:t>EXT-03</w:t>
             </w:r>
           </w:p>
         </w:tc>
@@ -2602,7 +2702,7 @@
                 <w:sz w:val="28"/>
                 <w:szCs w:val="28"/>
               </w:rPr>
-              <w:t xml:space="preserve"/>
+              <w:t>Object Storage Service</w:t>
             </w:r>
           </w:p>
         </w:tc>
@@ -2635,7 +2735,7 @@
                 <w:sz w:val="28"/>
                 <w:szCs w:val="28"/>
               </w:rPr>
-              <w:t xml:space="preserve"/>
+              <w:t>อัปโหลดภาพ (censored) / ไฟล์หลักฐาน (private)</w:t>
             </w:r>
           </w:p>
         </w:tc>
@@ -2668,7 +2768,7 @@
                 <w:sz w:val="28"/>
                 <w:szCs w:val="28"/>
               </w:rPr>
-              <w:t xml:space="preserve"/>
+              <w:t>File URL / Secure Stream [DR-02]</w:t>
             </w:r>
           </w:p>
         </w:tc>
@@ -2701,178 +2801,7 @@
                 <w:sz w:val="28"/>
                 <w:szCs w:val="28"/>
               </w:rPr>
-              <w:t xml:space="preserve"/>
-            </w:r>
-          </w:p>
-        </w:tc>
-      </w:tr>
-      <w:tr>
-        <w:trPr>
-          <w:cantSplit/>
-          <w:trHeight w:val="567" w:hRule="atLeast"/>
-        </w:trPr>
-        <w:tc>
-          <w:tcPr>
-            <w:tcW w:type="dxa" w:w="867"/>
-            <w:tcBorders>
-              <w:top w:val="single" w:color="C9D3DC" w:sz="4"/>
-              <w:left w:val="single" w:color="C9D3DC" w:sz="4"/>
-              <w:bottom w:val="single" w:color="C9D3DC" w:sz="4"/>
-              <w:right w:val="single" w:color="C9D3DC" w:sz="4"/>
-            </w:tcBorders>
-            <w:shd w:fill="F1F7FA" w:color="auto" w:val="clear"/>
-            <w:tcMar>
-              <w:top w:type="dxa" w:w="40"/>
-              <w:left w:type="dxa" w:w="90"/>
-              <w:bottom w:type="dxa" w:w="40"/>
-              <w:right w:type="dxa" w:w="90"/>
-            </w:tcMar>
-          </w:tcPr>
-          <w:p>
-            <w:r>
-              <w:rPr>
-                <w:rFonts w:ascii="TH Sarabun New" w:cs="TH Sarabun New" w:eastAsia="TH Sarabun New" w:hAnsi="TH Sarabun New"/>
-                <w:b w:val="false"/>
-                <w:bCs w:val="false"/>
-                <w:i w:val="false"/>
-                <w:iCs w:val="false"/>
-                <w:color w:val="5A6B7C"/>
-                <w:sz w:val="28"/>
-                <w:szCs w:val="28"/>
-              </w:rPr>
-              <w:t xml:space="preserve"/>
-            </w:r>
-          </w:p>
-        </w:tc>
-        <w:tc>
-          <w:tcPr>
-            <w:tcW w:type="dxa" w:w="1831"/>
-            <w:tcBorders>
-              <w:top w:val="single" w:color="C9D3DC" w:sz="4"/>
-              <w:left w:val="single" w:color="C9D3DC" w:sz="4"/>
-              <w:bottom w:val="single" w:color="C9D3DC" w:sz="4"/>
-              <w:right w:val="single" w:color="C9D3DC" w:sz="4"/>
-            </w:tcBorders>
-            <w:shd w:fill="F1F7FA" w:color="auto" w:val="clear"/>
-            <w:tcMar>
-              <w:top w:type="dxa" w:w="40"/>
-              <w:left w:type="dxa" w:w="90"/>
-              <w:bottom w:type="dxa" w:w="40"/>
-              <w:right w:type="dxa" w:w="90"/>
-            </w:tcMar>
-          </w:tcPr>
-          <w:p>
-            <w:r>
-              <w:rPr>
-                <w:rFonts w:ascii="TH Sarabun New" w:cs="TH Sarabun New" w:eastAsia="TH Sarabun New" w:hAnsi="TH Sarabun New"/>
-                <w:b w:val="false"/>
-                <w:bCs w:val="false"/>
-                <w:i w:val="false"/>
-                <w:iCs w:val="false"/>
-                <w:color w:val="172333"/>
-                <w:sz w:val="28"/>
-                <w:szCs w:val="28"/>
-              </w:rPr>
-              <w:t xml:space="preserve"/>
-            </w:r>
-          </w:p>
-        </w:tc>
-        <w:tc>
-          <w:tcPr>
-            <w:tcW w:type="dxa" w:w="2409"/>
-            <w:tcBorders>
-              <w:top w:val="single" w:color="C9D3DC" w:sz="4"/>
-              <w:left w:val="single" w:color="C9D3DC" w:sz="4"/>
-              <w:bottom w:val="single" w:color="C9D3DC" w:sz="4"/>
-              <w:right w:val="single" w:color="C9D3DC" w:sz="4"/>
-            </w:tcBorders>
-            <w:shd w:fill="F1F7FA" w:color="auto" w:val="clear"/>
-            <w:tcMar>
-              <w:top w:type="dxa" w:w="40"/>
-              <w:left w:type="dxa" w:w="90"/>
-              <w:bottom w:type="dxa" w:w="40"/>
-              <w:right w:type="dxa" w:w="90"/>
-            </w:tcMar>
-          </w:tcPr>
-          <w:p>
-            <w:r>
-              <w:rPr>
-                <w:rFonts w:ascii="TH Sarabun New" w:cs="TH Sarabun New" w:eastAsia="TH Sarabun New" w:hAnsi="TH Sarabun New"/>
-                <w:b w:val="false"/>
-                <w:bCs w:val="false"/>
-                <w:i w:val="false"/>
-                <w:iCs w:val="false"/>
-                <w:color w:val="172333"/>
-                <w:sz w:val="28"/>
-                <w:szCs w:val="28"/>
-              </w:rPr>
-              <w:t xml:space="preserve"/>
-            </w:r>
-          </w:p>
-        </w:tc>
-        <w:tc>
-          <w:tcPr>
-            <w:tcW w:type="dxa" w:w="2409"/>
-            <w:tcBorders>
-              <w:top w:val="single" w:color="C9D3DC" w:sz="4"/>
-              <w:left w:val="single" w:color="C9D3DC" w:sz="4"/>
-              <w:bottom w:val="single" w:color="C9D3DC" w:sz="4"/>
-              <w:right w:val="single" w:color="C9D3DC" w:sz="4"/>
-            </w:tcBorders>
-            <w:shd w:fill="F1F7FA" w:color="auto" w:val="clear"/>
-            <w:tcMar>
-              <w:top w:type="dxa" w:w="40"/>
-              <w:left w:type="dxa" w:w="90"/>
-              <w:bottom w:type="dxa" w:w="40"/>
-              <w:right w:type="dxa" w:w="90"/>
-            </w:tcMar>
-          </w:tcPr>
-          <w:p>
-            <w:r>
-              <w:rPr>
-                <w:rFonts w:ascii="TH Sarabun New" w:cs="TH Sarabun New" w:eastAsia="TH Sarabun New" w:hAnsi="TH Sarabun New"/>
-                <w:b w:val="false"/>
-                <w:bCs w:val="false"/>
-                <w:i w:val="false"/>
-                <w:iCs w:val="false"/>
-                <w:color w:val="172333"/>
-                <w:sz w:val="28"/>
-                <w:szCs w:val="28"/>
-              </w:rPr>
-              <w:t xml:space="preserve"/>
-            </w:r>
-          </w:p>
-        </w:tc>
-        <w:tc>
-          <w:tcPr>
-            <w:tcW w:type="dxa" w:w="2122"/>
-            <w:tcBorders>
-              <w:top w:val="single" w:color="C9D3DC" w:sz="4"/>
-              <w:left w:val="single" w:color="C9D3DC" w:sz="4"/>
-              <w:bottom w:val="single" w:color="C9D3DC" w:sz="4"/>
-              <w:right w:val="single" w:color="C9D3DC" w:sz="4"/>
-            </w:tcBorders>
-            <w:shd w:fill="F1F7FA" w:color="auto" w:val="clear"/>
-            <w:tcMar>
-              <w:top w:type="dxa" w:w="40"/>
-              <w:left w:type="dxa" w:w="90"/>
-              <w:bottom w:type="dxa" w:w="40"/>
-              <w:right w:type="dxa" w:w="90"/>
-            </w:tcMar>
-          </w:tcPr>
-          <w:p>
-            <w:r>
-              <w:rPr>
-                <w:rFonts w:ascii="TH Sarabun New" w:cs="TH Sarabun New" w:eastAsia="TH Sarabun New" w:hAnsi="TH Sarabun New"/>
-                <w:b w:val="false"/>
-                <w:bCs w:val="false"/>
-                <w:i w:val="false"/>
-                <w:iCs w:val="false"/>
-                <w:color w:val="172333"/>
-                <w:sz w:val="28"/>
-                <w:szCs w:val="28"/>
-              </w:rPr>
-              <w:t xml:space="preserve"/>
+              <w:t>Core boundary · Secure Storage</w:t>
             </w:r>
           </w:p>
         </w:tc>
@@ -2906,7 +2835,7 @@
           <w:sz w:val="32"/>
           <w:szCs w:val="32"/>
         </w:rPr>
-        <w:t xml:space="preserve">ระบบรับผิดชอบ:</w:t>
+        <w:t xml:space="preserve">ระบบรับผิดชอบ: รับแจ้งของหายและค้นหารายการของที่พบ · รับแจ้งเบาะแสและพิกัดพบของแบบไม่ระบุตัวตน · บันทึกรับเข้าคลังและเบลอร์ภาพส่วนบุคคล (PDPA) · รับไฟล์หลักฐานยืนยันตน (≤ 10MB) แบบส่วนตัว · ตรวจสอบหลักฐานและเปลี่ยนสถานะคำร้อง · บันทึกการส่งมอบสิ่งของคืน (Returned) · ควบคุมสิทธิ์ RBAC และบันทึก Audit Log ทุกขั้นตอน · สรุปรายงานสิ่งของตกค้างเกินกำหนด (Unclaimed)</w:t>
       </w:r>
       <w:r>
         <w:rPr>
@@ -2919,7 +2848,7 @@
           <w:sz w:val="32"/>
           <w:szCs w:val="32"/>
         </w:rPr>
-        <w:t xml:space="preserve"> ......................................................................................</w:t>
+        <w:t xml:space="preserve"/>
       </w:r>
     </w:p>
     <w:p>
@@ -2946,7 +2875,7 @@
           <w:sz w:val="32"/>
           <w:szCs w:val="32"/>
         </w:rPr>
-        <w:t xml:space="preserve">ไม่รับผิดชอบ:</w:t>
+        <w:t xml:space="preserve">ไม่รับผิดชอบ: การติดตามพัสดุหรือจัดส่งสิ่งของทางไปรษณีย์ · กล้องวงจรปิด (CCTV) และระบบรักษาความปลอดภัยกายภาพ · การตรวจสอบสิทธิ์ทางกฎหมายเต็มรูปแบบ / คดีความ · การขายทอดตลาด / ประมูล / ทำลายทรัพย์สินจริง · การส่งข้อความแจ้งเตือนภายนอกที่ยังไม่ยืนยัน integration · การจัดสรรอัตรากำลังเจ้าหน้าที่กายภาพประจำตึก</w:t>
       </w:r>
       <w:r>
         <w:rPr>
@@ -2959,68 +2888,59 @@
           <w:sz w:val="32"/>
           <w:szCs w:val="32"/>
         </w:rPr>
-        <w:t xml:space="preserve"> ............................................................................................</w:t>
+        <w:t xml:space="preserve"/>
       </w:r>
     </w:p>
-    <w:tbl>
-      <w:tblPr>
-        <w:tblW w:type="dxa" w:w="15318"/>
-        <w:tblBorders>
-          <w:top w:val="single" w:color="auto" w:sz="4"/>
-          <w:left w:val="single" w:color="auto" w:sz="4"/>
-          <w:bottom w:val="single" w:color="auto" w:sz="4"/>
-          <w:right w:val="single" w:color="auto" w:sz="4"/>
-          <w:insideH w:val="single" w:color="auto" w:sz="4"/>
-          <w:insideV w:val="single" w:color="auto" w:sz="4"/>
-        </w:tblBorders>
-      </w:tblPr>
-      <w:tblGrid>
-        <w:gridCol w:w="15318"/>
-      </w:tblGrid>
-      <w:tr>
-        <w:trPr>
-          <w:trHeight w:val="8505" w:hRule="atLeast"/>
-        </w:trPr>
-        <w:tc>
-          <w:tcPr>
-            <w:tcW w:type="dxa" w:w="15318"/>
-            <w:tcBorders>
-              <w:top w:val="dashed" w:color="8A99A8" w:sz="8"/>
-              <w:left w:val="dashed" w:color="8A99A8" w:sz="8"/>
-              <w:bottom w:val="dashed" w:color="8A99A8" w:sz="8"/>
-              <w:right w:val="dashed" w:color="8A99A8" w:sz="8"/>
-            </w:tcBorders>
-            <w:shd w:fill="FAFBFC" w:color="auto" w:val="clear"/>
-            <w:tcMar>
-              <w:top w:type="dxa" w:w="100"/>
-              <w:left w:type="dxa" w:w="200"/>
-              <w:bottom w:type="dxa" w:w="100"/>
-              <w:right w:type="dxa" w:w="200"/>
-            </w:tcMar>
-            <w:vAlign w:val="center"/>
-          </w:tcPr>
-          <w:p>
-            <w:pPr>
-              <w:jc w:val="center"/>
-            </w:pPr>
-            <w:r>
-              <w:rPr>
-                <w:rFonts w:ascii="TH Sarabun New" w:cs="TH Sarabun New" w:eastAsia="TH Sarabun New" w:hAnsi="TH Sarabun New"/>
-                <w:i/>
-                <w:iCs/>
-                <w:color w:val="8A99A8"/>
-                <w:sz w:val="28"/>
-                <w:szCs w:val="28"/>
-              </w:rPr>
-              <w:t xml:space="preserve">วางภาพ Context diagram ที่นี่ (export PNG จาก draw.io — เก็บไฟล์ .drawio ไว้ที่ diagrams/architecture/)</w:t>
-            </w:r>
-          </w:p>
-        </w:tc>
-      </w:tr>
-    </w:tbl>
     <w:p>
       <w:pPr>
-        <w:spacing w:after="160" w:before="40"/>
+        <w:keepNext/>
+        <w:spacing w:after="40" w:before="80"/>
+        <w:jc w:val="center"/>
+      </w:pPr>
+      <w:r>
+        <w:drawing>
+          <wp:inline distT="0" distB="0" distL="0" distR="0">
+            <wp:extent cx="9620250" cy="4533900"/>
+            <wp:effectExtent t="0" r="0" b="0" l="0"/>
+            <wp:docPr id="1" name="" descr="" title=""/>
+            <wp:cNvGraphicFramePr>
+              <a:graphicFrameLocks noChangeAspect="1"/>
+            </wp:cNvGraphicFramePr>
+            <a:graphic>
+              <a:graphicData uri="http://schemas.openxmlformats.org/drawingml/2006/picture">
+                <pic:pic>
+                  <pic:nvPicPr>
+                    <pic:cNvPr id="0" name="" descr=""/>
+                    <pic:cNvPicPr>
+                      <a:picLocks noChangeAspect="1" noChangeArrowheads="1"/>
+                    </pic:cNvPicPr>
+                  </pic:nvPicPr>
+                  <pic:blipFill>
+                    <a:blip r:embed="rId22" cstate="none"/>
+                    <a:srcRect/>
+                    <a:stretch>
+                      <a:fillRect/>
+                    </a:stretch>
+                  </pic:blipFill>
+                  <pic:spPr bwMode="auto">
+                    <a:xfrm>
+                      <a:off x="0" y="0"/>
+                      <a:ext cx="9620250" cy="4533900"/>
+                    </a:xfrm>
+                    <a:prstGeom prst="rect">
+                      <a:avLst/>
+                    </a:prstGeom>
+                  </pic:spPr>
+                </pic:pic>
+              </a:graphicData>
+            </a:graphic>
+          </wp:inline>
+        </w:drawing>
+      </w:r>
+    </w:p>
+    <w:p>
+      <w:pPr>
+        <w:spacing w:after="160"/>
         <w:jc w:val="center"/>
         <w:sectPr>
           <w:headerReference w:type="default" r:id="rId9"/>
@@ -3040,7 +2960,7 @@
           <w:sz w:val="26"/>
           <w:szCs w:val="26"/>
         </w:rPr>
-        <w:t xml:space="preserve">ภาพที่ 1 Context diagram ของ [ชื่อระบบ] (C4 ระดับ 1)</w:t>
+        <w:t xml:space="preserve">ภาพที่ 2 Context diagram ของ Campus Lost and Found (C4 ระดับ 1) — ระบบ 1 กล่อง ผู้ใช้ และระบบภายนอก</w:t>
       </w:r>
     </w:p>
     <w:p>
@@ -3066,18 +2986,47 @@
     </w:p>
     <w:p>
       <w:pPr>
+        <w:keepNext w:val="false"/>
         <w:spacing w:after="100"/>
       </w:pPr>
       <w:r>
         <w:rPr>
           <w:rFonts w:ascii="TH Sarabun New" w:cs="TH Sarabun New" w:eastAsia="TH Sarabun New" w:hAnsi="TH Sarabun New"/>
-          <w:i/>
-          <w:iCs/>
-          <w:color w:val="7F8C99"/>
-          <w:sz w:val="28"/>
-          <w:szCs w:val="28"/>
+          <w:b w:val="false"/>
+          <w:bCs w:val="false"/>
+          <w:i w:val="false"/>
+          <w:iCs w:val="false"/>
+          <w:color w:val="172333"/>
+          <w:sz w:val="32"/>
+          <w:szCs w:val="32"/>
         </w:rPr>
-        <w:t xml:space="preserve">(คำแนะนำ: เริ่มจาก 3 ชิ้น (เว็บแอป + API + ฐานข้อมูล) แล้วเพิ่มเฉพาะเมื่อ FR/NFR บังคับ · ใต้ชื่อทุกกล่องเขียน [Container: ชนิด · เทคโนโลยี] · ลูกศรทุกเส้นบอกว่าส่งอะไร ผ่านอะไร · ระบบภายนอกต้องตรงกับภาพที่ 1 · ช่อง "รันที่ไหน · ใครควบคุม" ดูเมนูในหัวข้อ 4)</w:t>
+        <w:t xml:space="preserve">ซูมเข้าไปในกล่อง Campus Lost and Found: ระบบมี 4 ชิ้นที่ต้องรัน — เว็บแอป · โปรแกรมฝั่ง server · ฐานข้อมูล · ที่เก็บไฟล์ปลอดภัย — แต่ละชิ้นบอกชนิด เทคโนโลยี และหน้าที่ (ภาพที่ 3 อยู่ท้ายหัวข้อนี้)</w:t>
+      </w:r>
+      <w:r>
+        <w:rPr>
+          <w:rFonts w:ascii="TH Sarabun New" w:cs="TH Sarabun New" w:eastAsia="TH Sarabun New" w:hAnsi="TH Sarabun New"/>
+          <w:b/>
+          <w:bCs/>
+          <w:i w:val="false"/>
+          <w:iCs w:val="false"/>
+          <w:color w:val="173B65"/>
+          <w:sz w:val="32"/>
+          <w:szCs w:val="32"/>
+        </w:rPr>
+        <w:t xml:space="preserve"/>
+      </w:r>
+      <w:r>
+        <w:rPr>
+          <w:rFonts w:ascii="TH Sarabun New" w:cs="TH Sarabun New" w:eastAsia="TH Sarabun New" w:hAnsi="TH Sarabun New"/>
+          <w:b w:val="false"/>
+          <w:bCs w:val="false"/>
+          <w:i w:val="false"/>
+          <w:iCs w:val="false"/>
+          <w:color w:val="172333"/>
+          <w:sz w:val="32"/>
+          <w:szCs w:val="32"/>
+        </w:rPr>
+        <w:t xml:space="preserve"/>
       </w:r>
     </w:p>
     <w:tbl>
@@ -3203,7 +3152,7 @@
                 <w:sz w:val="28"/>
                 <w:szCs w:val="28"/>
               </w:rPr>
-              <w:t xml:space="preserve">ชนิด · stack</w:t>
+              <w:t xml:space="preserve">ชนิด · stack (Proposed)</w:t>
             </w:r>
           </w:p>
         </w:tc>
@@ -3313,7 +3262,6 @@
       <w:tr>
         <w:trPr>
           <w:cantSplit/>
-          <w:trHeight w:val="737" w:hRule="atLeast"/>
         </w:trPr>
         <w:tc>
           <w:tcPr>
@@ -3336,15 +3284,15 @@
             <w:r>
               <w:rPr>
                 <w:rFonts w:ascii="TH Sarabun New" w:cs="TH Sarabun New" w:eastAsia="TH Sarabun New" w:hAnsi="TH Sarabun New"/>
-                <w:b w:val="false"/>
-                <w:bCs w:val="false"/>
-                <w:i w:val="false"/>
-                <w:iCs w:val="false"/>
-                <w:color w:val="5A6B7C"/>
-                <w:sz w:val="28"/>
-                <w:szCs w:val="28"/>
-              </w:rPr>
-              <w:t xml:space="preserve"/>
+                <w:b/>
+                <w:bCs/>
+                <w:i w:val="false"/>
+                <w:iCs w:val="false"/>
+                <w:color w:val="172333"/>
+                <w:sz w:val="28"/>
+                <w:szCs w:val="28"/>
+              </w:rPr>
+              <w:t>Web Application</w:t>
             </w:r>
           </w:p>
         </w:tc>
@@ -3377,7 +3325,7 @@
                 <w:sz w:val="28"/>
                 <w:szCs w:val="28"/>
               </w:rPr>
-              <w:t xml:space="preserve"/>
+              <w:t>หน้าจอสำหรับ Requester, Finder, Staff และ IT Admin: ค้นหา · แจ้งเบาะแส · ยื่นหลักฐาน · คิวตรวจคำร้องและจัดการคลัง; แสดงเมนูตาม role</w:t>
             </w:r>
           </w:p>
         </w:tc>
@@ -3410,7 +3358,7 @@
                 <w:sz w:val="28"/>
                 <w:szCs w:val="28"/>
               </w:rPr>
-              <w:t xml:space="preserve"/>
+              <w:t>เว็บแอปในเบราว์เซอร์ Responsive · React</w:t>
             </w:r>
           </w:p>
         </w:tc>
@@ -3443,7 +3391,7 @@
                 <w:sz w:val="28"/>
                 <w:szCs w:val="28"/>
               </w:rPr>
-              <w:t xml:space="preserve"/>
+              <w:t>เบราว์เซอร์บนเครื่องหรือมือถือของผู้ใช้ — ผู้ใช้ควบคุม</w:t>
             </w:r>
           </w:p>
         </w:tc>
@@ -3476,7 +3424,7 @@
                 <w:sz w:val="28"/>
                 <w:szCs w:val="28"/>
               </w:rPr>
-              <w:t xml:space="preserve"/>
+              <w:t>ไม่เก็บข้อมูลถาวร</w:t>
             </w:r>
           </w:p>
         </w:tc>
@@ -3509,7 +3457,7 @@
                 <w:sz w:val="28"/>
                 <w:szCs w:val="28"/>
               </w:rPr>
-              <w:t xml:space="preserve"/>
+              <w:t>API Application — เรียก API ค้นหา · แจ้งเบาะแส · ส่งคำร้อง · ตัดสิน · ดูสถานะ [REST/JSON · HTTPS]</w:t>
             </w:r>
           </w:p>
         </w:tc>
@@ -3517,7 +3465,6 @@
       <w:tr>
         <w:trPr>
           <w:cantSplit/>
-          <w:trHeight w:val="737" w:hRule="atLeast"/>
         </w:trPr>
         <w:tc>
           <w:tcPr>
@@ -3540,15 +3487,15 @@
             <w:r>
               <w:rPr>
                 <w:rFonts w:ascii="TH Sarabun New" w:cs="TH Sarabun New" w:eastAsia="TH Sarabun New" w:hAnsi="TH Sarabun New"/>
-                <w:b w:val="false"/>
-                <w:bCs w:val="false"/>
-                <w:i w:val="false"/>
-                <w:iCs w:val="false"/>
-                <w:color w:val="5A6B7C"/>
-                <w:sz w:val="28"/>
-                <w:szCs w:val="28"/>
-              </w:rPr>
-              <w:t xml:space="preserve"/>
+                <w:b/>
+                <w:bCs/>
+                <w:i w:val="false"/>
+                <w:iCs w:val="false"/>
+                <w:color w:val="172333"/>
+                <w:sz w:val="28"/>
+                <w:szCs w:val="28"/>
+              </w:rPr>
+              <w:t>API Application</w:t>
             </w:r>
           </w:p>
         </w:tc>
@@ -3581,7 +3528,7 @@
                 <w:sz w:val="28"/>
                 <w:szCs w:val="28"/>
               </w:rPr>
-              <w:t xml:space="preserve"/>
+              <w:t>กติกา BR-CLF-01 (เบลอร์ภาพ/เซ็นเซอร์ข้อมูลส่วนบุคคล) · ตรวจสิทธิ์ RBAC (NFR-CLF-01) · State Guard ตรึง Pending ป้องกันสวมรอย (D2) · ตรวจไฟล์แนบ ≤10MB (FR-CLF-04) · บันทึก Audit Log ทุก action (D3)</w:t>
             </w:r>
           </w:p>
         </w:tc>
@@ -3614,7 +3561,7 @@
                 <w:sz w:val="28"/>
                 <w:szCs w:val="28"/>
               </w:rPr>
-              <w:t xml:space="preserve"/>
+              <w:t>โปรแกรมฝั่ง server · Node.js + Express</w:t>
             </w:r>
           </w:p>
         </w:tc>
@@ -3647,7 +3594,7 @@
                 <w:sz w:val="28"/>
                 <w:szCs w:val="28"/>
               </w:rPr>
-              <w:t xml:space="preserve"/>
+              <w:t>server ของทีม — ทีมควบคุม</w:t>
             </w:r>
           </w:p>
         </w:tc>
@@ -3680,7 +3627,7 @@
                 <w:sz w:val="28"/>
                 <w:szCs w:val="28"/>
               </w:rPr>
-              <w:t xml:space="preserve"/>
+              <w:t>ไม่เก็บเอง — อ่าน/เขียนผ่าน Database และ File Storage</w:t>
             </w:r>
           </w:p>
         </w:tc>
@@ -3713,7 +3660,7 @@
                 <w:sz w:val="28"/>
                 <w:szCs w:val="28"/>
               </w:rPr>
-              <w:t xml:space="preserve"/>
+              <w:t>Database [SQL · transaction] · File Storage [Secure Stream] · EXT-01 [protocol = TBD] · EXT-02 (Extension)</w:t>
             </w:r>
           </w:p>
         </w:tc>
@@ -3721,7 +3668,6 @@
       <w:tr>
         <w:trPr>
           <w:cantSplit/>
-          <w:trHeight w:val="737" w:hRule="atLeast"/>
         </w:trPr>
         <w:tc>
           <w:tcPr>
@@ -3744,15 +3690,15 @@
             <w:r>
               <w:rPr>
                 <w:rFonts w:ascii="TH Sarabun New" w:cs="TH Sarabun New" w:eastAsia="TH Sarabun New" w:hAnsi="TH Sarabun New"/>
-                <w:b w:val="false"/>
-                <w:bCs w:val="false"/>
-                <w:i w:val="false"/>
-                <w:iCs w:val="false"/>
-                <w:color w:val="5A6B7C"/>
-                <w:sz w:val="28"/>
-                <w:szCs w:val="28"/>
-              </w:rPr>
-              <w:t xml:space="preserve"/>
+                <w:b/>
+                <w:bCs/>
+                <w:i w:val="false"/>
+                <w:iCs w:val="false"/>
+                <w:color w:val="172333"/>
+                <w:sz w:val="28"/>
+                <w:szCs w:val="28"/>
+              </w:rPr>
+              <w:t>Database</w:t>
             </w:r>
           </w:p>
         </w:tc>
@@ -3785,7 +3731,7 @@
                 <w:sz w:val="28"/>
                 <w:szCs w:val="28"/>
               </w:rPr>
-              <w:t xml:space="preserve"/>
+              <w:t>เก็บข้อมูลเชิงโครงสร้างทั้งหมด (DR-01 ถึง DR-04) · แหล่งเดียวของ State และ Audit Log รองรับ ACID Transaction (D2, D3)</w:t>
             </w:r>
           </w:p>
         </w:tc>
@@ -3818,7 +3764,7 @@
                 <w:sz w:val="28"/>
                 <w:szCs w:val="28"/>
               </w:rPr>
-              <w:t xml:space="preserve"/>
+              <w:t>ฐานข้อมูลเชิงสัมพันธ์ · PostgreSQL</w:t>
             </w:r>
           </w:p>
         </w:tc>
@@ -3851,7 +3797,7 @@
                 <w:sz w:val="28"/>
                 <w:szCs w:val="28"/>
               </w:rPr>
-              <w:t xml:space="preserve"/>
+              <w:t>server ฐานข้อมูล — ทีมควบคุม · เข้าถึงผ่าน API เท่านั้น</w:t>
             </w:r>
           </w:p>
         </w:tc>
@@ -3884,7 +3830,7 @@
                 <w:sz w:val="28"/>
                 <w:szCs w:val="28"/>
               </w:rPr>
-              <w:t xml:space="preserve"/>
+              <w:t>DR-01 ถึง DR-04, Audit Logs</w:t>
             </w:r>
           </w:p>
         </w:tc>
@@ -3917,7 +3863,7 @@
                 <w:sz w:val="28"/>
                 <w:szCs w:val="28"/>
               </w:rPr>
-              <w:t xml:space="preserve"/>
+              <w:t>API Application เท่านั้น</w:t>
             </w:r>
           </w:p>
         </w:tc>
@@ -3925,7 +3871,6 @@
       <w:tr>
         <w:trPr>
           <w:cantSplit/>
-          <w:trHeight w:val="737" w:hRule="atLeast"/>
         </w:trPr>
         <w:tc>
           <w:tcPr>
@@ -3936,27 +3881,27 @@
               <w:bottom w:val="single" w:color="C9D3DC" w:sz="4"/>
               <w:right w:val="single" w:color="C9D3DC" w:sz="4"/>
             </w:tcBorders>
-            <w:shd w:fill="F1F7FA" w:color="auto" w:val="clear"/>
-            <w:tcMar>
-              <w:top w:type="dxa" w:w="40"/>
-              <w:left w:type="dxa" w:w="90"/>
-              <w:bottom w:type="dxa" w:w="40"/>
-              <w:right w:type="dxa" w:w="90"/>
-            </w:tcMar>
-          </w:tcPr>
-          <w:p>
-            <w:r>
-              <w:rPr>
-                <w:rFonts w:ascii="TH Sarabun New" w:cs="TH Sarabun New" w:eastAsia="TH Sarabun New" w:hAnsi="TH Sarabun New"/>
-                <w:b w:val="false"/>
-                <w:bCs w:val="false"/>
-                <w:i w:val="false"/>
-                <w:iCs w:val="false"/>
-                <w:color w:val="5A6B7C"/>
-                <w:sz w:val="28"/>
-                <w:szCs w:val="28"/>
-              </w:rPr>
-              <w:t xml:space="preserve">(ถ้ามี)</w:t>
+            <w:shd w:fill="FFFFFF" w:color="auto" w:val="clear"/>
+            <w:tcMar>
+              <w:top w:type="dxa" w:w="40"/>
+              <w:left w:type="dxa" w:w="90"/>
+              <w:bottom w:type="dxa" w:w="40"/>
+              <w:right w:type="dxa" w:w="90"/>
+            </w:tcMar>
+          </w:tcPr>
+          <w:p>
+            <w:r>
+              <w:rPr>
+                <w:rFonts w:ascii="TH Sarabun New" w:cs="TH Sarabun New" w:eastAsia="TH Sarabun New" w:hAnsi="TH Sarabun New"/>
+                <w:b/>
+                <w:bCs/>
+                <w:i w:val="false"/>
+                <w:iCs w:val="false"/>
+                <w:color w:val="172333"/>
+                <w:sz w:val="28"/>
+                <w:szCs w:val="28"/>
+              </w:rPr>
+              <w:t>File Storage</w:t>
             </w:r>
           </w:p>
         </w:tc>
@@ -3969,27 +3914,27 @@
               <w:bottom w:val="single" w:color="C9D3DC" w:sz="4"/>
               <w:right w:val="single" w:color="C9D3DC" w:sz="4"/>
             </w:tcBorders>
-            <w:shd w:fill="F1F7FA" w:color="auto" w:val="clear"/>
-            <w:tcMar>
-              <w:top w:type="dxa" w:w="40"/>
-              <w:left w:type="dxa" w:w="90"/>
-              <w:bottom w:type="dxa" w:w="40"/>
-              <w:right w:type="dxa" w:w="90"/>
-            </w:tcMar>
-          </w:tcPr>
-          <w:p>
-            <w:r>
-              <w:rPr>
-                <w:rFonts w:ascii="TH Sarabun New" w:cs="TH Sarabun New" w:eastAsia="TH Sarabun New" w:hAnsi="TH Sarabun New"/>
-                <w:b w:val="false"/>
-                <w:bCs w:val="false"/>
-                <w:i w:val="false"/>
-                <w:iCs w:val="false"/>
-                <w:color w:val="172333"/>
-                <w:sz w:val="28"/>
-                <w:szCs w:val="28"/>
-              </w:rPr>
-              <w:t xml:space="preserve"/>
+            <w:shd w:fill="FFFFFF" w:color="auto" w:val="clear"/>
+            <w:tcMar>
+              <w:top w:type="dxa" w:w="40"/>
+              <w:left w:type="dxa" w:w="90"/>
+              <w:bottom w:type="dxa" w:w="40"/>
+              <w:right w:type="dxa" w:w="90"/>
+            </w:tcMar>
+          </w:tcPr>
+          <w:p>
+            <w:r>
+              <w:rPr>
+                <w:rFonts w:ascii="TH Sarabun New" w:cs="TH Sarabun New" w:eastAsia="TH Sarabun New" w:hAnsi="TH Sarabun New"/>
+                <w:b w:val="false"/>
+                <w:bCs w:val="false"/>
+                <w:i w:val="false"/>
+                <w:iCs w:val="false"/>
+                <w:color w:val="172333"/>
+                <w:sz w:val="28"/>
+                <w:szCs w:val="28"/>
+              </w:rPr>
+              <w:t>เก็บภาพถ่ายสิ่งของที่เบลอร์แล้ว (Public) และไฟล์หลักฐานยืนยันตน (DR-02 Private ≤ 10MB) ป้องกัน Direct Public URL</w:t>
             </w:r>
           </w:p>
         </w:tc>
@@ -4002,27 +3947,27 @@
               <w:bottom w:val="single" w:color="C9D3DC" w:sz="4"/>
               <w:right w:val="single" w:color="C9D3DC" w:sz="4"/>
             </w:tcBorders>
-            <w:shd w:fill="F1F7FA" w:color="auto" w:val="clear"/>
-            <w:tcMar>
-              <w:top w:type="dxa" w:w="40"/>
-              <w:left w:type="dxa" w:w="90"/>
-              <w:bottom w:type="dxa" w:w="40"/>
-              <w:right w:type="dxa" w:w="90"/>
-            </w:tcMar>
-          </w:tcPr>
-          <w:p>
-            <w:r>
-              <w:rPr>
-                <w:rFonts w:ascii="TH Sarabun New" w:cs="TH Sarabun New" w:eastAsia="TH Sarabun New" w:hAnsi="TH Sarabun New"/>
-                <w:b w:val="false"/>
-                <w:bCs w:val="false"/>
-                <w:i w:val="false"/>
-                <w:iCs w:val="false"/>
-                <w:color w:val="172333"/>
-                <w:sz w:val="28"/>
-                <w:szCs w:val="28"/>
-              </w:rPr>
-              <w:t xml:space="preserve"/>
+            <w:shd w:fill="FFFFFF" w:color="auto" w:val="clear"/>
+            <w:tcMar>
+              <w:top w:type="dxa" w:w="40"/>
+              <w:left w:type="dxa" w:w="90"/>
+              <w:bottom w:type="dxa" w:w="40"/>
+              <w:right w:type="dxa" w:w="90"/>
+            </w:tcMar>
+          </w:tcPr>
+          <w:p>
+            <w:r>
+              <w:rPr>
+                <w:rFonts w:ascii="TH Sarabun New" w:cs="TH Sarabun New" w:eastAsia="TH Sarabun New" w:hAnsi="TH Sarabun New"/>
+                <w:b w:val="false"/>
+                <w:bCs w:val="false"/>
+                <w:i w:val="false"/>
+                <w:iCs w:val="false"/>
+                <w:color w:val="172333"/>
+                <w:sz w:val="28"/>
+                <w:szCs w:val="28"/>
+              </w:rPr>
+              <w:t>พื้นที่จัดเก็บไฟล์ปลอดภัย · Secure Object Storage</w:t>
             </w:r>
           </w:p>
         </w:tc>
@@ -4035,27 +3980,27 @@
               <w:bottom w:val="single" w:color="C9D3DC" w:sz="4"/>
               <w:right w:val="single" w:color="C9D3DC" w:sz="4"/>
             </w:tcBorders>
-            <w:shd w:fill="F1F7FA" w:color="auto" w:val="clear"/>
-            <w:tcMar>
-              <w:top w:type="dxa" w:w="40"/>
-              <w:left w:type="dxa" w:w="90"/>
-              <w:bottom w:type="dxa" w:w="40"/>
-              <w:right w:type="dxa" w:w="90"/>
-            </w:tcMar>
-          </w:tcPr>
-          <w:p>
-            <w:r>
-              <w:rPr>
-                <w:rFonts w:ascii="TH Sarabun New" w:cs="TH Sarabun New" w:eastAsia="TH Sarabun New" w:hAnsi="TH Sarabun New"/>
-                <w:b w:val="false"/>
-                <w:bCs w:val="false"/>
-                <w:i w:val="false"/>
-                <w:iCs w:val="false"/>
-                <w:color w:val="172333"/>
-                <w:sz w:val="28"/>
-                <w:szCs w:val="28"/>
-              </w:rPr>
-              <w:t xml:space="preserve"/>
+            <w:shd w:fill="FFFFFF" w:color="auto" w:val="clear"/>
+            <w:tcMar>
+              <w:top w:type="dxa" w:w="40"/>
+              <w:left w:type="dxa" w:w="90"/>
+              <w:bottom w:type="dxa" w:w="40"/>
+              <w:right w:type="dxa" w:w="90"/>
+            </w:tcMar>
+          </w:tcPr>
+          <w:p>
+            <w:r>
+              <w:rPr>
+                <w:rFonts w:ascii="TH Sarabun New" w:cs="TH Sarabun New" w:eastAsia="TH Sarabun New" w:hAnsi="TH Sarabun New"/>
+                <w:b w:val="false"/>
+                <w:bCs w:val="false"/>
+                <w:i w:val="false"/>
+                <w:iCs w:val="false"/>
+                <w:color w:val="172333"/>
+                <w:sz w:val="28"/>
+                <w:szCs w:val="28"/>
+              </w:rPr>
+              <w:t>server จัดเก็บไฟล์ของทีม — ทีมควบคุม</w:t>
             </w:r>
           </w:p>
         </w:tc>
@@ -4068,27 +4013,27 @@
               <w:bottom w:val="single" w:color="C9D3DC" w:sz="4"/>
               <w:right w:val="single" w:color="C9D3DC" w:sz="4"/>
             </w:tcBorders>
-            <w:shd w:fill="F1F7FA" w:color="auto" w:val="clear"/>
-            <w:tcMar>
-              <w:top w:type="dxa" w:w="40"/>
-              <w:left w:type="dxa" w:w="90"/>
-              <w:bottom w:type="dxa" w:w="40"/>
-              <w:right w:type="dxa" w:w="90"/>
-            </w:tcMar>
-          </w:tcPr>
-          <w:p>
-            <w:r>
-              <w:rPr>
-                <w:rFonts w:ascii="TH Sarabun New" w:cs="TH Sarabun New" w:eastAsia="TH Sarabun New" w:hAnsi="TH Sarabun New"/>
-                <w:b w:val="false"/>
-                <w:bCs w:val="false"/>
-                <w:i w:val="false"/>
-                <w:iCs w:val="false"/>
-                <w:color w:val="172333"/>
-                <w:sz w:val="28"/>
-                <w:szCs w:val="28"/>
-              </w:rPr>
-              <w:t xml:space="preserve"/>
+            <w:shd w:fill="FFFFFF" w:color="auto" w:val="clear"/>
+            <w:tcMar>
+              <w:top w:type="dxa" w:w="40"/>
+              <w:left w:type="dxa" w:w="90"/>
+              <w:bottom w:type="dxa" w:w="40"/>
+              <w:right w:type="dxa" w:w="90"/>
+            </w:tcMar>
+          </w:tcPr>
+          <w:p>
+            <w:r>
+              <w:rPr>
+                <w:rFonts w:ascii="TH Sarabun New" w:cs="TH Sarabun New" w:eastAsia="TH Sarabun New" w:hAnsi="TH Sarabun New"/>
+                <w:b w:val="false"/>
+                <w:bCs w:val="false"/>
+                <w:i w:val="false"/>
+                <w:iCs w:val="false"/>
+                <w:color w:val="172333"/>
+                <w:sz w:val="28"/>
+                <w:szCs w:val="28"/>
+              </w:rPr>
+              <w:t>Blurred item images, Encrypted private proof files</w:t>
             </w:r>
           </w:p>
         </w:tc>
@@ -4101,27 +4046,27 @@
               <w:bottom w:val="single" w:color="C9D3DC" w:sz="4"/>
               <w:right w:val="single" w:color="C9D3DC" w:sz="4"/>
             </w:tcBorders>
-            <w:shd w:fill="F1F7FA" w:color="auto" w:val="clear"/>
-            <w:tcMar>
-              <w:top w:type="dxa" w:w="40"/>
-              <w:left w:type="dxa" w:w="90"/>
-              <w:bottom w:type="dxa" w:w="40"/>
-              <w:right w:type="dxa" w:w="90"/>
-            </w:tcMar>
-          </w:tcPr>
-          <w:p>
-            <w:r>
-              <w:rPr>
-                <w:rFonts w:ascii="TH Sarabun New" w:cs="TH Sarabun New" w:eastAsia="TH Sarabun New" w:hAnsi="TH Sarabun New"/>
-                <w:b w:val="false"/>
-                <w:bCs w:val="false"/>
-                <w:i w:val="false"/>
-                <w:iCs w:val="false"/>
-                <w:color w:val="172333"/>
-                <w:sz w:val="28"/>
-                <w:szCs w:val="28"/>
-              </w:rPr>
-              <w:t xml:space="preserve"/>
+            <w:shd w:fill="FFFFFF" w:color="auto" w:val="clear"/>
+            <w:tcMar>
+              <w:top w:type="dxa" w:w="40"/>
+              <w:left w:type="dxa" w:w="90"/>
+              <w:bottom w:type="dxa" w:w="40"/>
+              <w:right w:type="dxa" w:w="90"/>
+            </w:tcMar>
+          </w:tcPr>
+          <w:p>
+            <w:r>
+              <w:rPr>
+                <w:rFonts w:ascii="TH Sarabun New" w:cs="TH Sarabun New" w:eastAsia="TH Sarabun New" w:hAnsi="TH Sarabun New"/>
+                <w:b w:val="false"/>
+                <w:bCs w:val="false"/>
+                <w:i w:val="false"/>
+                <w:iCs w:val="false"/>
+                <w:color w:val="172333"/>
+                <w:sz w:val="28"/>
+                <w:szCs w:val="28"/>
+              </w:rPr>
+              <w:t>API Application เท่านั้น</w:t>
             </w:r>
           </w:p>
         </w:tc>
@@ -4147,65 +4092,56 @@
         <w:t xml:space="preserve"/>
       </w:r>
     </w:p>
-    <w:tbl>
-      <w:tblPr>
-        <w:tblW w:type="dxa" w:w="15318"/>
-        <w:tblBorders>
-          <w:top w:val="single" w:color="auto" w:sz="4"/>
-          <w:left w:val="single" w:color="auto" w:sz="4"/>
-          <w:bottom w:val="single" w:color="auto" w:sz="4"/>
-          <w:right w:val="single" w:color="auto" w:sz="4"/>
-          <w:insideH w:val="single" w:color="auto" w:sz="4"/>
-          <w:insideV w:val="single" w:color="auto" w:sz="4"/>
-        </w:tblBorders>
-      </w:tblPr>
-      <w:tblGrid>
-        <w:gridCol w:w="15318"/>
-      </w:tblGrid>
-      <w:tr>
-        <w:trPr>
-          <w:trHeight w:val="8505" w:hRule="atLeast"/>
-        </w:trPr>
-        <w:tc>
-          <w:tcPr>
-            <w:tcW w:type="dxa" w:w="15318"/>
-            <w:tcBorders>
-              <w:top w:val="dashed" w:color="8A99A8" w:sz="8"/>
-              <w:left w:val="dashed" w:color="8A99A8" w:sz="8"/>
-              <w:bottom w:val="dashed" w:color="8A99A8" w:sz="8"/>
-              <w:right w:val="dashed" w:color="8A99A8" w:sz="8"/>
-            </w:tcBorders>
-            <w:shd w:fill="FAFBFC" w:color="auto" w:val="clear"/>
-            <w:tcMar>
-              <w:top w:type="dxa" w:w="100"/>
-              <w:left w:type="dxa" w:w="200"/>
-              <w:bottom w:type="dxa" w:w="100"/>
-              <w:right w:type="dxa" w:w="200"/>
-            </w:tcMar>
-            <w:vAlign w:val="center"/>
-          </w:tcPr>
-          <w:p>
-            <w:pPr>
-              <w:jc w:val="center"/>
-            </w:pPr>
-            <w:r>
-              <w:rPr>
-                <w:rFonts w:ascii="TH Sarabun New" w:cs="TH Sarabun New" w:eastAsia="TH Sarabun New" w:hAnsi="TH Sarabun New"/>
-                <w:i/>
-                <w:iCs/>
-                <w:color w:val="8A99A8"/>
-                <w:sz w:val="28"/>
-                <w:szCs w:val="28"/>
-              </w:rPr>
-              <w:t xml:space="preserve">วางภาพ Container diagram ที่นี่ — ทุกกล่องมี [ชนิด · เทคโนโลยี] และทุกลูกศรมีป้าย</w:t>
-            </w:r>
-          </w:p>
-        </w:tc>
-      </w:tr>
-    </w:tbl>
     <w:p>
       <w:pPr>
-        <w:spacing w:after="160" w:before="40"/>
+        <w:keepNext/>
+        <w:spacing w:after="40" w:before="80"/>
+        <w:jc w:val="center"/>
+      </w:pPr>
+      <w:r>
+        <w:drawing>
+          <wp:inline distT="0" distB="0" distL="0" distR="0">
+            <wp:extent cx="8229600" cy="5857875"/>
+            <wp:effectExtent t="0" r="0" b="0" l="0"/>
+            <wp:docPr id="1" name="" descr="" title=""/>
+            <wp:cNvGraphicFramePr>
+              <a:graphicFrameLocks noChangeAspect="1"/>
+            </wp:cNvGraphicFramePr>
+            <a:graphic>
+              <a:graphicData uri="http://schemas.openxmlformats.org/drawingml/2006/picture">
+                <pic:pic>
+                  <pic:nvPicPr>
+                    <pic:cNvPr id="0" name="" descr=""/>
+                    <pic:cNvPicPr>
+                      <a:picLocks noChangeAspect="1" noChangeArrowheads="1"/>
+                    </pic:cNvPicPr>
+                  </pic:nvPicPr>
+                  <pic:blipFill>
+                    <a:blip r:embed="rId23" cstate="none"/>
+                    <a:srcRect/>
+                    <a:stretch>
+                      <a:fillRect/>
+                    </a:stretch>
+                  </pic:blipFill>
+                  <pic:spPr bwMode="auto">
+                    <a:xfrm>
+                      <a:off x="0" y="0"/>
+                      <a:ext cx="8229600" cy="5857875"/>
+                    </a:xfrm>
+                    <a:prstGeom prst="rect">
+                      <a:avLst/>
+                    </a:prstGeom>
+                  </pic:spPr>
+                </pic:pic>
+              </a:graphicData>
+            </a:graphic>
+          </wp:inline>
+        </w:drawing>
+      </w:r>
+    </w:p>
+    <w:p>
+      <w:pPr>
+        <w:spacing w:after="160"/>
         <w:jc w:val="center"/>
         <w:sectPr>
           <w:headerReference w:type="default" r:id="rId13"/>
@@ -4225,7 +4161,7 @@
           <w:sz w:val="26"/>
           <w:szCs w:val="26"/>
         </w:rPr>
-        <w:t xml:space="preserve">ภาพที่ 2 Container diagram ของ [ชื่อระบบ] (C4 ระดับ 2)</w:t>
+        <w:t xml:space="preserve">ภาพที่ 3 Container diagram ของ Campus Lost and Found (C4 ระดับ 2) — 4 ชิ้นที่ต้องรัน ชนิด · stack และเส้นที่บอกว่าส่งอะไร</w:t>
       </w:r>
     </w:p>
     <w:p>
@@ -4251,18 +4187,143 @@
     </w:p>
     <w:p>
       <w:pPr>
+        <w:keepNext w:val="false"/>
         <w:spacing w:after="100"/>
+      </w:pPr>
+      <w:r>
+        <w:rPr>
+          <w:rFonts w:ascii="TH Sarabun New" w:cs="TH Sarabun New" w:eastAsia="TH Sarabun New" w:hAnsi="TH Sarabun New"/>
+          <w:b w:val="false"/>
+          <w:bCs w:val="false"/>
+          <w:i w:val="false"/>
+          <w:iCs w:val="false"/>
+          <w:color w:val="172333"/>
+          <w:sz w:val="32"/>
+          <w:szCs w:val="32"/>
+        </w:rPr>
+        <w:t xml:space="preserve">ก่อนเลือกเทคโนโลยี เราต้องรู้ว่าแต่ละชนิด </w:t>
+      </w:r>
+      <w:r>
+        <w:rPr>
+          <w:rFonts w:ascii="TH Sarabun New" w:cs="TH Sarabun New" w:eastAsia="TH Sarabun New" w:hAnsi="TH Sarabun New"/>
+          <w:b/>
+          <w:bCs/>
+          <w:i w:val="false"/>
+          <w:iCs w:val="false"/>
+          <w:color w:val="173B65"/>
+          <w:sz w:val="32"/>
+          <w:szCs w:val="32"/>
+        </w:rPr>
+        <w:t xml:space="preserve">รันที่ไหน และใครควบคุม</w:t>
+      </w:r>
+      <w:r>
+        <w:rPr>
+          <w:rFonts w:ascii="TH Sarabun New" w:cs="TH Sarabun New" w:eastAsia="TH Sarabun New" w:hAnsi="TH Sarabun New"/>
+          <w:b w:val="false"/>
+          <w:bCs w:val="false"/>
+          <w:i w:val="false"/>
+          <w:iCs w:val="false"/>
+          <w:color w:val="172333"/>
+          <w:sz w:val="32"/>
+          <w:szCs w:val="32"/>
+        </w:rPr>
+        <w:t xml:space="preserve"> — เพราะเป็นตัวตัดสินว่ากติกาและความลับวางที่ไหนได้ (ภาพที่ 4)</w:t>
+      </w:r>
+    </w:p>
+    <w:p>
+      <w:pPr>
+        <w:keepNext/>
+        <w:spacing w:after="40" w:before="80"/>
+        <w:jc w:val="center"/>
+      </w:pPr>
+      <w:r>
+        <w:drawing>
+          <wp:inline distT="0" distB="0" distL="0" distR="0">
+            <wp:extent cx="6096000" cy="5114925"/>
+            <wp:effectExtent t="0" r="0" b="0" l="0"/>
+            <wp:docPr id="1" name="" descr="" title=""/>
+            <wp:cNvGraphicFramePr>
+              <a:graphicFrameLocks noChangeAspect="1"/>
+            </wp:cNvGraphicFramePr>
+            <a:graphic>
+              <a:graphicData uri="http://schemas.openxmlformats.org/drawingml/2006/picture">
+                <pic:pic>
+                  <pic:nvPicPr>
+                    <pic:cNvPr id="0" name="" descr=""/>
+                    <pic:cNvPicPr>
+                      <a:picLocks noChangeAspect="1" noChangeArrowheads="1"/>
+                    </pic:cNvPicPr>
+                  </pic:nvPicPr>
+                  <pic:blipFill>
+                    <a:blip r:embed="rId24" cstate="none"/>
+                    <a:srcRect/>
+                    <a:stretch>
+                      <a:fillRect/>
+                    </a:stretch>
+                  </pic:blipFill>
+                  <pic:spPr bwMode="auto">
+                    <a:xfrm>
+                      <a:off x="0" y="0"/>
+                      <a:ext cx="6096000" cy="5114925"/>
+                    </a:xfrm>
+                    <a:prstGeom prst="rect">
+                      <a:avLst/>
+                    </a:prstGeom>
+                  </pic:spPr>
+                </pic:pic>
+              </a:graphicData>
+            </a:graphic>
+          </wp:inline>
+        </w:drawing>
+      </w:r>
+    </w:p>
+    <w:p>
+      <w:pPr>
+        <w:spacing w:after="160"/>
+        <w:jc w:val="center"/>
       </w:pPr>
       <w:r>
         <w:rPr>
           <w:rFonts w:ascii="TH Sarabun New" w:cs="TH Sarabun New" w:eastAsia="TH Sarabun New" w:hAnsi="TH Sarabun New"/>
           <w:i/>
           <w:iCs/>
-          <w:color w:val="7F8C99"/>
-          <w:sz w:val="28"/>
-          <w:szCs w:val="28"/>
+          <w:color w:val="5A6B7C"/>
+          <w:sz w:val="26"/>
+          <w:szCs w:val="26"/>
         </w:rPr>
-        <w:t xml:space="preserve">(คำแนะนำ: ใช้เมนูด้านล่างเลือกชนิด container ของทีม ตอบทุกแถวว่าใช้หรือไม่ใช้ พร้อมเหตุผลที่อ้าง FR/NFR ของทีม — ตารางเมนูเป็นข้อมูลอ้างอิง ไม่ต้องแก้)</w:t>
+        <w:t xml:space="preserve">ภาพที่ 4 แต่ละ container รันที่ไหน และใครควบคุม — เส้นแบ่งความไว้ใจของ Campus Lost and Found</w:t>
+      </w:r>
+    </w:p>
+    <w:p>
+      <w:pPr>
+        <w:keepNext/>
+        <w:spacing w:after="100"/>
+      </w:pPr>
+      <w:r>
+        <w:rPr>
+          <w:rFonts w:ascii="TH Sarabun New" w:cs="TH Sarabun New" w:eastAsia="TH Sarabun New" w:hAnsi="TH Sarabun New"/>
+          <w:b/>
+          <w:bCs/>
+          <w:i w:val="false"/>
+          <w:iCs w:val="false"/>
+          <w:color w:val="173B65"/>
+          <w:sz w:val="32"/>
+          <w:szCs w:val="32"/>
+        </w:rPr>
+        <w:t xml:space="preserve">เมนูชนิด container</w:t>
+      </w:r>
+      <w:r>
+        <w:rPr>
+          <w:rFonts w:ascii="TH Sarabun New" w:cs="TH Sarabun New" w:eastAsia="TH Sarabun New" w:hAnsi="TH Sarabun New"/>
+          <w:b w:val="false"/>
+          <w:bCs w:val="false"/>
+          <w:i w:val="false"/>
+          <w:iCs w:val="false"/>
+          <w:color w:val="172333"/>
+          <w:sz w:val="32"/>
+          <w:szCs w:val="32"/>
+        </w:rPr>
+        <w:t xml:space="preserve"> — ใช้เลือกชนิดที่ case ต้องการ</w:t>
       </w:r>
     </w:p>
     <w:tbl>
@@ -4485,11 +4546,11 @@
             <w:r>
               <w:rPr>
                 <w:rFonts w:ascii="TH Sarabun New" w:cs="TH Sarabun New" w:eastAsia="TH Sarabun New" w:hAnsi="TH Sarabun New"/>
-                <w:b w:val="false"/>
-                <w:bCs w:val="false"/>
-                <w:i w:val="false"/>
-                <w:iCs w:val="false"/>
-                <w:color w:val="5A6B7C"/>
+                <w:b/>
+                <w:bCs/>
+                <w:i w:val="false"/>
+                <w:iCs w:val="false"/>
+                <w:color w:val="172333"/>
                 <w:sz w:val="28"/>
                 <w:szCs w:val="28"/>
               </w:rPr>
@@ -4655,11 +4716,11 @@
             <w:r>
               <w:rPr>
                 <w:rFonts w:ascii="TH Sarabun New" w:cs="TH Sarabun New" w:eastAsia="TH Sarabun New" w:hAnsi="TH Sarabun New"/>
-                <w:b w:val="false"/>
-                <w:bCs w:val="false"/>
-                <w:i w:val="false"/>
-                <w:iCs w:val="false"/>
-                <w:color w:val="5A6B7C"/>
+                <w:b/>
+                <w:bCs/>
+                <w:i w:val="false"/>
+                <w:iCs w:val="false"/>
+                <w:color w:val="172333"/>
                 <w:sz w:val="28"/>
                 <w:szCs w:val="28"/>
               </w:rPr>
@@ -4825,11 +4886,11 @@
             <w:r>
               <w:rPr>
                 <w:rFonts w:ascii="TH Sarabun New" w:cs="TH Sarabun New" w:eastAsia="TH Sarabun New" w:hAnsi="TH Sarabun New"/>
-                <w:b w:val="false"/>
-                <w:bCs w:val="false"/>
-                <w:i w:val="false"/>
-                <w:iCs w:val="false"/>
-                <w:color w:val="5A6B7C"/>
+                <w:b/>
+                <w:bCs/>
+                <w:i w:val="false"/>
+                <w:iCs w:val="false"/>
+                <w:color w:val="172333"/>
                 <w:sz w:val="28"/>
                 <w:szCs w:val="28"/>
               </w:rPr>
@@ -4995,11 +5056,11 @@
             <w:r>
               <w:rPr>
                 <w:rFonts w:ascii="TH Sarabun New" w:cs="TH Sarabun New" w:eastAsia="TH Sarabun New" w:hAnsi="TH Sarabun New"/>
-                <w:b w:val="false"/>
-                <w:bCs w:val="false"/>
-                <w:i w:val="false"/>
-                <w:iCs w:val="false"/>
-                <w:color w:val="5A6B7C"/>
+                <w:b/>
+                <w:bCs/>
+                <w:i w:val="false"/>
+                <w:iCs w:val="false"/>
+                <w:color w:val="172333"/>
                 <w:sz w:val="28"/>
                 <w:szCs w:val="28"/>
               </w:rPr>
@@ -5165,11 +5226,11 @@
             <w:r>
               <w:rPr>
                 <w:rFonts w:ascii="TH Sarabun New" w:cs="TH Sarabun New" w:eastAsia="TH Sarabun New" w:hAnsi="TH Sarabun New"/>
-                <w:b w:val="false"/>
-                <w:bCs w:val="false"/>
-                <w:i w:val="false"/>
-                <w:iCs w:val="false"/>
-                <w:color w:val="5A6B7C"/>
+                <w:b/>
+                <w:bCs/>
+                <w:i w:val="false"/>
+                <w:iCs w:val="false"/>
+                <w:color w:val="172333"/>
                 <w:sz w:val="28"/>
                 <w:szCs w:val="28"/>
               </w:rPr>
@@ -5335,11 +5396,11 @@
             <w:r>
               <w:rPr>
                 <w:rFonts w:ascii="TH Sarabun New" w:cs="TH Sarabun New" w:eastAsia="TH Sarabun New" w:hAnsi="TH Sarabun New"/>
-                <w:b w:val="false"/>
-                <w:bCs w:val="false"/>
-                <w:i w:val="false"/>
-                <w:iCs w:val="false"/>
-                <w:color w:val="5A6B7C"/>
+                <w:b/>
+                <w:bCs/>
+                <w:i w:val="false"/>
+                <w:iCs w:val="false"/>
+                <w:color w:val="172333"/>
                 <w:sz w:val="28"/>
                 <w:szCs w:val="28"/>
               </w:rPr>
@@ -5491,6 +5552,25 @@
           <w:szCs w:val="4"/>
         </w:rPr>
         <w:t xml:space="preserve"/>
+      </w:r>
+    </w:p>
+    <w:p>
+      <w:pPr>
+        <w:keepNext/>
+        <w:spacing w:after="100"/>
+      </w:pPr>
+      <w:r>
+        <w:rPr>
+          <w:rFonts w:ascii="TH Sarabun New" w:cs="TH Sarabun New" w:eastAsia="TH Sarabun New" w:hAnsi="TH Sarabun New"/>
+          <w:b/>
+          <w:bCs/>
+          <w:i w:val="false"/>
+          <w:iCs w:val="false"/>
+          <w:color w:val="173B65"/>
+          <w:sz w:val="32"/>
+          <w:szCs w:val="32"/>
+        </w:rPr>
+        <w:t xml:space="preserve">ทีมเลือกอะไร</w:t>
       </w:r>
     </w:p>
     <w:tbl>
@@ -5579,7 +5659,7 @@
                 <w:sz w:val="28"/>
                 <w:szCs w:val="28"/>
               </w:rPr>
-              <w:t xml:space="preserve">ทีมใช้ไหม</w:t>
+              <w:t xml:space="preserve">CRBS ใช้ไหม</w:t>
             </w:r>
           </w:p>
         </w:tc>
@@ -5613,7 +5693,7 @@
                 <w:sz w:val="28"/>
                 <w:szCs w:val="28"/>
               </w:rPr>
-              <w:t xml:space="preserve">เหตุผลจาก requirement ของทีม</w:t>
+              <w:t xml:space="preserve">เหตุผลจาก requirement</w:t>
             </w:r>
           </w:p>
         </w:tc>
@@ -5621,7 +5701,6 @@
       <w:tr>
         <w:trPr>
           <w:cantSplit/>
-          <w:trHeight w:val="567" w:hRule="atLeast"/>
         </w:trPr>
         <w:tc>
           <w:tcPr>
@@ -5644,15 +5723,15 @@
             <w:r>
               <w:rPr>
                 <w:rFonts w:ascii="TH Sarabun New" w:cs="TH Sarabun New" w:eastAsia="TH Sarabun New" w:hAnsi="TH Sarabun New"/>
-                <w:b w:val="false"/>
-                <w:bCs w:val="false"/>
-                <w:i w:val="false"/>
-                <w:iCs w:val="false"/>
-                <w:color w:val="5A6B7C"/>
-                <w:sz w:val="28"/>
-                <w:szCs w:val="28"/>
-              </w:rPr>
-              <w:t xml:space="preserve">เว็บแอปในเบราว์เซอร์</w:t>
+                <w:b/>
+                <w:bCs/>
+                <w:i w:val="false"/>
+                <w:iCs w:val="false"/>
+                <w:color w:val="172333"/>
+                <w:sz w:val="28"/>
+                <w:szCs w:val="28"/>
+              </w:rPr>
+              <w:t>เว็บแอปในเบราว์เซอร์</w:t>
             </w:r>
           </w:p>
         </w:tc>
@@ -5685,7 +5764,7 @@
                 <w:sz w:val="28"/>
                 <w:szCs w:val="28"/>
               </w:rPr>
-              <w:t xml:space="preserve"/>
+              <w:t>ใช้</w:t>
             </w:r>
           </w:p>
         </w:tc>
@@ -5718,7 +5797,7 @@
                 <w:sz w:val="28"/>
                 <w:szCs w:val="28"/>
               </w:rPr>
-              <w:t xml:space="preserve"/>
+              <w:t>ทุก actor ใช้ผ่านหน้าจอทั่วไปได้ทั้งบน PC และมือถือ · NFR-CLF-02 (Responsive Web โหลด ≤ 3s บน 4G)</w:t>
             </w:r>
           </w:p>
         </w:tc>
@@ -5726,7 +5805,6 @@
       <w:tr>
         <w:trPr>
           <w:cantSplit/>
-          <w:trHeight w:val="567" w:hRule="atLeast"/>
         </w:trPr>
         <w:tc>
           <w:tcPr>
@@ -5749,15 +5827,15 @@
             <w:r>
               <w:rPr>
                 <w:rFonts w:ascii="TH Sarabun New" w:cs="TH Sarabun New" w:eastAsia="TH Sarabun New" w:hAnsi="TH Sarabun New"/>
-                <w:b w:val="false"/>
-                <w:bCs w:val="false"/>
-                <w:i w:val="false"/>
-                <w:iCs w:val="false"/>
-                <w:color w:val="5A6B7C"/>
-                <w:sz w:val="28"/>
-                <w:szCs w:val="28"/>
-              </w:rPr>
-              <w:t xml:space="preserve">แอปมือถือ</w:t>
+                <w:b/>
+                <w:bCs/>
+                <w:i w:val="false"/>
+                <w:iCs w:val="false"/>
+                <w:color w:val="172333"/>
+                <w:sz w:val="28"/>
+                <w:szCs w:val="28"/>
+              </w:rPr>
+              <w:t>แอปมือถือ</w:t>
             </w:r>
           </w:p>
         </w:tc>
@@ -5790,7 +5868,7 @@
                 <w:sz w:val="28"/>
                 <w:szCs w:val="28"/>
               </w:rPr>
-              <w:t xml:space="preserve"/>
+              <w:t>ไม่ใช้ในรุ่นแรก</w:t>
             </w:r>
           </w:p>
         </w:tc>
@@ -5823,7 +5901,7 @@
                 <w:sz w:val="28"/>
                 <w:szCs w:val="28"/>
               </w:rPr>
-              <w:t xml:space="preserve"/>
+              <w:t>SRS ไม่มี requirement ที่ต้องใช้ความสามารถเฉพาะเครื่อง เช่น Bluetooth beacon หรือ background tracking</w:t>
             </w:r>
           </w:p>
         </w:tc>
@@ -5831,7 +5909,6 @@
       <w:tr>
         <w:trPr>
           <w:cantSplit/>
-          <w:trHeight w:val="567" w:hRule="atLeast"/>
         </w:trPr>
         <w:tc>
           <w:tcPr>
@@ -5854,15 +5931,15 @@
             <w:r>
               <w:rPr>
                 <w:rFonts w:ascii="TH Sarabun New" w:cs="TH Sarabun New" w:eastAsia="TH Sarabun New" w:hAnsi="TH Sarabun New"/>
-                <w:b w:val="false"/>
-                <w:bCs w:val="false"/>
-                <w:i w:val="false"/>
-                <w:iCs w:val="false"/>
-                <w:color w:val="5A6B7C"/>
-                <w:sz w:val="28"/>
-                <w:szCs w:val="28"/>
-              </w:rPr>
-              <w:t xml:space="preserve">แอป desktop</w:t>
+                <w:b/>
+                <w:bCs/>
+                <w:i w:val="false"/>
+                <w:iCs w:val="false"/>
+                <w:color w:val="172333"/>
+                <w:sz w:val="28"/>
+                <w:szCs w:val="28"/>
+              </w:rPr>
+              <w:t>แอป desktop</w:t>
             </w:r>
           </w:p>
         </w:tc>
@@ -5895,7 +5972,7 @@
                 <w:sz w:val="28"/>
                 <w:szCs w:val="28"/>
               </w:rPr>
-              <w:t xml:space="preserve"/>
+              <w:t>ไม่ใช้</w:t>
             </w:r>
           </w:p>
         </w:tc>
@@ -5928,7 +6005,7 @@
                 <w:sz w:val="28"/>
                 <w:szCs w:val="28"/>
               </w:rPr>
-              <w:t xml:space="preserve"/>
+              <w:t>ไม่มีงานที่ต้องเปิดค้างทั้งวันหรือใช้อุปกรณ์ต่อพ่วงในเครื่อง</w:t>
             </w:r>
           </w:p>
         </w:tc>
@@ -5936,7 +6013,6 @@
       <w:tr>
         <w:trPr>
           <w:cantSplit/>
-          <w:trHeight w:val="567" w:hRule="atLeast"/>
         </w:trPr>
         <w:tc>
           <w:tcPr>
@@ -5959,15 +6035,15 @@
             <w:r>
               <w:rPr>
                 <w:rFonts w:ascii="TH Sarabun New" w:cs="TH Sarabun New" w:eastAsia="TH Sarabun New" w:hAnsi="TH Sarabun New"/>
-                <w:b w:val="false"/>
-                <w:bCs w:val="false"/>
-                <w:i w:val="false"/>
-                <w:iCs w:val="false"/>
-                <w:color w:val="5A6B7C"/>
-                <w:sz w:val="28"/>
-                <w:szCs w:val="28"/>
-              </w:rPr>
-              <w:t xml:space="preserve">โปรแกรมฝั่ง server (API)</w:t>
+                <w:b/>
+                <w:bCs/>
+                <w:i w:val="false"/>
+                <w:iCs w:val="false"/>
+                <w:color w:val="172333"/>
+                <w:sz w:val="28"/>
+                <w:szCs w:val="28"/>
+              </w:rPr>
+              <w:t>โปรแกรมฝั่ง server (API)</w:t>
             </w:r>
           </w:p>
         </w:tc>
@@ -6000,7 +6076,7 @@
                 <w:sz w:val="28"/>
                 <w:szCs w:val="28"/>
               </w:rPr>
-              <w:t xml:space="preserve"/>
+              <w:t>ใช้</w:t>
             </w:r>
           </w:p>
         </w:tc>
@@ -6033,7 +6109,7 @@
                 <w:sz w:val="28"/>
                 <w:szCs w:val="28"/>
               </w:rPr>
-              <w:t xml:space="preserve"/>
+              <w:t>กติกา BR-CLF-01, NFR-CLF-01, D1, D2 และ Audit Log (D3) ต้องอยู่ฝั่งที่ทีมควบคุมเท่านั้น</w:t>
             </w:r>
           </w:p>
         </w:tc>
@@ -6041,7 +6117,6 @@
       <w:tr>
         <w:trPr>
           <w:cantSplit/>
-          <w:trHeight w:val="567" w:hRule="atLeast"/>
         </w:trPr>
         <w:tc>
           <w:tcPr>
@@ -6064,15 +6139,15 @@
             <w:r>
               <w:rPr>
                 <w:rFonts w:ascii="TH Sarabun New" w:cs="TH Sarabun New" w:eastAsia="TH Sarabun New" w:hAnsi="TH Sarabun New"/>
-                <w:b w:val="false"/>
-                <w:bCs w:val="false"/>
-                <w:i w:val="false"/>
-                <w:iCs w:val="false"/>
-                <w:color w:val="5A6B7C"/>
-                <w:sz w:val="28"/>
-                <w:szCs w:val="28"/>
-              </w:rPr>
-              <w:t xml:space="preserve">ฐานข้อมูล</w:t>
+                <w:b/>
+                <w:bCs/>
+                <w:i w:val="false"/>
+                <w:iCs w:val="false"/>
+                <w:color w:val="172333"/>
+                <w:sz w:val="28"/>
+                <w:szCs w:val="28"/>
+              </w:rPr>
+              <w:t>ฐานข้อมูล</w:t>
             </w:r>
           </w:p>
         </w:tc>
@@ -6105,7 +6180,7 @@
                 <w:sz w:val="28"/>
                 <w:szCs w:val="28"/>
               </w:rPr>
-              <w:t xml:space="preserve"/>
+              <w:t>ใช้</w:t>
             </w:r>
           </w:p>
         </w:tc>
@@ -6138,7 +6213,7 @@
                 <w:sz w:val="28"/>
                 <w:szCs w:val="28"/>
               </w:rPr>
-              <w:t xml:space="preserve"/>
+              <w:t>DR-01 ถึง DR-04 ต้องเก็บถาวร · D2 และ D3 ต้องอาศัย ACID Transaction ป้องกันข้อมูลขัดแย้ง</w:t>
             </w:r>
           </w:p>
         </w:tc>
@@ -6146,7 +6221,6 @@
       <w:tr>
         <w:trPr>
           <w:cantSplit/>
-          <w:trHeight w:val="567" w:hRule="atLeast"/>
         </w:trPr>
         <w:tc>
           <w:tcPr>
@@ -6169,15 +6243,15 @@
             <w:r>
               <w:rPr>
                 <w:rFonts w:ascii="TH Sarabun New" w:cs="TH Sarabun New" w:eastAsia="TH Sarabun New" w:hAnsi="TH Sarabun New"/>
-                <w:b w:val="false"/>
-                <w:bCs w:val="false"/>
-                <w:i w:val="false"/>
-                <w:iCs w:val="false"/>
-                <w:color w:val="5A6B7C"/>
-                <w:sz w:val="28"/>
-                <w:szCs w:val="28"/>
-              </w:rPr>
-              <w:t xml:space="preserve">งานตามเวลา</w:t>
+                <w:b/>
+                <w:bCs/>
+                <w:i w:val="false"/>
+                <w:iCs w:val="false"/>
+                <w:color w:val="172333"/>
+                <w:sz w:val="28"/>
+                <w:szCs w:val="28"/>
+              </w:rPr>
+              <w:t>งานตามเวลา</w:t>
             </w:r>
           </w:p>
         </w:tc>
@@ -6210,7 +6284,7 @@
                 <w:sz w:val="28"/>
                 <w:szCs w:val="28"/>
               </w:rPr>
-              <w:t xml:space="preserve"/>
+              <w:t>ไม่ใช้ในรุ่นแรก</w:t>
             </w:r>
           </w:p>
         </w:tc>
@@ -6243,7 +6317,7 @@
                 <w:sz w:val="28"/>
                 <w:szCs w:val="28"/>
               </w:rPr>
-              <w:t xml:space="preserve"/>
+              <w:t>รายงานของตกค้าง (FR-CLF-08) สรุปเมื่อเจ้าหน้าที่เปิดดู (On-demand query) ยังไม่มีงานเบื้องหลังที่ต้องตั้งเวลา</w:t>
             </w:r>
           </w:p>
         </w:tc>
@@ -6284,18 +6358,21 @@
     </w:p>
     <w:p>
       <w:pPr>
+        <w:keepNext w:val="false"/>
         <w:spacing w:after="100"/>
       </w:pPr>
       <w:r>
         <w:rPr>
           <w:rFonts w:ascii="TH Sarabun New" w:cs="TH Sarabun New" w:eastAsia="TH Sarabun New" w:hAnsi="TH Sarabun New"/>
-          <w:i/>
-          <w:iCs/>
-          <w:color w:val="7F8C99"/>
-          <w:sz w:val="28"/>
-          <w:szCs w:val="28"/>
+          <w:b w:val="false"/>
+          <w:bCs w:val="false"/>
+          <w:i w:val="false"/>
+          <w:iCs w:val="false"/>
+          <w:color w:val="172333"/>
+          <w:sz w:val="32"/>
+          <w:szCs w:val="32"/>
         </w:rPr>
-        <w:t xml:space="preserve">(คำแนะนำ: ใส่ NFR ทุกข้อจาก SRS ของทีม — ข้อไหนยัง TBD ให้เขียนสถานะว่ารอ OI ไหน ห้ามแต่งตัวเลขเอง)</w:t>
+        <w:t xml:space="preserve">ไล่ NFR ทีละข้อว่ากระทบ container ไหน — ถ้า NFR ยัง TBD เราไม่ออกแบบเกิน</w:t>
       </w:r>
     </w:p>
     <w:tbl>
@@ -6461,7 +6538,6 @@
       <w:tr>
         <w:trPr>
           <w:cantSplit/>
-          <w:trHeight w:val="510" w:hRule="atLeast"/>
         </w:trPr>
         <w:tc>
           <w:tcPr>
@@ -6484,15 +6560,15 @@
             <w:r>
               <w:rPr>
                 <w:rFonts w:ascii="TH Sarabun New" w:cs="TH Sarabun New" w:eastAsia="TH Sarabun New" w:hAnsi="TH Sarabun New"/>
-                <w:b w:val="false"/>
-                <w:bCs w:val="false"/>
-                <w:i w:val="false"/>
-                <w:iCs w:val="false"/>
-                <w:color w:val="5A6B7C"/>
-                <w:sz w:val="28"/>
-                <w:szCs w:val="28"/>
-              </w:rPr>
-              <w:t xml:space="preserve">NFR-01</w:t>
+                <w:b/>
+                <w:bCs/>
+                <w:i w:val="false"/>
+                <w:iCs w:val="false"/>
+                <w:color w:val="172333"/>
+                <w:sz w:val="28"/>
+                <w:szCs w:val="28"/>
+              </w:rPr>
+              <w:t>BR-CLF-01</w:t>
             </w:r>
           </w:p>
         </w:tc>
@@ -6525,7 +6601,7 @@
                 <w:sz w:val="28"/>
                 <w:szCs w:val="28"/>
               </w:rPr>
-              <w:t xml:space="preserve"/>
+              <w:t>ปิดบังเลขบัตร ข้อมูลติดต่อ และภาพส่วนบุคคลก่อนเผยแพร่สู่สาธารณะ</w:t>
             </w:r>
           </w:p>
         </w:tc>
@@ -6558,7 +6634,7 @@
                 <w:sz w:val="28"/>
                 <w:szCs w:val="28"/>
               </w:rPr>
-              <w:t xml:space="preserve"/>
+              <w:t>API Application มี Interceptor ตรวจสอบและเบลอร์ภาพก่อนบันทึก/ส่งออก</w:t>
             </w:r>
           </w:p>
         </w:tc>
@@ -6591,7 +6667,7 @@
                 <w:sz w:val="28"/>
                 <w:szCs w:val="28"/>
               </w:rPr>
-              <w:t xml:space="preserve"/>
+              <w:t>DEC-01</w:t>
             </w:r>
           </w:p>
         </w:tc>
@@ -6599,7 +6675,6 @@
       <w:tr>
         <w:trPr>
           <w:cantSplit/>
-          <w:trHeight w:val="510" w:hRule="atLeast"/>
         </w:trPr>
         <w:tc>
           <w:tcPr>
@@ -6622,15 +6697,15 @@
             <w:r>
               <w:rPr>
                 <w:rFonts w:ascii="TH Sarabun New" w:cs="TH Sarabun New" w:eastAsia="TH Sarabun New" w:hAnsi="TH Sarabun New"/>
-                <w:b w:val="false"/>
-                <w:bCs w:val="false"/>
-                <w:i w:val="false"/>
-                <w:iCs w:val="false"/>
-                <w:color w:val="5A6B7C"/>
-                <w:sz w:val="28"/>
-                <w:szCs w:val="28"/>
-              </w:rPr>
-              <w:t xml:space="preserve">NFR-02</w:t>
+                <w:b/>
+                <w:bCs/>
+                <w:i w:val="false"/>
+                <w:iCs w:val="false"/>
+                <w:color w:val="172333"/>
+                <w:sz w:val="28"/>
+                <w:szCs w:val="28"/>
+              </w:rPr>
+              <w:t>NFR-CLF-01</w:t>
             </w:r>
           </w:p>
         </w:tc>
@@ -6663,7 +6738,7 @@
                 <w:sz w:val="28"/>
                 <w:szCs w:val="28"/>
               </w:rPr>
-              <w:t xml:space="preserve"/>
+              <w:t>จำกัดสิทธิ์ตามบทบาท Public, Requester, Staff, IT Admin และซ่อนหลักฐานจากผู้ที่ไม่ใช่เจ้าหน้าที่</w:t>
             </w:r>
           </w:p>
         </w:tc>
@@ -6696,7 +6771,7 @@
                 <w:sz w:val="28"/>
                 <w:szCs w:val="28"/>
               </w:rPr>
-              <w:t xml:space="preserve"/>
+              <w:t>API Application ตรวจทุก endpoint; File Storage แยก private bucket; Web App แค่ซ่อนเมนู</w:t>
             </w:r>
           </w:p>
         </w:tc>
@@ -6729,7 +6804,7 @@
                 <w:sz w:val="28"/>
                 <w:szCs w:val="28"/>
               </w:rPr>
-              <w:t xml:space="preserve"/>
+              <w:t>DEC-01, DEC-02</w:t>
             </w:r>
           </w:p>
         </w:tc>
@@ -6737,7 +6812,6 @@
       <w:tr>
         <w:trPr>
           <w:cantSplit/>
-          <w:trHeight w:val="510" w:hRule="atLeast"/>
         </w:trPr>
         <w:tc>
           <w:tcPr>
@@ -6760,15 +6834,15 @@
             <w:r>
               <w:rPr>
                 <w:rFonts w:ascii="TH Sarabun New" w:cs="TH Sarabun New" w:eastAsia="TH Sarabun New" w:hAnsi="TH Sarabun New"/>
-                <w:b w:val="false"/>
-                <w:bCs w:val="false"/>
-                <w:i w:val="false"/>
-                <w:iCs w:val="false"/>
-                <w:color w:val="5A6B7C"/>
-                <w:sz w:val="28"/>
-                <w:szCs w:val="28"/>
-              </w:rPr>
-              <w:t xml:space="preserve">NFR-03</w:t>
+                <w:b/>
+                <w:bCs/>
+                <w:i w:val="false"/>
+                <w:iCs w:val="false"/>
+                <w:color w:val="172333"/>
+                <w:sz w:val="28"/>
+                <w:szCs w:val="28"/>
+              </w:rPr>
+              <w:t>FR-CLF-04 / CT-01</w:t>
             </w:r>
           </w:p>
         </w:tc>
@@ -6801,7 +6875,7 @@
                 <w:sz w:val="28"/>
                 <w:szCs w:val="28"/>
               </w:rPr>
-              <w:t xml:space="preserve"/>
+              <w:t>ไฟล์แนบหลักฐานขนาดไม่เกิน 10MB ส่งแบบส่วนตัว</w:t>
             </w:r>
           </w:p>
         </w:tc>
@@ -6834,7 +6908,7 @@
                 <w:sz w:val="28"/>
                 <w:szCs w:val="28"/>
               </w:rPr>
-              <w:t xml:space="preserve"/>
+              <w:t>API Application ตรวจสอบ Content-Length และ Multipart stream ปฏิเสธไฟล์เกิน 10MB ทันที</w:t>
             </w:r>
           </w:p>
         </w:tc>
@@ -6867,7 +6941,7 @@
                 <w:sz w:val="28"/>
                 <w:szCs w:val="28"/>
               </w:rPr>
-              <w:t xml:space="preserve"/>
+              <w:t>DEC-01</w:t>
             </w:r>
           </w:p>
         </w:tc>
@@ -6875,7 +6949,6 @@
       <w:tr>
         <w:trPr>
           <w:cantSplit/>
-          <w:trHeight w:val="510" w:hRule="atLeast"/>
         </w:trPr>
         <w:tc>
           <w:tcPr>
@@ -6898,15 +6971,15 @@
             <w:r>
               <w:rPr>
                 <w:rFonts w:ascii="TH Sarabun New" w:cs="TH Sarabun New" w:eastAsia="TH Sarabun New" w:hAnsi="TH Sarabun New"/>
-                <w:b w:val="false"/>
-                <w:bCs w:val="false"/>
-                <w:i w:val="false"/>
-                <w:iCs w:val="false"/>
-                <w:color w:val="5A6B7C"/>
-                <w:sz w:val="28"/>
-                <w:szCs w:val="28"/>
-              </w:rPr>
-              <w:t xml:space="preserve">NFR-04</w:t>
+                <w:b/>
+                <w:bCs/>
+                <w:i w:val="false"/>
+                <w:iCs w:val="false"/>
+                <w:color w:val="172333"/>
+                <w:sz w:val="28"/>
+                <w:szCs w:val="28"/>
+              </w:rPr>
+              <w:t>FR-CLF-05 / D2</w:t>
             </w:r>
           </w:p>
         </w:tc>
@@ -6939,7 +7012,7 @@
                 <w:sz w:val="28"/>
                 <w:szCs w:val="28"/>
               </w:rPr>
-              <w:t xml:space="preserve"/>
+              <w:t>เปลี่ยนสถานะคำร้องเป็น pending, verified, rejected, returned พร้อมบันทึกเหตุผล</w:t>
             </w:r>
           </w:p>
         </w:tc>
@@ -6972,7 +7045,7 @@
                 <w:sz w:val="28"/>
                 <w:szCs w:val="28"/>
               </w:rPr>
-              <w:t xml:space="preserve"/>
+              <w:t>API Application คุม State Machine (Pending Gate) และบันทึก Database transaction เดียวกับ Audit Log</w:t>
             </w:r>
           </w:p>
         </w:tc>
@@ -7005,7 +7078,7 @@
                 <w:sz w:val="28"/>
                 <w:szCs w:val="28"/>
               </w:rPr>
-              <w:t xml:space="preserve"/>
+              <w:t>DEC-01, DEC-02</w:t>
             </w:r>
           </w:p>
         </w:tc>
@@ -7013,7 +7086,6 @@
       <w:tr>
         <w:trPr>
           <w:cantSplit/>
-          <w:trHeight w:val="510" w:hRule="atLeast"/>
         </w:trPr>
         <w:tc>
           <w:tcPr>
@@ -7036,15 +7108,15 @@
             <w:r>
               <w:rPr>
                 <w:rFonts w:ascii="TH Sarabun New" w:cs="TH Sarabun New" w:eastAsia="TH Sarabun New" w:hAnsi="TH Sarabun New"/>
-                <w:b w:val="false"/>
-                <w:bCs w:val="false"/>
-                <w:i w:val="false"/>
-                <w:iCs w:val="false"/>
-                <w:color w:val="5A6B7C"/>
-                <w:sz w:val="28"/>
-                <w:szCs w:val="28"/>
-              </w:rPr>
-              <w:t xml:space="preserve">NFR-05</w:t>
+                <w:b/>
+                <w:bCs/>
+                <w:i w:val="false"/>
+                <w:iCs w:val="false"/>
+                <w:color w:val="172333"/>
+                <w:sz w:val="28"/>
+                <w:szCs w:val="28"/>
+              </w:rPr>
+              <w:t>NFR-CLF-02</w:t>
             </w:r>
           </w:p>
         </w:tc>
@@ -7077,7 +7149,7 @@
                 <w:sz w:val="28"/>
                 <w:szCs w:val="28"/>
               </w:rPr>
-              <w:t xml:space="preserve"/>
+              <w:t>แสดงผลแบบ Responsive Web บนอุปกรณ์มือถือ (โหลด ≤ 3s บน 4G)</w:t>
             </w:r>
           </w:p>
         </w:tc>
@@ -7110,7 +7182,7 @@
                 <w:sz w:val="28"/>
                 <w:szCs w:val="28"/>
               </w:rPr>
-              <w:t xml:space="preserve"/>
+              <w:t>Web Application ออกแบบโครงสร้างหน้าจอใน W12</w:t>
             </w:r>
           </w:p>
         </w:tc>
@@ -7143,421 +7215,7 @@
                 <w:sz w:val="28"/>
                 <w:szCs w:val="28"/>
               </w:rPr>
-              <w:t xml:space="preserve"/>
-            </w:r>
-          </w:p>
-        </w:tc>
-      </w:tr>
-      <w:tr>
-        <w:trPr>
-          <w:cantSplit/>
-          <w:trHeight w:val="510" w:hRule="atLeast"/>
-        </w:trPr>
-        <w:tc>
-          <w:tcPr>
-            <w:tcW w:type="dxa" w:w="963"/>
-            <w:tcBorders>
-              <w:top w:val="single" w:color="C9D3DC" w:sz="4"/>
-              <w:left w:val="single" w:color="C9D3DC" w:sz="4"/>
-              <w:bottom w:val="single" w:color="C9D3DC" w:sz="4"/>
-              <w:right w:val="single" w:color="C9D3DC" w:sz="4"/>
-            </w:tcBorders>
-            <w:shd w:fill="F1F7FA" w:color="auto" w:val="clear"/>
-            <w:tcMar>
-              <w:top w:type="dxa" w:w="40"/>
-              <w:left w:type="dxa" w:w="90"/>
-              <w:bottom w:type="dxa" w:w="40"/>
-              <w:right w:type="dxa" w:w="90"/>
-            </w:tcMar>
-          </w:tcPr>
-          <w:p>
-            <w:r>
-              <w:rPr>
-                <w:rFonts w:ascii="TH Sarabun New" w:cs="TH Sarabun New" w:eastAsia="TH Sarabun New" w:hAnsi="TH Sarabun New"/>
-                <w:b w:val="false"/>
-                <w:bCs w:val="false"/>
-                <w:i w:val="false"/>
-                <w:iCs w:val="false"/>
-                <w:color w:val="5A6B7C"/>
-                <w:sz w:val="28"/>
-                <w:szCs w:val="28"/>
-              </w:rPr>
-              <w:t xml:space="preserve">NFR-06</w:t>
-            </w:r>
-          </w:p>
-        </w:tc>
-        <w:tc>
-          <w:tcPr>
-            <w:tcW w:type="dxa" w:w="2891"/>
-            <w:tcBorders>
-              <w:top w:val="single" w:color="C9D3DC" w:sz="4"/>
-              <w:left w:val="single" w:color="C9D3DC" w:sz="4"/>
-              <w:bottom w:val="single" w:color="C9D3DC" w:sz="4"/>
-              <w:right w:val="single" w:color="C9D3DC" w:sz="4"/>
-            </w:tcBorders>
-            <w:shd w:fill="F1F7FA" w:color="auto" w:val="clear"/>
-            <w:tcMar>
-              <w:top w:type="dxa" w:w="40"/>
-              <w:left w:type="dxa" w:w="90"/>
-              <w:bottom w:type="dxa" w:w="40"/>
-              <w:right w:type="dxa" w:w="90"/>
-            </w:tcMar>
-          </w:tcPr>
-          <w:p>
-            <w:r>
-              <w:rPr>
-                <w:rFonts w:ascii="TH Sarabun New" w:cs="TH Sarabun New" w:eastAsia="TH Sarabun New" w:hAnsi="TH Sarabun New"/>
-                <w:b w:val="false"/>
-                <w:bCs w:val="false"/>
-                <w:i w:val="false"/>
-                <w:iCs w:val="false"/>
-                <w:color w:val="172333"/>
-                <w:sz w:val="28"/>
-                <w:szCs w:val="28"/>
-              </w:rPr>
-              <w:t xml:space="preserve"/>
-            </w:r>
-          </w:p>
-        </w:tc>
-        <w:tc>
-          <w:tcPr>
-            <w:tcW w:type="dxa" w:w="3662"/>
-            <w:tcBorders>
-              <w:top w:val="single" w:color="C9D3DC" w:sz="4"/>
-              <w:left w:val="single" w:color="C9D3DC" w:sz="4"/>
-              <w:bottom w:val="single" w:color="C9D3DC" w:sz="4"/>
-              <w:right w:val="single" w:color="C9D3DC" w:sz="4"/>
-            </w:tcBorders>
-            <w:shd w:fill="F1F7FA" w:color="auto" w:val="clear"/>
-            <w:tcMar>
-              <w:top w:type="dxa" w:w="40"/>
-              <w:left w:type="dxa" w:w="90"/>
-              <w:bottom w:type="dxa" w:w="40"/>
-              <w:right w:type="dxa" w:w="90"/>
-            </w:tcMar>
-          </w:tcPr>
-          <w:p>
-            <w:r>
-              <w:rPr>
-                <w:rFonts w:ascii="TH Sarabun New" w:cs="TH Sarabun New" w:eastAsia="TH Sarabun New" w:hAnsi="TH Sarabun New"/>
-                <w:b w:val="false"/>
-                <w:bCs w:val="false"/>
-                <w:i w:val="false"/>
-                <w:iCs w:val="false"/>
-                <w:color w:val="172333"/>
-                <w:sz w:val="28"/>
-                <w:szCs w:val="28"/>
-              </w:rPr>
-              <w:t xml:space="preserve"/>
-            </w:r>
-          </w:p>
-        </w:tc>
-        <w:tc>
-          <w:tcPr>
-            <w:tcW w:type="dxa" w:w="2122"/>
-            <w:tcBorders>
-              <w:top w:val="single" w:color="C9D3DC" w:sz="4"/>
-              <w:left w:val="single" w:color="C9D3DC" w:sz="4"/>
-              <w:bottom w:val="single" w:color="C9D3DC" w:sz="4"/>
-              <w:right w:val="single" w:color="C9D3DC" w:sz="4"/>
-            </w:tcBorders>
-            <w:shd w:fill="F1F7FA" w:color="auto" w:val="clear"/>
-            <w:tcMar>
-              <w:top w:type="dxa" w:w="40"/>
-              <w:left w:type="dxa" w:w="90"/>
-              <w:bottom w:type="dxa" w:w="40"/>
-              <w:right w:type="dxa" w:w="90"/>
-            </w:tcMar>
-          </w:tcPr>
-          <w:p>
-            <w:r>
-              <w:rPr>
-                <w:rFonts w:ascii="TH Sarabun New" w:cs="TH Sarabun New" w:eastAsia="TH Sarabun New" w:hAnsi="TH Sarabun New"/>
-                <w:b w:val="false"/>
-                <w:bCs w:val="false"/>
-                <w:i w:val="false"/>
-                <w:iCs w:val="false"/>
-                <w:color w:val="172333"/>
-                <w:sz w:val="28"/>
-                <w:szCs w:val="28"/>
-              </w:rPr>
-              <w:t xml:space="preserve"/>
-            </w:r>
-          </w:p>
-        </w:tc>
-      </w:tr>
-      <w:tr>
-        <w:trPr>
-          <w:cantSplit/>
-          <w:trHeight w:val="510" w:hRule="atLeast"/>
-        </w:trPr>
-        <w:tc>
-          <w:tcPr>
-            <w:tcW w:type="dxa" w:w="963"/>
-            <w:tcBorders>
-              <w:top w:val="single" w:color="C9D3DC" w:sz="4"/>
-              <w:left w:val="single" w:color="C9D3DC" w:sz="4"/>
-              <w:bottom w:val="single" w:color="C9D3DC" w:sz="4"/>
-              <w:right w:val="single" w:color="C9D3DC" w:sz="4"/>
-            </w:tcBorders>
-            <w:shd w:fill="FFFFFF" w:color="auto" w:val="clear"/>
-            <w:tcMar>
-              <w:top w:type="dxa" w:w="40"/>
-              <w:left w:type="dxa" w:w="90"/>
-              <w:bottom w:type="dxa" w:w="40"/>
-              <w:right w:type="dxa" w:w="90"/>
-            </w:tcMar>
-          </w:tcPr>
-          <w:p>
-            <w:r>
-              <w:rPr>
-                <w:rFonts w:ascii="TH Sarabun New" w:cs="TH Sarabun New" w:eastAsia="TH Sarabun New" w:hAnsi="TH Sarabun New"/>
-                <w:b w:val="false"/>
-                <w:bCs w:val="false"/>
-                <w:i w:val="false"/>
-                <w:iCs w:val="false"/>
-                <w:color w:val="5A6B7C"/>
-                <w:sz w:val="28"/>
-                <w:szCs w:val="28"/>
-              </w:rPr>
-              <w:t xml:space="preserve">NFR-07</w:t>
-            </w:r>
-          </w:p>
-        </w:tc>
-        <w:tc>
-          <w:tcPr>
-            <w:tcW w:type="dxa" w:w="2891"/>
-            <w:tcBorders>
-              <w:top w:val="single" w:color="C9D3DC" w:sz="4"/>
-              <w:left w:val="single" w:color="C9D3DC" w:sz="4"/>
-              <w:bottom w:val="single" w:color="C9D3DC" w:sz="4"/>
-              <w:right w:val="single" w:color="C9D3DC" w:sz="4"/>
-            </w:tcBorders>
-            <w:shd w:fill="FFFFFF" w:color="auto" w:val="clear"/>
-            <w:tcMar>
-              <w:top w:type="dxa" w:w="40"/>
-              <w:left w:type="dxa" w:w="90"/>
-              <w:bottom w:type="dxa" w:w="40"/>
-              <w:right w:type="dxa" w:w="90"/>
-            </w:tcMar>
-          </w:tcPr>
-          <w:p>
-            <w:r>
-              <w:rPr>
-                <w:rFonts w:ascii="TH Sarabun New" w:cs="TH Sarabun New" w:eastAsia="TH Sarabun New" w:hAnsi="TH Sarabun New"/>
-                <w:b w:val="false"/>
-                <w:bCs w:val="false"/>
-                <w:i w:val="false"/>
-                <w:iCs w:val="false"/>
-                <w:color w:val="172333"/>
-                <w:sz w:val="28"/>
-                <w:szCs w:val="28"/>
-              </w:rPr>
-              <w:t xml:space="preserve"/>
-            </w:r>
-          </w:p>
-        </w:tc>
-        <w:tc>
-          <w:tcPr>
-            <w:tcW w:type="dxa" w:w="3662"/>
-            <w:tcBorders>
-              <w:top w:val="single" w:color="C9D3DC" w:sz="4"/>
-              <w:left w:val="single" w:color="C9D3DC" w:sz="4"/>
-              <w:bottom w:val="single" w:color="C9D3DC" w:sz="4"/>
-              <w:right w:val="single" w:color="C9D3DC" w:sz="4"/>
-            </w:tcBorders>
-            <w:shd w:fill="FFFFFF" w:color="auto" w:val="clear"/>
-            <w:tcMar>
-              <w:top w:type="dxa" w:w="40"/>
-              <w:left w:type="dxa" w:w="90"/>
-              <w:bottom w:type="dxa" w:w="40"/>
-              <w:right w:type="dxa" w:w="90"/>
-            </w:tcMar>
-          </w:tcPr>
-          <w:p>
-            <w:r>
-              <w:rPr>
-                <w:rFonts w:ascii="TH Sarabun New" w:cs="TH Sarabun New" w:eastAsia="TH Sarabun New" w:hAnsi="TH Sarabun New"/>
-                <w:b w:val="false"/>
-                <w:bCs w:val="false"/>
-                <w:i w:val="false"/>
-                <w:iCs w:val="false"/>
-                <w:color w:val="172333"/>
-                <w:sz w:val="28"/>
-                <w:szCs w:val="28"/>
-              </w:rPr>
-              <w:t xml:space="preserve"/>
-            </w:r>
-          </w:p>
-        </w:tc>
-        <w:tc>
-          <w:tcPr>
-            <w:tcW w:type="dxa" w:w="2122"/>
-            <w:tcBorders>
-              <w:top w:val="single" w:color="C9D3DC" w:sz="4"/>
-              <w:left w:val="single" w:color="C9D3DC" w:sz="4"/>
-              <w:bottom w:val="single" w:color="C9D3DC" w:sz="4"/>
-              <w:right w:val="single" w:color="C9D3DC" w:sz="4"/>
-            </w:tcBorders>
-            <w:shd w:fill="FFFFFF" w:color="auto" w:val="clear"/>
-            <w:tcMar>
-              <w:top w:type="dxa" w:w="40"/>
-              <w:left w:type="dxa" w:w="90"/>
-              <w:bottom w:type="dxa" w:w="40"/>
-              <w:right w:type="dxa" w:w="90"/>
-            </w:tcMar>
-          </w:tcPr>
-          <w:p>
-            <w:r>
-              <w:rPr>
-                <w:rFonts w:ascii="TH Sarabun New" w:cs="TH Sarabun New" w:eastAsia="TH Sarabun New" w:hAnsi="TH Sarabun New"/>
-                <w:b w:val="false"/>
-                <w:bCs w:val="false"/>
-                <w:i w:val="false"/>
-                <w:iCs w:val="false"/>
-                <w:color w:val="172333"/>
-                <w:sz w:val="28"/>
-                <w:szCs w:val="28"/>
-              </w:rPr>
-              <w:t xml:space="preserve"/>
-            </w:r>
-          </w:p>
-        </w:tc>
-      </w:tr>
-      <w:tr>
-        <w:trPr>
-          <w:cantSplit/>
-          <w:trHeight w:val="510" w:hRule="atLeast"/>
-        </w:trPr>
-        <w:tc>
-          <w:tcPr>
-            <w:tcW w:type="dxa" w:w="963"/>
-            <w:tcBorders>
-              <w:top w:val="single" w:color="C9D3DC" w:sz="4"/>
-              <w:left w:val="single" w:color="C9D3DC" w:sz="4"/>
-              <w:bottom w:val="single" w:color="C9D3DC" w:sz="4"/>
-              <w:right w:val="single" w:color="C9D3DC" w:sz="4"/>
-            </w:tcBorders>
-            <w:shd w:fill="F1F7FA" w:color="auto" w:val="clear"/>
-            <w:tcMar>
-              <w:top w:type="dxa" w:w="40"/>
-              <w:left w:type="dxa" w:w="90"/>
-              <w:bottom w:type="dxa" w:w="40"/>
-              <w:right w:type="dxa" w:w="90"/>
-            </w:tcMar>
-          </w:tcPr>
-          <w:p>
-            <w:r>
-              <w:rPr>
-                <w:rFonts w:ascii="TH Sarabun New" w:cs="TH Sarabun New" w:eastAsia="TH Sarabun New" w:hAnsi="TH Sarabun New"/>
-                <w:b w:val="false"/>
-                <w:bCs w:val="false"/>
-                <w:i w:val="false"/>
-                <w:iCs w:val="false"/>
-                <w:color w:val="5A6B7C"/>
-                <w:sz w:val="28"/>
-                <w:szCs w:val="28"/>
-              </w:rPr>
-              <w:t xml:space="preserve">NFR-08</w:t>
-            </w:r>
-          </w:p>
-        </w:tc>
-        <w:tc>
-          <w:tcPr>
-            <w:tcW w:type="dxa" w:w="2891"/>
-            <w:tcBorders>
-              <w:top w:val="single" w:color="C9D3DC" w:sz="4"/>
-              <w:left w:val="single" w:color="C9D3DC" w:sz="4"/>
-              <w:bottom w:val="single" w:color="C9D3DC" w:sz="4"/>
-              <w:right w:val="single" w:color="C9D3DC" w:sz="4"/>
-            </w:tcBorders>
-            <w:shd w:fill="F1F7FA" w:color="auto" w:val="clear"/>
-            <w:tcMar>
-              <w:top w:type="dxa" w:w="40"/>
-              <w:left w:type="dxa" w:w="90"/>
-              <w:bottom w:type="dxa" w:w="40"/>
-              <w:right w:type="dxa" w:w="90"/>
-            </w:tcMar>
-          </w:tcPr>
-          <w:p>
-            <w:r>
-              <w:rPr>
-                <w:rFonts w:ascii="TH Sarabun New" w:cs="TH Sarabun New" w:eastAsia="TH Sarabun New" w:hAnsi="TH Sarabun New"/>
-                <w:b w:val="false"/>
-                <w:bCs w:val="false"/>
-                <w:i w:val="false"/>
-                <w:iCs w:val="false"/>
-                <w:color w:val="172333"/>
-                <w:sz w:val="28"/>
-                <w:szCs w:val="28"/>
-              </w:rPr>
-              <w:t xml:space="preserve"/>
-            </w:r>
-          </w:p>
-        </w:tc>
-        <w:tc>
-          <w:tcPr>
-            <w:tcW w:type="dxa" w:w="3662"/>
-            <w:tcBorders>
-              <w:top w:val="single" w:color="C9D3DC" w:sz="4"/>
-              <w:left w:val="single" w:color="C9D3DC" w:sz="4"/>
-              <w:bottom w:val="single" w:color="C9D3DC" w:sz="4"/>
-              <w:right w:val="single" w:color="C9D3DC" w:sz="4"/>
-            </w:tcBorders>
-            <w:shd w:fill="F1F7FA" w:color="auto" w:val="clear"/>
-            <w:tcMar>
-              <w:top w:type="dxa" w:w="40"/>
-              <w:left w:type="dxa" w:w="90"/>
-              <w:bottom w:type="dxa" w:w="40"/>
-              <w:right w:type="dxa" w:w="90"/>
-            </w:tcMar>
-          </w:tcPr>
-          <w:p>
-            <w:r>
-              <w:rPr>
-                <w:rFonts w:ascii="TH Sarabun New" w:cs="TH Sarabun New" w:eastAsia="TH Sarabun New" w:hAnsi="TH Sarabun New"/>
-                <w:b w:val="false"/>
-                <w:bCs w:val="false"/>
-                <w:i w:val="false"/>
-                <w:iCs w:val="false"/>
-                <w:color w:val="172333"/>
-                <w:sz w:val="28"/>
-                <w:szCs w:val="28"/>
-              </w:rPr>
-              <w:t xml:space="preserve"/>
-            </w:r>
-          </w:p>
-        </w:tc>
-        <w:tc>
-          <w:tcPr>
-            <w:tcW w:type="dxa" w:w="2122"/>
-            <w:tcBorders>
-              <w:top w:val="single" w:color="C9D3DC" w:sz="4"/>
-              <w:left w:val="single" w:color="C9D3DC" w:sz="4"/>
-              <w:bottom w:val="single" w:color="C9D3DC" w:sz="4"/>
-              <w:right w:val="single" w:color="C9D3DC" w:sz="4"/>
-            </w:tcBorders>
-            <w:shd w:fill="F1F7FA" w:color="auto" w:val="clear"/>
-            <w:tcMar>
-              <w:top w:type="dxa" w:w="40"/>
-              <w:left w:type="dxa" w:w="90"/>
-              <w:bottom w:type="dxa" w:w="40"/>
-              <w:right w:type="dxa" w:w="90"/>
-            </w:tcMar>
-          </w:tcPr>
-          <w:p>
-            <w:r>
-              <w:rPr>
-                <w:rFonts w:ascii="TH Sarabun New" w:cs="TH Sarabun New" w:eastAsia="TH Sarabun New" w:hAnsi="TH Sarabun New"/>
-                <w:b w:val="false"/>
-                <w:bCs w:val="false"/>
-                <w:i w:val="false"/>
-                <w:iCs w:val="false"/>
-                <w:color w:val="172333"/>
-                <w:sz w:val="28"/>
-                <w:szCs w:val="28"/>
-              </w:rPr>
-              <w:t xml:space="preserve"/>
+              <w:t>ส่งต่อ W12</w:t>
             </w:r>
           </w:p>
         </w:tc>
@@ -7598,18 +7256,21 @@
     </w:p>
     <w:p>
       <w:pPr>
+        <w:keepNext w:val="false"/>
         <w:spacing w:after="100"/>
       </w:pPr>
       <w:r>
         <w:rPr>
           <w:rFonts w:ascii="TH Sarabun New" w:cs="TH Sarabun New" w:eastAsia="TH Sarabun New" w:hAnsi="TH Sarabun New"/>
-          <w:i/>
-          <w:iCs/>
-          <w:color w:val="7F8C99"/>
-          <w:sz w:val="28"/>
-          <w:szCs w:val="28"/>
+          <w:b w:val="false"/>
+          <w:bCs w:val="false"/>
+          <w:i w:val="false"/>
+          <w:iCs w:val="false"/>
+          <w:color w:val="172333"/>
+          <w:sz w:val="32"/>
+          <w:szCs w:val="32"/>
         </w:rPr>
-        <w:t xml:space="preserve">(คำแนะนำ: เขียน 3 ใบจาก NFR หรือ driver ที่ส่งผลต่อ container มากที่สุด · ใบที่ 4 เรื่อง stack บังคับเมื่อทีมเปลี่ยนจาก stack อ้างอิง (React · Node.js + Express · PostgreSQL) — ถ้าใช้ stack อ้างอิง จะเขียนแบบ DEC-04 ของตัวอย่างหรือไม่เขียนก็ได้)</w:t>
+        <w:t xml:space="preserve">ทุกการตัดสินใจที่ Dev อาจถามว่า "ทำไม" ทีมเขียนเป็น decision card (ADR ย่อ) — 3 ใบจาก NFR/driver (DEC-01–03) และ DEC-04 บันทึกว่าใช้ stack อ้างอิงของรายวิชา (ไม่บังคับ เพราะทีมไม่ได้เปลี่ยน stack) (ภาพที่ 5 อยู่ถัดจาก DEC-02)</w:t>
       </w:r>
     </w:p>
     <w:tbl>
@@ -7664,29 +7325,7 @@
                 <w:sz w:val="28"/>
                 <w:szCs w:val="28"/>
               </w:rPr>
-              <w:t xml:space="preserve">DEC-01</w:t>
-            </w:r>
-            <w:r>
-              <w:rPr>
-                <w:rFonts w:ascii="TH Sarabun New" w:cs="TH Sarabun New" w:eastAsia="TH Sarabun New" w:hAnsi="TH Sarabun New"/>
-                <w:b/>
-                <w:bCs/>
-                <w:color w:val="FFFFFF"/>
-                <w:sz w:val="28"/>
-                <w:szCs w:val="28"/>
-              </w:rPr>
-              <w:t xml:space="preserve">   [ตัดสินใจเรื่องอะไร]</w:t>
-            </w:r>
-            <w:r>
-              <w:rPr>
-                <w:rFonts w:ascii="TH Sarabun New" w:cs="TH Sarabun New" w:eastAsia="TH Sarabun New" w:hAnsi="TH Sarabun New"/>
-                <w:b/>
-                <w:bCs/>
-                <w:color w:val="F2C46D"/>
-                <w:sz w:val="26"/>
-                <w:szCs w:val="26"/>
-              </w:rPr>
-              <w:t xml:space="preserve">   [Proposed]</w:t>
+              <w:t>DEC-01   กติกาความปลอดภัยและการตรวจสิทธิ์อยู่ที่ API Application ไม่ใช่ที่หน้าเว็บ   [Proposed]</w:t>
             </w:r>
           </w:p>
         </w:tc>
@@ -7694,7 +7333,6 @@
       <w:tr>
         <w:trPr>
           <w:cantSplit/>
-          <w:trHeight w:val="567" w:hRule="atLeast"/>
         </w:trPr>
         <w:tc>
           <w:tcPr>
@@ -7761,11 +7399,11 @@
                 <w:bCs w:val="false"/>
                 <w:i w:val="false"/>
                 <w:iCs w:val="false"/>
-                <w:color w:val="5A6B7C"/>
-                <w:sz w:val="28"/>
-                <w:szCs w:val="28"/>
-              </w:rPr>
-              <w:t xml:space="preserve"/>
+                <w:color w:val="172333"/>
+                <w:sz w:val="28"/>
+                <w:szCs w:val="28"/>
+              </w:rPr>
+              <w:t>API Application เป็นที่เดียวที่ตรวจกติกา BR-CLF-01 (เบลอร์ภาพ/เซ็นเซอร์ข้อมูล), NFR-CLF-01 (ตรวจสิทธิ์ RBAC ทุก action) และ State Guard</w:t>
             </w:r>
           </w:p>
         </w:tc>
@@ -7773,7 +7411,6 @@
       <w:tr>
         <w:trPr>
           <w:cantSplit/>
-          <w:trHeight w:val="567" w:hRule="atLeast"/>
         </w:trPr>
         <w:tc>
           <w:tcPr>
@@ -7840,11 +7477,11 @@
                 <w:bCs w:val="false"/>
                 <w:i w:val="false"/>
                 <w:iCs w:val="false"/>
-                <w:color w:val="5A6B7C"/>
-                <w:sz w:val="28"/>
-                <w:szCs w:val="28"/>
-              </w:rPr>
-              <w:t xml:space="preserve"/>
+                <w:color w:val="172333"/>
+                <w:sz w:val="28"/>
+                <w:szCs w:val="28"/>
+              </w:rPr>
+              <w:t>D1 (Privacy Leak = พัง) · D2 (Pending Gate) · BR-CLF-01 · NFR-CLF-01</w:t>
             </w:r>
           </w:p>
         </w:tc>
@@ -7852,7 +7489,6 @@
       <w:tr>
         <w:trPr>
           <w:cantSplit/>
-          <w:trHeight w:val="567" w:hRule="atLeast"/>
         </w:trPr>
         <w:tc>
           <w:tcPr>
@@ -7919,11 +7555,11 @@
                 <w:bCs w:val="false"/>
                 <w:i w:val="false"/>
                 <w:iCs w:val="false"/>
-                <w:color w:val="5A6B7C"/>
-                <w:sz w:val="28"/>
-                <w:szCs w:val="28"/>
-              </w:rPr>
-              <w:t xml:space="preserve"/>
+                <w:color w:val="172333"/>
+                <w:sz w:val="28"/>
+                <w:szCs w:val="28"/>
+              </w:rPr>
+              <w:t>ตรวจที่หน้าเว็บอย่างเดียว — ผู้ใช้สามารถข้ามหน้าเว็บหรือยิง API ตรงได้ และอาจเห็นภาพก่อนเบลอร์ผ่าน Network Inspect</w:t>
             </w:r>
           </w:p>
         </w:tc>
@@ -7931,7 +7567,6 @@
       <w:tr>
         <w:trPr>
           <w:cantSplit/>
-          <w:trHeight w:val="567" w:hRule="atLeast"/>
         </w:trPr>
         <w:tc>
           <w:tcPr>
@@ -7998,11 +7633,11 @@
                 <w:bCs w:val="false"/>
                 <w:i w:val="false"/>
                 <w:iCs w:val="false"/>
-                <w:color w:val="5A6B7C"/>
-                <w:sz w:val="28"/>
-                <w:szCs w:val="28"/>
-              </w:rPr>
-              <w:t xml:space="preserve"/>
+                <w:color w:val="172333"/>
+                <w:sz w:val="28"/>
+                <w:szCs w:val="28"/>
+              </w:rPr>
+              <w:t>หน้าเว็บยังตรวจเบื้องต้นได้เพื่อความสะดวก (UX) แต่ผลตัดสินทางความปลอดภัยและสิทธิ์อยู่ที่ API เสมอ</w:t>
             </w:r>
           </w:p>
         </w:tc>
@@ -8072,29 +7707,7 @@
                 <w:sz w:val="28"/>
                 <w:szCs w:val="28"/>
               </w:rPr>
-              <w:t xml:space="preserve">DEC-02</w:t>
-            </w:r>
-            <w:r>
-              <w:rPr>
-                <w:rFonts w:ascii="TH Sarabun New" w:cs="TH Sarabun New" w:eastAsia="TH Sarabun New" w:hAnsi="TH Sarabun New"/>
-                <w:b/>
-                <w:bCs/>
-                <w:color w:val="FFFFFF"/>
-                <w:sz w:val="28"/>
-                <w:szCs w:val="28"/>
-              </w:rPr>
-              <w:t xml:space="preserve">   [ตัดสินใจเรื่องอะไร]</w:t>
-            </w:r>
-            <w:r>
-              <w:rPr>
-                <w:rFonts w:ascii="TH Sarabun New" w:cs="TH Sarabun New" w:eastAsia="TH Sarabun New" w:hAnsi="TH Sarabun New"/>
-                <w:b/>
-                <w:bCs/>
-                <w:color w:val="F2C46D"/>
-                <w:sz w:val="26"/>
-                <w:szCs w:val="26"/>
-              </w:rPr>
-              <w:t xml:space="preserve">   [Proposed]</w:t>
+              <w:t>DEC-02   ฐานข้อมูลเดียวที่รองรับ transaction เป็นแหล่งความจริงของ State และ Audit Log   [Proposed]</w:t>
             </w:r>
           </w:p>
         </w:tc>
@@ -8102,7 +7715,6 @@
       <w:tr>
         <w:trPr>
           <w:cantSplit/>
-          <w:trHeight w:val="567" w:hRule="atLeast"/>
         </w:trPr>
         <w:tc>
           <w:tcPr>
@@ -8169,11 +7781,11 @@
                 <w:bCs w:val="false"/>
                 <w:i w:val="false"/>
                 <w:iCs w:val="false"/>
-                <w:color w:val="5A6B7C"/>
-                <w:sz w:val="28"/>
-                <w:szCs w:val="28"/>
-              </w:rPr>
-              <w:t xml:space="preserve"/>
+                <w:color w:val="172333"/>
+                <w:sz w:val="28"/>
+                <w:szCs w:val="28"/>
+              </w:rPr>
+              <w:t>เก็บ DR-01–DR-04 และตาราง AuditLog ใน Database เดียว และให้การเปลี่ยนสถานะคำร้องกับการบันทึก AuditLog อยู่ใน transaction เดียวกัน</w:t>
             </w:r>
           </w:p>
         </w:tc>
@@ -8181,7 +7793,6 @@
       <w:tr>
         <w:trPr>
           <w:cantSplit/>
-          <w:trHeight w:val="567" w:hRule="atLeast"/>
         </w:trPr>
         <w:tc>
           <w:tcPr>
@@ -8248,11 +7859,11 @@
                 <w:bCs w:val="false"/>
                 <w:i w:val="false"/>
                 <w:iCs w:val="false"/>
-                <w:color w:val="5A6B7C"/>
-                <w:sz w:val="28"/>
-                <w:szCs w:val="28"/>
-              </w:rPr>
-              <w:t xml:space="preserve"/>
+                <w:color w:val="172333"/>
+                <w:sz w:val="28"/>
+                <w:szCs w:val="28"/>
+              </w:rPr>
+              <w:t>D2 · D3 · FR-CLF-05 · NFR-CLF-01 · การเปลี่ยนสถานะต้องผูกกับหลักฐานและผู้ทำรายการเสมอ</w:t>
             </w:r>
           </w:p>
         </w:tc>
@@ -8260,7 +7871,6 @@
       <w:tr>
         <w:trPr>
           <w:cantSplit/>
-          <w:trHeight w:val="567" w:hRule="atLeast"/>
         </w:trPr>
         <w:tc>
           <w:tcPr>
@@ -8327,11 +7937,11 @@
                 <w:bCs w:val="false"/>
                 <w:i w:val="false"/>
                 <w:iCs w:val="false"/>
-                <w:color w:val="5A6B7C"/>
-                <w:sz w:val="28"/>
-                <w:szCs w:val="28"/>
-              </w:rPr>
-              <w:t xml:space="preserve"/>
+                <w:color w:val="172333"/>
+                <w:sz w:val="28"/>
+                <w:szCs w:val="28"/>
+              </w:rPr>
+              <w:t>แยกเก็บสถานะและ Audit Log คนละที่ — อาจทำให้เกิดสถานะเปลี่ยนแต่ไม่มี Log หรือ Log บันทึกแต่สถานะไม่เปลี่ยนเมื่อเกิดข้อผิดพลาด</w:t>
             </w:r>
           </w:p>
         </w:tc>
@@ -8339,7 +7949,6 @@
       <w:tr>
         <w:trPr>
           <w:cantSplit/>
-          <w:trHeight w:val="567" w:hRule="atLeast"/>
         </w:trPr>
         <w:tc>
           <w:tcPr>
@@ -8406,11 +8015,473 @@
                 <w:bCs w:val="false"/>
                 <w:i w:val="false"/>
                 <w:iCs w:val="false"/>
-                <w:color w:val="5A6B7C"/>
-                <w:sz w:val="28"/>
-                <w:szCs w:val="28"/>
-              </w:rPr>
-              <w:t xml:space="preserve"/>
+                <w:color w:val="172333"/>
+                <w:sz w:val="28"/>
+                <w:szCs w:val="28"/>
+              </w:rPr>
+              <w:t>ฐานข้อมูลต้องรองรับ ACID Transaction (PostgreSQL) · การันตีว่าทุกการตัดสินใจตรวจสอบย้อนหลังได้ 100%</w:t>
+            </w:r>
+          </w:p>
+        </w:tc>
+      </w:tr>
+    </w:tbl>
+    <w:p>
+      <w:pPr>
+        <w:spacing w:after="140"/>
+        <w:sectPr>
+          <w:headerReference w:type="default" r:id="rId15"/>
+          <w:footerReference w:type="default" r:id="rId16"/>
+          <w:pgSz w:w="11906" w:h="16838" w:orient="portrait"/>
+          <w:pgMar w:top="1134" w:right="1134" w:bottom="1134" w:left="1134" w:header="560" w:footer="560" w:gutter="0"/>
+          <w:pgNumType/>
+          <w:docGrid w:linePitch="360"/>
+        </w:sectPr>
+      </w:pPr>
+      <w:r>
+        <w:rPr>
+          <w:sz w:val="4"/>
+          <w:szCs w:val="4"/>
+        </w:rPr>
+        <w:t xml:space="preserve"/>
+      </w:r>
+    </w:p>
+    <w:p>
+      <w:pPr>
+        <w:keepNext/>
+        <w:spacing w:after="40" w:before="80"/>
+        <w:jc w:val="center"/>
+      </w:pPr>
+      <w:r>
+        <w:drawing>
+          <wp:inline distT="0" distB="0" distL="0" distR="0">
+            <wp:extent cx="9620250" cy="4210050"/>
+            <wp:effectExtent t="0" r="0" b="0" l="0"/>
+            <wp:docPr id="1" name="" descr="" title=""/>
+            <wp:cNvGraphicFramePr>
+              <a:graphicFrameLocks noChangeAspect="1"/>
+            </wp:cNvGraphicFramePr>
+            <a:graphic>
+              <a:graphicData uri="http://schemas.openxmlformats.org/drawingml/2006/picture">
+                <pic:pic>
+                  <pic:nvPicPr>
+                    <pic:cNvPr id="0" name="" descr=""/>
+                    <pic:cNvPicPr>
+                      <a:picLocks noChangeAspect="1" noChangeArrowheads="1"/>
+                    </pic:cNvPicPr>
+                  </pic:nvPicPr>
+                  <pic:blipFill>
+                    <a:blip r:embed="rId25" cstate="none"/>
+                    <a:srcRect/>
+                    <a:stretch>
+                      <a:fillRect/>
+                    </a:stretch>
+                  </pic:blipFill>
+                  <pic:spPr bwMode="auto">
+                    <a:xfrm>
+                      <a:off x="0" y="0"/>
+                      <a:ext cx="9620250" cy="4210050"/>
+                    </a:xfrm>
+                    <a:prstGeom prst="rect">
+                      <a:avLst/>
+                    </a:prstGeom>
+                  </pic:spPr>
+                </pic:pic>
+              </a:graphicData>
+            </a:graphic>
+          </wp:inline>
+        </w:drawing>
+      </w:r>
+    </w:p>
+    <w:p>
+      <w:pPr>
+        <w:spacing w:after="160"/>
+        <w:jc w:val="center"/>
+        <w:sectPr>
+          <w:headerReference w:type="default" r:id="rId17"/>
+          <w:footerReference w:type="default" r:id="rId18"/>
+          <w:pgSz w:w="16838" w:h="11906" w:orient="landscape"/>
+          <w:pgMar w:top="760" w:right="760" w:bottom="760" w:left="760" w:header="380" w:footer="380" w:gutter="0"/>
+          <w:pgNumType/>
+          <w:docGrid w:linePitch="360"/>
+        </w:sectPr>
+      </w:pPr>
+      <w:r>
+        <w:rPr>
+          <w:rFonts w:ascii="TH Sarabun New" w:cs="TH Sarabun New" w:eastAsia="TH Sarabun New" w:hAnsi="TH Sarabun New"/>
+          <w:i/>
+          <w:iCs/>
+          <w:color w:val="5A6B7C"/>
+          <w:sz w:val="26"/>
+          <w:szCs w:val="26"/>
+        </w:rPr>
+        <w:t xml:space="preserve">ภาพที่ 5 ทำไมที่อยู่ของกติกาสำคัญ — Drivers D1 &amp; D2 ของ Campus Lost and Found เมื่อผู้ใช้พยายามข้ามขั้นตอนหรือดูข้อมูลส่วนบุคคล</w:t>
+      </w:r>
+    </w:p>
+    <w:tbl>
+      <w:tblPr>
+        <w:tblW w:type="dxa" w:w="9638"/>
+        <w:tblBorders>
+          <w:top w:val="single" w:color="auto" w:sz="4"/>
+          <w:left w:val="single" w:color="auto" w:sz="4"/>
+          <w:bottom w:val="single" w:color="auto" w:sz="4"/>
+          <w:right w:val="single" w:color="auto" w:sz="4"/>
+          <w:insideH w:val="single" w:color="auto" w:sz="4"/>
+          <w:insideV w:val="single" w:color="auto" w:sz="4"/>
+        </w:tblBorders>
+      </w:tblPr>
+      <w:tblGrid>
+        <w:gridCol w:w="2120"/>
+        <w:gridCol w:w="7518"/>
+      </w:tblGrid>
+      <w:tr>
+        <w:trPr>
+          <w:cantSplit/>
+        </w:trPr>
+        <w:tc>
+          <w:tcPr>
+            <w:tcW w:type="dxa" w:w="9638"/>
+            <w:gridSpan w:val="2"/>
+            <w:tcBorders>
+              <w:top w:val="single" w:color="173B65" w:sz="4"/>
+              <w:left w:val="single" w:color="173B65" w:sz="4"/>
+              <w:bottom w:val="single" w:color="173B65" w:sz="4"/>
+              <w:right w:val="single" w:color="173B65" w:sz="4"/>
+            </w:tcBorders>
+            <w:shd w:fill="173B65" w:color="auto" w:val="clear"/>
+            <w:tcMar>
+              <w:top w:type="dxa" w:w="50"/>
+              <w:left w:type="dxa" w:w="110"/>
+              <w:bottom w:type="dxa" w:w="50"/>
+              <w:right w:type="dxa" w:w="90"/>
+            </w:tcMar>
+          </w:tcPr>
+          <w:p>
+            <w:pPr>
+              <w:keepNext/>
+              <w:keepLines/>
+            </w:pPr>
+            <w:r>
+              <w:rPr>
+                <w:rFonts w:ascii="TH Sarabun New" w:cs="TH Sarabun New" w:eastAsia="TH Sarabun New" w:hAnsi="TH Sarabun New"/>
+                <w:b/>
+                <w:bCs/>
+                <w:color w:val="9FD6DD"/>
+                <w:sz w:val="28"/>
+                <w:szCs w:val="28"/>
+              </w:rPr>
+              <w:t>DEC-03   เว็บแอปเดียวแบบ Responsive Web Application รองรับทุก Actor ตามบทบาท   [Proposed]</w:t>
+            </w:r>
+          </w:p>
+        </w:tc>
+      </w:tr>
+      <w:tr>
+        <w:trPr>
+          <w:cantSplit/>
+        </w:trPr>
+        <w:tc>
+          <w:tcPr>
+            <w:tcW w:type="dxa" w:w="2120"/>
+            <w:tcBorders>
+              <w:top w:val="single" w:color="B9CCDD" w:sz="4"/>
+              <w:left w:val="single" w:color="B9CCDD" w:sz="4"/>
+              <w:bottom w:val="single" w:color="B9CCDD" w:sz="4"/>
+              <w:right w:val="single" w:color="B9CCDD" w:sz="4"/>
+            </w:tcBorders>
+            <w:shd w:fill="E3EEF6" w:color="auto" w:val="clear"/>
+            <w:tcMar>
+              <w:top w:type="dxa" w:w="40"/>
+              <w:left w:type="dxa" w:w="110"/>
+              <w:bottom w:type="dxa" w:w="40"/>
+              <w:right w:type="dxa" w:w="90"/>
+            </w:tcMar>
+          </w:tcPr>
+          <w:p>
+            <w:pPr>
+              <w:keepNext/>
+              <w:keepLines/>
+            </w:pPr>
+            <w:r>
+              <w:rPr>
+                <w:rFonts w:ascii="TH Sarabun New" w:cs="TH Sarabun New" w:eastAsia="TH Sarabun New" w:hAnsi="TH Sarabun New"/>
+                <w:b/>
+                <w:bCs/>
+                <w:i w:val="false"/>
+                <w:iCs w:val="false"/>
+                <w:color w:val="173B65"/>
+                <w:sz w:val="28"/>
+                <w:szCs w:val="28"/>
+              </w:rPr>
+              <w:t xml:space="preserve">ตัดสินใจ</w:t>
+            </w:r>
+          </w:p>
+        </w:tc>
+        <w:tc>
+          <w:tcPr>
+            <w:tcW w:type="dxa" w:w="7518"/>
+            <w:tcBorders>
+              <w:top w:val="single" w:color="B9CCDD" w:sz="4"/>
+              <w:left w:val="single" w:color="B9CCDD" w:sz="4"/>
+              <w:bottom w:val="single" w:color="B9CCDD" w:sz="4"/>
+              <w:right w:val="single" w:color="B9CCDD" w:sz="4"/>
+            </w:tcBorders>
+            <w:tcMar>
+              <w:top w:type="dxa" w:w="40"/>
+              <w:left w:type="dxa" w:w="110"/>
+              <w:bottom w:type="dxa" w:w="40"/>
+              <w:right w:type="dxa" w:w="90"/>
+            </w:tcMar>
+          </w:tcPr>
+          <w:p>
+            <w:pPr>
+              <w:keepNext/>
+              <w:keepLines/>
+            </w:pPr>
+            <w:r>
+              <w:rPr>
+                <w:rFonts w:ascii="TH Sarabun New" w:cs="TH Sarabun New" w:eastAsia="TH Sarabun New" w:hAnsi="TH Sarabun New"/>
+                <w:b w:val="false"/>
+                <w:bCs w:val="false"/>
+                <w:i w:val="false"/>
+                <w:iCs w:val="false"/>
+                <w:color w:val="172333"/>
+                <w:sz w:val="28"/>
+                <w:szCs w:val="28"/>
+              </w:rPr>
+              <w:t>Requester, Finder, Staff และ IT Admin ใช้ Web Application เดียวกันผ่านเบราว์เซอร์ แต่แสดงเมนูและหน้าจอตาม role</w:t>
+            </w:r>
+          </w:p>
+        </w:tc>
+      </w:tr>
+      <w:tr>
+        <w:trPr>
+          <w:cantSplit/>
+        </w:trPr>
+        <w:tc>
+          <w:tcPr>
+            <w:tcW w:type="dxa" w:w="2120"/>
+            <w:tcBorders>
+              <w:top w:val="single" w:color="B9CCDD" w:sz="4"/>
+              <w:left w:val="single" w:color="B9CCDD" w:sz="4"/>
+              <w:bottom w:val="single" w:color="B9CCDD" w:sz="4"/>
+              <w:right w:val="single" w:color="B9CCDD" w:sz="4"/>
+            </w:tcBorders>
+            <w:shd w:fill="E3EEF6" w:color="auto" w:val="clear"/>
+            <w:tcMar>
+              <w:top w:type="dxa" w:w="40"/>
+              <w:left w:type="dxa" w:w="110"/>
+              <w:bottom w:type="dxa" w:w="40"/>
+              <w:right w:type="dxa" w:w="90"/>
+            </w:tcMar>
+          </w:tcPr>
+          <w:p>
+            <w:pPr>
+              <w:keepNext/>
+              <w:keepLines/>
+            </w:pPr>
+            <w:r>
+              <w:rPr>
+                <w:rFonts w:ascii="TH Sarabun New" w:cs="TH Sarabun New" w:eastAsia="TH Sarabun New" w:hAnsi="TH Sarabun New"/>
+                <w:b/>
+                <w:bCs/>
+                <w:i w:val="false"/>
+                <w:iCs w:val="false"/>
+                <w:color w:val="173B65"/>
+                <w:sz w:val="28"/>
+                <w:szCs w:val="28"/>
+              </w:rPr>
+              <w:t xml:space="preserve">เพราะ (NFR / driver)</w:t>
+            </w:r>
+          </w:p>
+        </w:tc>
+        <w:tc>
+          <w:tcPr>
+            <w:tcW w:type="dxa" w:w="7518"/>
+            <w:tcBorders>
+              <w:top w:val="single" w:color="B9CCDD" w:sz="4"/>
+              <w:left w:val="single" w:color="B9CCDD" w:sz="4"/>
+              <w:bottom w:val="single" w:color="B9CCDD" w:sz="4"/>
+              <w:right w:val="single" w:color="B9CCDD" w:sz="4"/>
+            </w:tcBorders>
+            <w:tcMar>
+              <w:top w:type="dxa" w:w="40"/>
+              <w:left w:type="dxa" w:w="110"/>
+              <w:bottom w:type="dxa" w:w="40"/>
+              <w:right w:type="dxa" w:w="90"/>
+            </w:tcMar>
+          </w:tcPr>
+          <w:p>
+            <w:pPr>
+              <w:keepNext/>
+              <w:keepLines/>
+            </w:pPr>
+            <w:r>
+              <w:rPr>
+                <w:rFonts w:ascii="TH Sarabun New" w:cs="TH Sarabun New" w:eastAsia="TH Sarabun New" w:hAnsi="TH Sarabun New"/>
+                <w:b w:val="false"/>
+                <w:bCs w:val="false"/>
+                <w:i w:val="false"/>
+                <w:iCs w:val="false"/>
+                <w:color w:val="172333"/>
+                <w:sz w:val="28"/>
+                <w:szCs w:val="28"/>
+              </w:rPr>
+              <w:t>NFR-CLF-02 · ทุก actor ใช้งานผ่านหน้าจอทั่วไปได้ทั้งบน PC และสมาร์ตโฟน · SRS ไม่มี requirement ที่ต้องใช้ความสามารถเฉพาะของฮาร์ดแวร์มือถือ</w:t>
+            </w:r>
+          </w:p>
+        </w:tc>
+      </w:tr>
+      <w:tr>
+        <w:trPr>
+          <w:cantSplit/>
+        </w:trPr>
+        <w:tc>
+          <w:tcPr>
+            <w:tcW w:type="dxa" w:w="2120"/>
+            <w:tcBorders>
+              <w:top w:val="single" w:color="B9CCDD" w:sz="4"/>
+              <w:left w:val="single" w:color="B9CCDD" w:sz="4"/>
+              <w:bottom w:val="single" w:color="B9CCDD" w:sz="4"/>
+              <w:right w:val="single" w:color="B9CCDD" w:sz="4"/>
+            </w:tcBorders>
+            <w:shd w:fill="E3EEF6" w:color="auto" w:val="clear"/>
+            <w:tcMar>
+              <w:top w:type="dxa" w:w="40"/>
+              <w:left w:type="dxa" w:w="110"/>
+              <w:bottom w:type="dxa" w:w="40"/>
+              <w:right w:type="dxa" w:w="90"/>
+            </w:tcMar>
+          </w:tcPr>
+          <w:p>
+            <w:pPr>
+              <w:keepNext/>
+              <w:keepLines/>
+            </w:pPr>
+            <w:r>
+              <w:rPr>
+                <w:rFonts w:ascii="TH Sarabun New" w:cs="TH Sarabun New" w:eastAsia="TH Sarabun New" w:hAnsi="TH Sarabun New"/>
+                <w:b/>
+                <w:bCs/>
+                <w:i w:val="false"/>
+                <w:iCs w:val="false"/>
+                <w:color w:val="173B65"/>
+                <w:sz w:val="28"/>
+                <w:szCs w:val="28"/>
+              </w:rPr>
+              <w:t xml:space="preserve">ทางเลือกที่ไม่เลือก</w:t>
+            </w:r>
+          </w:p>
+        </w:tc>
+        <w:tc>
+          <w:tcPr>
+            <w:tcW w:type="dxa" w:w="7518"/>
+            <w:tcBorders>
+              <w:top w:val="single" w:color="B9CCDD" w:sz="4"/>
+              <w:left w:val="single" w:color="B9CCDD" w:sz="4"/>
+              <w:bottom w:val="single" w:color="B9CCDD" w:sz="4"/>
+              <w:right w:val="single" w:color="B9CCDD" w:sz="4"/>
+            </w:tcBorders>
+            <w:tcMar>
+              <w:top w:type="dxa" w:w="40"/>
+              <w:left w:type="dxa" w:w="110"/>
+              <w:bottom w:type="dxa" w:w="40"/>
+              <w:right w:type="dxa" w:w="90"/>
+            </w:tcMar>
+          </w:tcPr>
+          <w:p>
+            <w:pPr>
+              <w:keepNext/>
+              <w:keepLines/>
+            </w:pPr>
+            <w:r>
+              <w:rPr>
+                <w:rFonts w:ascii="TH Sarabun New" w:cs="TH Sarabun New" w:eastAsia="TH Sarabun New" w:hAnsi="TH Sarabun New"/>
+                <w:b w:val="false"/>
+                <w:bCs w:val="false"/>
+                <w:i w:val="false"/>
+                <w:iCs w:val="false"/>
+                <w:color w:val="172333"/>
+                <w:sz w:val="28"/>
+                <w:szCs w:val="28"/>
+              </w:rPr>
+              <w:t>พัฒนา Native Mobile App แยกต่างหาก — เพิ่มภาระงานพัฒนาและการบำรุงรักษาโดยไม่มี requirement บังคับ</w:t>
+            </w:r>
+          </w:p>
+        </w:tc>
+      </w:tr>
+      <w:tr>
+        <w:trPr>
+          <w:cantSplit/>
+        </w:trPr>
+        <w:tc>
+          <w:tcPr>
+            <w:tcW w:type="dxa" w:w="2120"/>
+            <w:tcBorders>
+              <w:top w:val="single" w:color="B9CCDD" w:sz="4"/>
+              <w:left w:val="single" w:color="B9CCDD" w:sz="4"/>
+              <w:bottom w:val="single" w:color="B9CCDD" w:sz="4"/>
+              <w:right w:val="single" w:color="B9CCDD" w:sz="4"/>
+            </w:tcBorders>
+            <w:shd w:fill="E3EEF6" w:color="auto" w:val="clear"/>
+            <w:tcMar>
+              <w:top w:type="dxa" w:w="40"/>
+              <w:left w:type="dxa" w:w="110"/>
+              <w:bottom w:type="dxa" w:w="40"/>
+              <w:right w:type="dxa" w:w="90"/>
+            </w:tcMar>
+          </w:tcPr>
+          <w:p>
+            <w:pPr>
+              <w:keepNext w:val="false"/>
+              <w:keepLines/>
+            </w:pPr>
+            <w:r>
+              <w:rPr>
+                <w:rFonts w:ascii="TH Sarabun New" w:cs="TH Sarabun New" w:eastAsia="TH Sarabun New" w:hAnsi="TH Sarabun New"/>
+                <w:b/>
+                <w:bCs/>
+                <w:i w:val="false"/>
+                <w:iCs w:val="false"/>
+                <w:color w:val="173B65"/>
+                <w:sz w:val="28"/>
+                <w:szCs w:val="28"/>
+              </w:rPr>
+              <w:t xml:space="preserve">ผลที่ตามมา</w:t>
+            </w:r>
+          </w:p>
+        </w:tc>
+        <w:tc>
+          <w:tcPr>
+            <w:tcW w:type="dxa" w:w="7518"/>
+            <w:tcBorders>
+              <w:top w:val="single" w:color="B9CCDD" w:sz="4"/>
+              <w:left w:val="single" w:color="B9CCDD" w:sz="4"/>
+              <w:bottom w:val="single" w:color="B9CCDD" w:sz="4"/>
+              <w:right w:val="single" w:color="B9CCDD" w:sz="4"/>
+            </w:tcBorders>
+            <w:tcMar>
+              <w:top w:type="dxa" w:w="40"/>
+              <w:left w:type="dxa" w:w="110"/>
+              <w:bottom w:type="dxa" w:w="40"/>
+              <w:right w:type="dxa" w:w="90"/>
+            </w:tcMar>
+          </w:tcPr>
+          <w:p>
+            <w:pPr>
+              <w:keepNext w:val="false"/>
+              <w:keepLines/>
+            </w:pPr>
+            <w:r>
+              <w:rPr>
+                <w:rFonts w:ascii="TH Sarabun New" w:cs="TH Sarabun New" w:eastAsia="TH Sarabun New" w:hAnsi="TH Sarabun New"/>
+                <w:b w:val="false"/>
+                <w:bCs w:val="false"/>
+                <w:i w:val="false"/>
+                <w:iCs w:val="false"/>
+                <w:color w:val="172333"/>
+                <w:sz w:val="28"/>
+                <w:szCs w:val="28"/>
+              </w:rPr>
+              <w:t>W12 มุ่งเน้นออกแบบ Responsive Web UI ให้ใช้งานได้สะดวกทั้งบนจอคอมพิวเตอร์และมือถือ · สิทธิ์จริงยังตรวจที่ API (DEC-01)</w:t>
             </w:r>
           </w:p>
         </w:tc>
@@ -8480,29 +8551,7 @@
                 <w:sz w:val="28"/>
                 <w:szCs w:val="28"/>
               </w:rPr>
-              <w:t xml:space="preserve">DEC-03</w:t>
-            </w:r>
-            <w:r>
-              <w:rPr>
-                <w:rFonts w:ascii="TH Sarabun New" w:cs="TH Sarabun New" w:eastAsia="TH Sarabun New" w:hAnsi="TH Sarabun New"/>
-                <w:b/>
-                <w:bCs/>
-                <w:color w:val="FFFFFF"/>
-                <w:sz w:val="28"/>
-                <w:szCs w:val="28"/>
-              </w:rPr>
-              <w:t xml:space="preserve">   [ตัดสินใจเรื่องอะไร]</w:t>
-            </w:r>
-            <w:r>
-              <w:rPr>
-                <w:rFonts w:ascii="TH Sarabun New" w:cs="TH Sarabun New" w:eastAsia="TH Sarabun New" w:hAnsi="TH Sarabun New"/>
-                <w:b/>
-                <w:bCs/>
-                <w:color w:val="F2C46D"/>
-                <w:sz w:val="26"/>
-                <w:szCs w:val="26"/>
-              </w:rPr>
-              <w:t xml:space="preserve">   [Proposed]</w:t>
+              <w:t>DEC-04   ใช้ stack อ้างอิงของรายวิชา: React · Node.js + Express · PostgreSQL   [Proposed]</w:t>
             </w:r>
           </w:p>
         </w:tc>
@@ -8510,7 +8559,6 @@
       <w:tr>
         <w:trPr>
           <w:cantSplit/>
-          <w:trHeight w:val="567" w:hRule="atLeast"/>
         </w:trPr>
         <w:tc>
           <w:tcPr>
@@ -8577,11 +8625,11 @@
                 <w:bCs w:val="false"/>
                 <w:i w:val="false"/>
                 <w:iCs w:val="false"/>
-                <w:color w:val="5A6B7C"/>
-                <w:sz w:val="28"/>
-                <w:szCs w:val="28"/>
-              </w:rPr>
-              <w:t xml:space="preserve"/>
+                <w:color w:val="172333"/>
+                <w:sz w:val="28"/>
+                <w:szCs w:val="28"/>
+              </w:rPr>
+              <w:t>Web Application = React · API Application = Node.js + Express (REST API ส่ง JSON ผ่าน HTTPS) · Database = PostgreSQL · File Storage = Secure Object Storage</w:t>
             </w:r>
           </w:p>
         </w:tc>
@@ -8589,7 +8637,6 @@
       <w:tr>
         <w:trPr>
           <w:cantSplit/>
-          <w:trHeight w:val="567" w:hRule="atLeast"/>
         </w:trPr>
         <w:tc>
           <w:tcPr>
@@ -8656,11 +8703,11 @@
                 <w:bCs w:val="false"/>
                 <w:i w:val="false"/>
                 <w:iCs w:val="false"/>
-                <w:color w:val="5A6B7C"/>
-                <w:sz w:val="28"/>
-                <w:szCs w:val="28"/>
-              </w:rPr>
-              <w:t xml:space="preserve"/>
+                <w:color w:val="172333"/>
+                <w:sz w:val="28"/>
+                <w:szCs w:val="28"/>
+              </w:rPr>
+              <w:t>ตรงกับชนิดที่ DEC-01–03 ต้องการ · PostgreSQL รองรับ ACID transaction (D2, D3) · หน้าเว็บกับ API ใช้ JavaScript/TypeScript ร่วมกันและทีมมีความคุ้นเคย</w:t>
             </w:r>
           </w:p>
         </w:tc>
@@ -8668,7 +8715,6 @@
       <w:tr>
         <w:trPr>
           <w:cantSplit/>
-          <w:trHeight w:val="567" w:hRule="atLeast"/>
         </w:trPr>
         <w:tc>
           <w:tcPr>
@@ -8735,11 +8781,11 @@
                 <w:bCs w:val="false"/>
                 <w:i w:val="false"/>
                 <w:iCs w:val="false"/>
-                <w:color w:val="5A6B7C"/>
-                <w:sz w:val="28"/>
-                <w:szCs w:val="28"/>
-              </w:rPr>
-              <w:t xml:space="preserve"/>
+                <w:color w:val="172333"/>
+                <w:sz w:val="28"/>
+                <w:szCs w:val="28"/>
+              </w:rPr>
+              <w:t>stack อื่นในเมนู — ใช้ได้เหมือนกัน แต่ไม่มีเหตุผลจาก NFR ให้เปลี่ยน และเพิ่มความเสี่ยงด้านเวลา</w:t>
             </w:r>
           </w:p>
         </w:tc>
@@ -8747,7 +8793,6 @@
       <w:tr>
         <w:trPr>
           <w:cantSplit/>
-          <w:trHeight w:val="567" w:hRule="atLeast"/>
         </w:trPr>
         <w:tc>
           <w:tcPr>
@@ -8814,419 +8859,11 @@
                 <w:bCs w:val="false"/>
                 <w:i w:val="false"/>
                 <w:iCs w:val="false"/>
-                <w:color w:val="5A6B7C"/>
-                <w:sz w:val="28"/>
-                <w:szCs w:val="28"/>
-              </w:rPr>
-              <w:t xml:space="preserve"/>
-            </w:r>
-          </w:p>
-        </w:tc>
-      </w:tr>
-    </w:tbl>
-    <w:p>
-      <w:pPr>
-        <w:spacing w:after="140"/>
-      </w:pPr>
-      <w:r>
-        <w:rPr>
-          <w:sz w:val="4"/>
-          <w:szCs w:val="4"/>
-        </w:rPr>
-        <w:t xml:space="preserve"/>
-      </w:r>
-    </w:p>
-    <w:tbl>
-      <w:tblPr>
-        <w:tblW w:type="dxa" w:w="9638"/>
-        <w:tblBorders>
-          <w:top w:val="single" w:color="auto" w:sz="4"/>
-          <w:left w:val="single" w:color="auto" w:sz="4"/>
-          <w:bottom w:val="single" w:color="auto" w:sz="4"/>
-          <w:right w:val="single" w:color="auto" w:sz="4"/>
-          <w:insideH w:val="single" w:color="auto" w:sz="4"/>
-          <w:insideV w:val="single" w:color="auto" w:sz="4"/>
-        </w:tblBorders>
-      </w:tblPr>
-      <w:tblGrid>
-        <w:gridCol w:w="2120"/>
-        <w:gridCol w:w="7518"/>
-      </w:tblGrid>
-      <w:tr>
-        <w:trPr>
-          <w:cantSplit/>
-        </w:trPr>
-        <w:tc>
-          <w:tcPr>
-            <w:tcW w:type="dxa" w:w="9638"/>
-            <w:gridSpan w:val="2"/>
-            <w:tcBorders>
-              <w:top w:val="single" w:color="173B65" w:sz="4"/>
-              <w:left w:val="single" w:color="173B65" w:sz="4"/>
-              <w:bottom w:val="single" w:color="173B65" w:sz="4"/>
-              <w:right w:val="single" w:color="173B65" w:sz="4"/>
-            </w:tcBorders>
-            <w:shd w:fill="173B65" w:color="auto" w:val="clear"/>
-            <w:tcMar>
-              <w:top w:type="dxa" w:w="50"/>
-              <w:left w:type="dxa" w:w="110"/>
-              <w:bottom w:type="dxa" w:w="50"/>
-              <w:right w:type="dxa" w:w="90"/>
-            </w:tcMar>
-          </w:tcPr>
-          <w:p>
-            <w:pPr>
-              <w:keepNext/>
-              <w:keepLines/>
-            </w:pPr>
-            <w:r>
-              <w:rPr>
-                <w:rFonts w:ascii="TH Sarabun New" w:cs="TH Sarabun New" w:eastAsia="TH Sarabun New" w:hAnsi="TH Sarabun New"/>
-                <w:b/>
-                <w:bCs/>
-                <w:color w:val="9FD6DD"/>
-                <w:sz w:val="28"/>
-                <w:szCs w:val="28"/>
-              </w:rPr>
-              <w:t xml:space="preserve">DEC-04</w:t>
-            </w:r>
-            <w:r>
-              <w:rPr>
-                <w:rFonts w:ascii="TH Sarabun New" w:cs="TH Sarabun New" w:eastAsia="TH Sarabun New" w:hAnsi="TH Sarabun New"/>
-                <w:b/>
-                <w:bCs/>
-                <w:color w:val="FFFFFF"/>
-                <w:sz w:val="28"/>
-                <w:szCs w:val="28"/>
-              </w:rPr>
-              <w:t xml:space="preserve">   [stack — บังคับเมื่อเปลี่ยนจาก stack อ้างอิง]</w:t>
-            </w:r>
-            <w:r>
-              <w:rPr>
-                <w:rFonts w:ascii="TH Sarabun New" w:cs="TH Sarabun New" w:eastAsia="TH Sarabun New" w:hAnsi="TH Sarabun New"/>
-                <w:b/>
-                <w:bCs/>
-                <w:color w:val="F2C46D"/>
-                <w:sz w:val="26"/>
-                <w:szCs w:val="26"/>
-              </w:rPr>
-              <w:t xml:space="preserve">   [Proposed]</w:t>
-            </w:r>
-          </w:p>
-        </w:tc>
-      </w:tr>
-      <w:tr>
-        <w:trPr>
-          <w:cantSplit/>
-          <w:trHeight w:val="567" w:hRule="atLeast"/>
-        </w:trPr>
-        <w:tc>
-          <w:tcPr>
-            <w:tcW w:type="dxa" w:w="2120"/>
-            <w:tcBorders>
-              <w:top w:val="single" w:color="B9CCDD" w:sz="4"/>
-              <w:left w:val="single" w:color="B9CCDD" w:sz="4"/>
-              <w:bottom w:val="single" w:color="B9CCDD" w:sz="4"/>
-              <w:right w:val="single" w:color="B9CCDD" w:sz="4"/>
-            </w:tcBorders>
-            <w:shd w:fill="E3EEF6" w:color="auto" w:val="clear"/>
-            <w:tcMar>
-              <w:top w:type="dxa" w:w="40"/>
-              <w:left w:type="dxa" w:w="110"/>
-              <w:bottom w:type="dxa" w:w="40"/>
-              <w:right w:type="dxa" w:w="90"/>
-            </w:tcMar>
-          </w:tcPr>
-          <w:p>
-            <w:pPr>
-              <w:keepNext/>
-              <w:keepLines/>
-            </w:pPr>
-            <w:r>
-              <w:rPr>
-                <w:rFonts w:ascii="TH Sarabun New" w:cs="TH Sarabun New" w:eastAsia="TH Sarabun New" w:hAnsi="TH Sarabun New"/>
-                <w:b/>
-                <w:bCs/>
-                <w:i w:val="false"/>
-                <w:iCs w:val="false"/>
-                <w:color w:val="173B65"/>
-                <w:sz w:val="28"/>
-                <w:szCs w:val="28"/>
-              </w:rPr>
-              <w:t xml:space="preserve">ตัดสินใจ</w:t>
-            </w:r>
-          </w:p>
-        </w:tc>
-        <w:tc>
-          <w:tcPr>
-            <w:tcW w:type="dxa" w:w="7518"/>
-            <w:tcBorders>
-              <w:top w:val="single" w:color="B9CCDD" w:sz="4"/>
-              <w:left w:val="single" w:color="B9CCDD" w:sz="4"/>
-              <w:bottom w:val="single" w:color="B9CCDD" w:sz="4"/>
-              <w:right w:val="single" w:color="B9CCDD" w:sz="4"/>
-            </w:tcBorders>
-            <w:tcMar>
-              <w:top w:type="dxa" w:w="40"/>
-              <w:left w:type="dxa" w:w="110"/>
-              <w:bottom w:type="dxa" w:w="40"/>
-              <w:right w:type="dxa" w:w="90"/>
-            </w:tcMar>
-          </w:tcPr>
-          <w:p>
-            <w:pPr>
-              <w:keepNext/>
-              <w:keepLines/>
-            </w:pPr>
-            <w:r>
-              <w:rPr>
-                <w:rFonts w:ascii="TH Sarabun New" w:cs="TH Sarabun New" w:eastAsia="TH Sarabun New" w:hAnsi="TH Sarabun New"/>
-                <w:b w:val="false"/>
-                <w:bCs w:val="false"/>
-                <w:i w:val="false"/>
-                <w:iCs w:val="false"/>
-                <w:color w:val="5A6B7C"/>
-                <w:sz w:val="28"/>
-                <w:szCs w:val="28"/>
-              </w:rPr>
-              <w:t xml:space="preserve"/>
-            </w:r>
-          </w:p>
-        </w:tc>
-      </w:tr>
-      <w:tr>
-        <w:trPr>
-          <w:cantSplit/>
-          <w:trHeight w:val="567" w:hRule="atLeast"/>
-        </w:trPr>
-        <w:tc>
-          <w:tcPr>
-            <w:tcW w:type="dxa" w:w="2120"/>
-            <w:tcBorders>
-              <w:top w:val="single" w:color="B9CCDD" w:sz="4"/>
-              <w:left w:val="single" w:color="B9CCDD" w:sz="4"/>
-              <w:bottom w:val="single" w:color="B9CCDD" w:sz="4"/>
-              <w:right w:val="single" w:color="B9CCDD" w:sz="4"/>
-            </w:tcBorders>
-            <w:shd w:fill="E3EEF6" w:color="auto" w:val="clear"/>
-            <w:tcMar>
-              <w:top w:type="dxa" w:w="40"/>
-              <w:left w:type="dxa" w:w="110"/>
-              <w:bottom w:type="dxa" w:w="40"/>
-              <w:right w:type="dxa" w:w="90"/>
-            </w:tcMar>
-          </w:tcPr>
-          <w:p>
-            <w:pPr>
-              <w:keepNext/>
-              <w:keepLines/>
-            </w:pPr>
-            <w:r>
-              <w:rPr>
-                <w:rFonts w:ascii="TH Sarabun New" w:cs="TH Sarabun New" w:eastAsia="TH Sarabun New" w:hAnsi="TH Sarabun New"/>
-                <w:b/>
-                <w:bCs/>
-                <w:i w:val="false"/>
-                <w:iCs w:val="false"/>
-                <w:color w:val="173B65"/>
-                <w:sz w:val="28"/>
-                <w:szCs w:val="28"/>
-              </w:rPr>
-              <w:t xml:space="preserve">เพราะ (NFR / driver)</w:t>
-            </w:r>
-          </w:p>
-        </w:tc>
-        <w:tc>
-          <w:tcPr>
-            <w:tcW w:type="dxa" w:w="7518"/>
-            <w:tcBorders>
-              <w:top w:val="single" w:color="B9CCDD" w:sz="4"/>
-              <w:left w:val="single" w:color="B9CCDD" w:sz="4"/>
-              <w:bottom w:val="single" w:color="B9CCDD" w:sz="4"/>
-              <w:right w:val="single" w:color="B9CCDD" w:sz="4"/>
-            </w:tcBorders>
-            <w:tcMar>
-              <w:top w:type="dxa" w:w="40"/>
-              <w:left w:type="dxa" w:w="110"/>
-              <w:bottom w:type="dxa" w:w="40"/>
-              <w:right w:type="dxa" w:w="90"/>
-            </w:tcMar>
-          </w:tcPr>
-          <w:p>
-            <w:pPr>
-              <w:keepNext/>
-              <w:keepLines/>
-            </w:pPr>
-            <w:r>
-              <w:rPr>
-                <w:rFonts w:ascii="TH Sarabun New" w:cs="TH Sarabun New" w:eastAsia="TH Sarabun New" w:hAnsi="TH Sarabun New"/>
-                <w:b w:val="false"/>
-                <w:bCs w:val="false"/>
-                <w:i w:val="false"/>
-                <w:iCs w:val="false"/>
-                <w:color w:val="5A6B7C"/>
-                <w:sz w:val="28"/>
-                <w:szCs w:val="28"/>
-              </w:rPr>
-              <w:t xml:space="preserve"/>
-            </w:r>
-          </w:p>
-        </w:tc>
-      </w:tr>
-      <w:tr>
-        <w:trPr>
-          <w:cantSplit/>
-          <w:trHeight w:val="567" w:hRule="atLeast"/>
-        </w:trPr>
-        <w:tc>
-          <w:tcPr>
-            <w:tcW w:type="dxa" w:w="2120"/>
-            <w:tcBorders>
-              <w:top w:val="single" w:color="B9CCDD" w:sz="4"/>
-              <w:left w:val="single" w:color="B9CCDD" w:sz="4"/>
-              <w:bottom w:val="single" w:color="B9CCDD" w:sz="4"/>
-              <w:right w:val="single" w:color="B9CCDD" w:sz="4"/>
-            </w:tcBorders>
-            <w:shd w:fill="E3EEF6" w:color="auto" w:val="clear"/>
-            <w:tcMar>
-              <w:top w:type="dxa" w:w="40"/>
-              <w:left w:type="dxa" w:w="110"/>
-              <w:bottom w:type="dxa" w:w="40"/>
-              <w:right w:type="dxa" w:w="90"/>
-            </w:tcMar>
-          </w:tcPr>
-          <w:p>
-            <w:pPr>
-              <w:keepNext/>
-              <w:keepLines/>
-            </w:pPr>
-            <w:r>
-              <w:rPr>
-                <w:rFonts w:ascii="TH Sarabun New" w:cs="TH Sarabun New" w:eastAsia="TH Sarabun New" w:hAnsi="TH Sarabun New"/>
-                <w:b/>
-                <w:bCs/>
-                <w:i w:val="false"/>
-                <w:iCs w:val="false"/>
-                <w:color w:val="173B65"/>
-                <w:sz w:val="28"/>
-                <w:szCs w:val="28"/>
-              </w:rPr>
-              <w:t xml:space="preserve">ทางเลือกที่ไม่เลือก</w:t>
-            </w:r>
-          </w:p>
-        </w:tc>
-        <w:tc>
-          <w:tcPr>
-            <w:tcW w:type="dxa" w:w="7518"/>
-            <w:tcBorders>
-              <w:top w:val="single" w:color="B9CCDD" w:sz="4"/>
-              <w:left w:val="single" w:color="B9CCDD" w:sz="4"/>
-              <w:bottom w:val="single" w:color="B9CCDD" w:sz="4"/>
-              <w:right w:val="single" w:color="B9CCDD" w:sz="4"/>
-            </w:tcBorders>
-            <w:tcMar>
-              <w:top w:type="dxa" w:w="40"/>
-              <w:left w:type="dxa" w:w="110"/>
-              <w:bottom w:type="dxa" w:w="40"/>
-              <w:right w:type="dxa" w:w="90"/>
-            </w:tcMar>
-          </w:tcPr>
-          <w:p>
-            <w:pPr>
-              <w:keepNext/>
-              <w:keepLines/>
-            </w:pPr>
-            <w:r>
-              <w:rPr>
-                <w:rFonts w:ascii="TH Sarabun New" w:cs="TH Sarabun New" w:eastAsia="TH Sarabun New" w:hAnsi="TH Sarabun New"/>
-                <w:b w:val="false"/>
-                <w:bCs w:val="false"/>
-                <w:i w:val="false"/>
-                <w:iCs w:val="false"/>
-                <w:color w:val="5A6B7C"/>
-                <w:sz w:val="28"/>
-                <w:szCs w:val="28"/>
-              </w:rPr>
-              <w:t xml:space="preserve"/>
-            </w:r>
-          </w:p>
-        </w:tc>
-      </w:tr>
-      <w:tr>
-        <w:trPr>
-          <w:cantSplit/>
-          <w:trHeight w:val="567" w:hRule="atLeast"/>
-        </w:trPr>
-        <w:tc>
-          <w:tcPr>
-            <w:tcW w:type="dxa" w:w="2120"/>
-            <w:tcBorders>
-              <w:top w:val="single" w:color="B9CCDD" w:sz="4"/>
-              <w:left w:val="single" w:color="B9CCDD" w:sz="4"/>
-              <w:bottom w:val="single" w:color="B9CCDD" w:sz="4"/>
-              <w:right w:val="single" w:color="B9CCDD" w:sz="4"/>
-            </w:tcBorders>
-            <w:shd w:fill="E3EEF6" w:color="auto" w:val="clear"/>
-            <w:tcMar>
-              <w:top w:type="dxa" w:w="40"/>
-              <w:left w:type="dxa" w:w="110"/>
-              <w:bottom w:type="dxa" w:w="40"/>
-              <w:right w:type="dxa" w:w="90"/>
-            </w:tcMar>
-          </w:tcPr>
-          <w:p>
-            <w:pPr>
-              <w:keepNext w:val="false"/>
-              <w:keepLines/>
-            </w:pPr>
-            <w:r>
-              <w:rPr>
-                <w:rFonts w:ascii="TH Sarabun New" w:cs="TH Sarabun New" w:eastAsia="TH Sarabun New" w:hAnsi="TH Sarabun New"/>
-                <w:b/>
-                <w:bCs/>
-                <w:i w:val="false"/>
-                <w:iCs w:val="false"/>
-                <w:color w:val="173B65"/>
-                <w:sz w:val="28"/>
-                <w:szCs w:val="28"/>
-              </w:rPr>
-              <w:t xml:space="preserve">ผลที่ตามมา</w:t>
-            </w:r>
-          </w:p>
-        </w:tc>
-        <w:tc>
-          <w:tcPr>
-            <w:tcW w:type="dxa" w:w="7518"/>
-            <w:tcBorders>
-              <w:top w:val="single" w:color="B9CCDD" w:sz="4"/>
-              <w:left w:val="single" w:color="B9CCDD" w:sz="4"/>
-              <w:bottom w:val="single" w:color="B9CCDD" w:sz="4"/>
-              <w:right w:val="single" w:color="B9CCDD" w:sz="4"/>
-            </w:tcBorders>
-            <w:tcMar>
-              <w:top w:type="dxa" w:w="40"/>
-              <w:left w:type="dxa" w:w="110"/>
-              <w:bottom w:type="dxa" w:w="40"/>
-              <w:right w:type="dxa" w:w="90"/>
-            </w:tcMar>
-          </w:tcPr>
-          <w:p>
-            <w:pPr>
-              <w:keepNext w:val="false"/>
-              <w:keepLines/>
-            </w:pPr>
-            <w:r>
-              <w:rPr>
-                <w:rFonts w:ascii="TH Sarabun New" w:cs="TH Sarabun New" w:eastAsia="TH Sarabun New" w:hAnsi="TH Sarabun New"/>
-                <w:b w:val="false"/>
-                <w:bCs w:val="false"/>
-                <w:i w:val="false"/>
-                <w:iCs w:val="false"/>
-                <w:color w:val="5A6B7C"/>
-                <w:sz w:val="28"/>
-                <w:szCs w:val="28"/>
-              </w:rPr>
-              <w:t xml:space="preserve"/>
+                <w:color w:val="172333"/>
+                <w:sz w:val="28"/>
+                <w:szCs w:val="28"/>
+              </w:rPr>
+              <w:t>version และการตั้งโปรเจกต์ = DD-06 ให้ Dev ยืนยัน · ไม่ใช้ microservices หรือ message broker เกินความจำเป็นในรุ่นแรก</w:t>
             </w:r>
           </w:p>
         </w:tc>
@@ -9267,18 +8904,21 @@
     </w:p>
     <w:p>
       <w:pPr>
+        <w:keepNext w:val="false"/>
         <w:spacing w:after="100"/>
       </w:pPr>
       <w:r>
         <w:rPr>
           <w:rFonts w:ascii="TH Sarabun New" w:cs="TH Sarabun New" w:eastAsia="TH Sarabun New" w:hAnsi="TH Sarabun New"/>
-          <w:i/>
-          <w:iCs/>
-          <w:color w:val="7F8C99"/>
-          <w:sz w:val="28"/>
-          <w:szCs w:val="28"/>
+          <w:b w:val="false"/>
+          <w:bCs w:val="false"/>
+          <w:i w:val="false"/>
+          <w:iCs w:val="false"/>
+          <w:color w:val="172333"/>
+          <w:sz w:val="32"/>
+          <w:szCs w:val="32"/>
         </w:rPr>
-        <w:t xml:space="preserve">(คำแนะนำ: คัดลอกแถวจาก Spine ของทีม (W10) แล้วเติมคอลัมน์ W11 ว่าแต่ละขั้นเดินผ่าน container ไหน — อัปเดตไฟล์ design/00-design-spine.md คอลัมน์ "W11 กล่องที่รับผิดชอบ" ให้ตรงกัน)</w:t>
+        <w:t xml:space="preserve">เดินคำขอหนึ่งใบทีละขั้นบนภาพที่ 3 — ทุกขั้นต้องบอกได้ว่าผ่าน container ไหน และกติกาไหนถูกตรวจที่ไหน</w:t>
       </w:r>
     </w:p>
     <w:tbl>
@@ -9369,7 +9009,7 @@
                 <w:sz w:val="28"/>
                 <w:szCs w:val="28"/>
               </w:rPr>
-              <w:t xml:space="preserve">ขั้นในเส้นทางงานหลัก</w:t>
+              <w:t xml:space="preserve">ขั้นในเส้นทางคำขอหนึ่งใบ</w:t>
             </w:r>
           </w:p>
         </w:tc>
@@ -9479,7 +9119,6 @@
       <w:tr>
         <w:trPr>
           <w:cantSplit/>
-          <w:trHeight w:val="567" w:hRule="atLeast"/>
         </w:trPr>
         <w:tc>
           <w:tcPr>
@@ -9502,15 +9141,15 @@
             <w:r>
               <w:rPr>
                 <w:rFonts w:ascii="TH Sarabun New" w:cs="TH Sarabun New" w:eastAsia="TH Sarabun New" w:hAnsi="TH Sarabun New"/>
-                <w:b w:val="false"/>
-                <w:bCs w:val="false"/>
-                <w:i w:val="false"/>
-                <w:iCs w:val="false"/>
-                <w:color w:val="5A6B7C"/>
-                <w:sz w:val="28"/>
-                <w:szCs w:val="28"/>
-              </w:rPr>
-              <w:t xml:space="preserve">1</w:t>
+                <w:b/>
+                <w:bCs/>
+                <w:i w:val="false"/>
+                <w:iCs w:val="false"/>
+                <w:color w:val="172333"/>
+                <w:sz w:val="28"/>
+                <w:szCs w:val="28"/>
+              </w:rPr>
+              <w:t>1</w:t>
             </w:r>
           </w:p>
         </w:tc>
@@ -9543,7 +9182,7 @@
                 <w:sz w:val="28"/>
                 <w:szCs w:val="28"/>
               </w:rPr>
-              <w:t xml:space="preserve"/>
+              <w:t>ผู้พบของแจ้งเบาะแสและพิกัดพบสิ่งของแบบไม่เปิดเผยตัวตน</w:t>
             </w:r>
           </w:p>
         </w:tc>
@@ -9576,7 +9215,7 @@
                 <w:sz w:val="28"/>
                 <w:szCs w:val="28"/>
               </w:rPr>
-              <w:t xml:space="preserve"/>
+              <w:t>UC-03</w:t>
             </w:r>
           </w:p>
         </w:tc>
@@ -9609,7 +9248,7 @@
                 <w:sz w:val="28"/>
                 <w:szCs w:val="28"/>
               </w:rPr>
-              <w:t xml:space="preserve"/>
+              <w:t>Build now</w:t>
             </w:r>
           </w:p>
         </w:tc>
@@ -9642,7 +9281,7 @@
                 <w:sz w:val="28"/>
                 <w:szCs w:val="28"/>
               </w:rPr>
-              <w:t xml:space="preserve"/>
+              <w:t>Web/Mobile → API (Anonymous Intake) → Database &amp; File Storage</w:t>
             </w:r>
           </w:p>
         </w:tc>
@@ -9650,7 +9289,6 @@
       <w:tr>
         <w:trPr>
           <w:cantSplit/>
-          <w:trHeight w:val="567" w:hRule="atLeast"/>
         </w:trPr>
         <w:tc>
           <w:tcPr>
@@ -9673,15 +9311,15 @@
             <w:r>
               <w:rPr>
                 <w:rFonts w:ascii="TH Sarabun New" w:cs="TH Sarabun New" w:eastAsia="TH Sarabun New" w:hAnsi="TH Sarabun New"/>
-                <w:b w:val="false"/>
-                <w:bCs w:val="false"/>
-                <w:i w:val="false"/>
-                <w:iCs w:val="false"/>
-                <w:color w:val="5A6B7C"/>
-                <w:sz w:val="28"/>
-                <w:szCs w:val="28"/>
-              </w:rPr>
-              <w:t xml:space="preserve">2</w:t>
+                <w:b/>
+                <w:bCs/>
+                <w:i w:val="false"/>
+                <w:iCs w:val="false"/>
+                <w:color w:val="172333"/>
+                <w:sz w:val="28"/>
+                <w:szCs w:val="28"/>
+              </w:rPr>
+              <w:t>2</w:t>
             </w:r>
           </w:p>
         </w:tc>
@@ -9714,7 +9352,7 @@
                 <w:sz w:val="28"/>
                 <w:szCs w:val="28"/>
               </w:rPr>
-              <w:t xml:space="preserve"/>
+              <w:t>เจ้าหน้าที่บันทึกรับเข้าคลังส่วนกลางและเบลอร์ภาพส่วนบุคคล</w:t>
             </w:r>
           </w:p>
         </w:tc>
@@ -9747,7 +9385,7 @@
                 <w:sz w:val="28"/>
                 <w:szCs w:val="28"/>
               </w:rPr>
-              <w:t xml:space="preserve"/>
+              <w:t>UC-01, UC-06</w:t>
             </w:r>
           </w:p>
         </w:tc>
@@ -9780,7 +9418,7 @@
                 <w:sz w:val="28"/>
                 <w:szCs w:val="28"/>
               </w:rPr>
-              <w:t xml:space="preserve"/>
+              <w:t>Build now</w:t>
             </w:r>
           </w:p>
         </w:tc>
@@ -9813,7 +9451,7 @@
                 <w:sz w:val="28"/>
                 <w:szCs w:val="28"/>
               </w:rPr>
-              <w:t xml:space="preserve"/>
+              <w:t>Web (Staff) → API (Redaction &amp; Blurring) → Database &amp; File Storage</w:t>
             </w:r>
           </w:p>
         </w:tc>
@@ -9821,7 +9459,6 @@
       <w:tr>
         <w:trPr>
           <w:cantSplit/>
-          <w:trHeight w:val="567" w:hRule="atLeast"/>
         </w:trPr>
         <w:tc>
           <w:tcPr>
@@ -9844,15 +9481,15 @@
             <w:r>
               <w:rPr>
                 <w:rFonts w:ascii="TH Sarabun New" w:cs="TH Sarabun New" w:eastAsia="TH Sarabun New" w:hAnsi="TH Sarabun New"/>
-                <w:b w:val="false"/>
-                <w:bCs w:val="false"/>
-                <w:i w:val="false"/>
-                <w:iCs w:val="false"/>
-                <w:color w:val="5A6B7C"/>
-                <w:sz w:val="28"/>
-                <w:szCs w:val="28"/>
-              </w:rPr>
-              <w:t xml:space="preserve">3</w:t>
+                <w:b/>
+                <w:bCs/>
+                <w:i w:val="false"/>
+                <w:iCs w:val="false"/>
+                <w:color w:val="172333"/>
+                <w:sz w:val="28"/>
+                <w:szCs w:val="28"/>
+              </w:rPr>
+              <w:t>3</w:t>
             </w:r>
           </w:p>
         </w:tc>
@@ -9885,7 +9522,7 @@
                 <w:sz w:val="28"/>
                 <w:szCs w:val="28"/>
               </w:rPr>
-              <w:t xml:space="preserve"/>
+              <w:t>ผู้ทำของหายค้นหารายการสิ่งของที่พบผ่านหน้าสาธารณะ</w:t>
             </w:r>
           </w:p>
         </w:tc>
@@ -9918,7 +9555,7 @@
                 <w:sz w:val="28"/>
                 <w:szCs w:val="28"/>
               </w:rPr>
-              <w:t xml:space="preserve"/>
+              <w:t>UC-01, UC-02</w:t>
             </w:r>
           </w:p>
         </w:tc>
@@ -9951,7 +9588,7 @@
                 <w:sz w:val="28"/>
                 <w:szCs w:val="28"/>
               </w:rPr>
-              <w:t xml:space="preserve"/>
+              <w:t>Build now</w:t>
             </w:r>
           </w:p>
         </w:tc>
@@ -9984,7 +9621,7 @@
                 <w:sz w:val="28"/>
                 <w:szCs w:val="28"/>
               </w:rPr>
-              <w:t xml:space="preserve"/>
+              <w:t>Web/Mobile → API (Public Filtered View) → Database</w:t>
             </w:r>
           </w:p>
         </w:tc>
@@ -9992,7 +9629,6 @@
       <w:tr>
         <w:trPr>
           <w:cantSplit/>
-          <w:trHeight w:val="567" w:hRule="atLeast"/>
         </w:trPr>
         <w:tc>
           <w:tcPr>
@@ -10015,15 +9651,15 @@
             <w:r>
               <w:rPr>
                 <w:rFonts w:ascii="TH Sarabun New" w:cs="TH Sarabun New" w:eastAsia="TH Sarabun New" w:hAnsi="TH Sarabun New"/>
-                <w:b w:val="false"/>
-                <w:bCs w:val="false"/>
-                <w:i w:val="false"/>
-                <w:iCs w:val="false"/>
-                <w:color w:val="5A6B7C"/>
-                <w:sz w:val="28"/>
-                <w:szCs w:val="28"/>
-              </w:rPr>
-              <w:t xml:space="preserve">4</w:t>
+                <w:b/>
+                <w:bCs/>
+                <w:i w:val="false"/>
+                <w:iCs w:val="false"/>
+                <w:color w:val="172333"/>
+                <w:sz w:val="28"/>
+                <w:szCs w:val="28"/>
+              </w:rPr>
+              <w:t>4</w:t>
             </w:r>
           </w:p>
         </w:tc>
@@ -10056,7 +9692,7 @@
                 <w:sz w:val="28"/>
                 <w:szCs w:val="28"/>
               </w:rPr>
-              <w:t xml:space="preserve"/>
+              <w:t>ผู้ทำของหายยื่นคำร้องและแนบไฟล์หลักฐาน (≤ 10MB)</w:t>
             </w:r>
           </w:p>
         </w:tc>
@@ -10089,7 +9725,7 @@
                 <w:sz w:val="28"/>
                 <w:szCs w:val="28"/>
               </w:rPr>
-              <w:t xml:space="preserve"/>
+              <w:t>UC-04</w:t>
             </w:r>
           </w:p>
         </w:tc>
@@ -10122,7 +9758,7 @@
                 <w:sz w:val="28"/>
                 <w:szCs w:val="28"/>
               </w:rPr>
-              <w:t xml:space="preserve"/>
+              <w:t>Build now</w:t>
             </w:r>
           </w:p>
         </w:tc>
@@ -10155,7 +9791,7 @@
                 <w:sz w:val="28"/>
                 <w:szCs w:val="28"/>
               </w:rPr>
-              <w:t xml:space="preserve"/>
+              <w:t>Web/Mobile → API (Upload Validator, Pending Gate) → Database &amp; Storage</w:t>
             </w:r>
           </w:p>
         </w:tc>
@@ -10163,7 +9799,6 @@
       <w:tr>
         <w:trPr>
           <w:cantSplit/>
-          <w:trHeight w:val="567" w:hRule="atLeast"/>
         </w:trPr>
         <w:tc>
           <w:tcPr>
@@ -10186,15 +9821,15 @@
             <w:r>
               <w:rPr>
                 <w:rFonts w:ascii="TH Sarabun New" w:cs="TH Sarabun New" w:eastAsia="TH Sarabun New" w:hAnsi="TH Sarabun New"/>
-                <w:b w:val="false"/>
-                <w:bCs w:val="false"/>
-                <w:i w:val="false"/>
-                <w:iCs w:val="false"/>
-                <w:color w:val="5A6B7C"/>
-                <w:sz w:val="28"/>
-                <w:szCs w:val="28"/>
-              </w:rPr>
-              <w:t xml:space="preserve">5</w:t>
+                <w:b/>
+                <w:bCs/>
+                <w:i w:val="false"/>
+                <w:iCs w:val="false"/>
+                <w:color w:val="172333"/>
+                <w:sz w:val="28"/>
+                <w:szCs w:val="28"/>
+              </w:rPr>
+              <w:t>5</w:t>
             </w:r>
           </w:p>
         </w:tc>
@@ -10227,7 +9862,7 @@
                 <w:sz w:val="28"/>
                 <w:szCs w:val="28"/>
               </w:rPr>
-              <w:t xml:space="preserve"/>
+              <w:t>เจ้าหน้าที่เปิดตรวจหลักฐานส่วนตัวและเปลี่ยนสถานะ (Verified/Rejected)</w:t>
             </w:r>
           </w:p>
         </w:tc>
@@ -10260,7 +9895,7 @@
                 <w:sz w:val="28"/>
                 <w:szCs w:val="28"/>
               </w:rPr>
-              <w:t xml:space="preserve"/>
+              <w:t>UC-05</w:t>
             </w:r>
           </w:p>
         </w:tc>
@@ -10293,7 +9928,7 @@
                 <w:sz w:val="28"/>
                 <w:szCs w:val="28"/>
               </w:rPr>
-              <w:t xml:space="preserve"/>
+              <w:t>Build now</w:t>
             </w:r>
           </w:p>
         </w:tc>
@@ -10326,7 +9961,7 @@
                 <w:sz w:val="28"/>
                 <w:szCs w:val="28"/>
               </w:rPr>
-              <w:t xml:space="preserve"/>
+              <w:t>Web (Staff) → API (Private Viewer, State Decision) → Database (Transaction + Audit)</w:t>
             </w:r>
           </w:p>
         </w:tc>
@@ -10334,7 +9969,6 @@
       <w:tr>
         <w:trPr>
           <w:cantSplit/>
-          <w:trHeight w:val="567" w:hRule="atLeast"/>
         </w:trPr>
         <w:tc>
           <w:tcPr>
@@ -10357,15 +9991,15 @@
             <w:r>
               <w:rPr>
                 <w:rFonts w:ascii="TH Sarabun New" w:cs="TH Sarabun New" w:eastAsia="TH Sarabun New" w:hAnsi="TH Sarabun New"/>
-                <w:b w:val="false"/>
-                <w:bCs w:val="false"/>
-                <w:i w:val="false"/>
-                <w:iCs w:val="false"/>
-                <w:color w:val="5A6B7C"/>
-                <w:sz w:val="28"/>
-                <w:szCs w:val="28"/>
-              </w:rPr>
-              <w:t xml:space="preserve">6</w:t>
+                <w:b/>
+                <w:bCs/>
+                <w:i w:val="false"/>
+                <w:iCs w:val="false"/>
+                <w:color w:val="172333"/>
+                <w:sz w:val="28"/>
+                <w:szCs w:val="28"/>
+              </w:rPr>
+              <w:t>6</w:t>
             </w:r>
           </w:p>
         </w:tc>
@@ -10398,7 +10032,7 @@
                 <w:sz w:val="28"/>
                 <w:szCs w:val="28"/>
               </w:rPr>
-              <w:t xml:space="preserve"/>
+              <w:t>ผู้ทำของหายติดต่อรับของ และเจ้าหน้าที่ส่งมอบพร้อมปิดงาน (Returned)</w:t>
             </w:r>
           </w:p>
         </w:tc>
@@ -10431,7 +10065,7 @@
                 <w:sz w:val="28"/>
                 <w:szCs w:val="28"/>
               </w:rPr>
-              <w:t xml:space="preserve"/>
+              <w:t>UC-05</w:t>
             </w:r>
           </w:p>
         </w:tc>
@@ -10464,7 +10098,7 @@
                 <w:sz w:val="28"/>
                 <w:szCs w:val="28"/>
               </w:rPr>
-              <w:t xml:space="preserve"/>
+              <w:t>Build now</w:t>
             </w:r>
           </w:p>
         </w:tc>
@@ -10497,7 +10131,7 @@
                 <w:sz w:val="28"/>
                 <w:szCs w:val="28"/>
               </w:rPr>
-              <w:t xml:space="preserve"/>
+              <w:t>Web (Staff) → API (Handover Logger, State=Returned) → Database (Transaction + Audit)</w:t>
             </w:r>
           </w:p>
         </w:tc>
@@ -10505,7 +10139,6 @@
       <w:tr>
         <w:trPr>
           <w:cantSplit/>
-          <w:trHeight w:val="567" w:hRule="atLeast"/>
         </w:trPr>
         <w:tc>
           <w:tcPr>
@@ -10528,15 +10161,15 @@
             <w:r>
               <w:rPr>
                 <w:rFonts w:ascii="TH Sarabun New" w:cs="TH Sarabun New" w:eastAsia="TH Sarabun New" w:hAnsi="TH Sarabun New"/>
-                <w:b w:val="false"/>
-                <w:bCs w:val="false"/>
-                <w:i w:val="false"/>
-                <w:iCs w:val="false"/>
-                <w:color w:val="5A6B7C"/>
-                <w:sz w:val="28"/>
-                <w:szCs w:val="28"/>
-              </w:rPr>
-              <w:t xml:space="preserve">ทุกแถว</w:t>
+                <w:b/>
+                <w:bCs/>
+                <w:i w:val="false"/>
+                <w:iCs w:val="false"/>
+                <w:color w:val="172333"/>
+                <w:sz w:val="28"/>
+                <w:szCs w:val="28"/>
+              </w:rPr>
+              <w:t>7</w:t>
             </w:r>
           </w:p>
         </w:tc>
@@ -10569,7 +10202,7 @@
                 <w:sz w:val="28"/>
                 <w:szCs w:val="28"/>
               </w:rPr>
-              <w:t xml:space="preserve"/>
+              <w:t>ระบบสรุปรายงานสิ่งของตกค้างเกินกำหนด (Unclaimed Items Report)</w:t>
             </w:r>
           </w:p>
         </w:tc>
@@ -10602,7 +10235,7 @@
                 <w:sz w:val="28"/>
                 <w:szCs w:val="28"/>
               </w:rPr>
-              <w:t xml:space="preserve"/>
+              <w:t>UC-01</w:t>
             </w:r>
           </w:p>
         </w:tc>
@@ -10635,7 +10268,7 @@
                 <w:sz w:val="28"/>
                 <w:szCs w:val="28"/>
               </w:rPr>
-              <w:t xml:space="preserve"/>
+              <w:t>Overview</w:t>
             </w:r>
           </w:p>
         </w:tc>
@@ -10668,7 +10301,177 @@
                 <w:sz w:val="28"/>
                 <w:szCs w:val="28"/>
               </w:rPr>
-              <w:t xml:space="preserve"/>
+              <w:t>Web (Staff/Admin) → API (Report Generator) → Database</w:t>
+            </w:r>
+          </w:p>
+        </w:tc>
+      </w:tr>
+      <w:tr>
+        <w:trPr>
+          <w:cantSplit/>
+        </w:trPr>
+        <w:tc>
+          <w:tcPr>
+            <w:tcW w:type="dxa" w:w="771"/>
+            <w:tcBorders>
+              <w:top w:val="single" w:color="C9D3DC" w:sz="4"/>
+              <w:left w:val="single" w:color="C9D3DC" w:sz="4"/>
+              <w:bottom w:val="single" w:color="C9D3DC" w:sz="4"/>
+              <w:right w:val="single" w:color="C9D3DC" w:sz="4"/>
+            </w:tcBorders>
+            <w:shd w:fill="F1F7FA" w:color="auto" w:val="clear"/>
+            <w:tcMar>
+              <w:top w:type="dxa" w:w="40"/>
+              <w:left w:type="dxa" w:w="90"/>
+              <w:bottom w:type="dxa" w:w="40"/>
+              <w:right w:type="dxa" w:w="90"/>
+            </w:tcMar>
+          </w:tcPr>
+          <w:p>
+            <w:r>
+              <w:rPr>
+                <w:rFonts w:ascii="TH Sarabun New" w:cs="TH Sarabun New" w:eastAsia="TH Sarabun New" w:hAnsi="TH Sarabun New"/>
+                <w:b/>
+                <w:bCs/>
+                <w:i w:val="false"/>
+                <w:iCs w:val="false"/>
+                <w:color w:val="172333"/>
+                <w:sz w:val="28"/>
+                <w:szCs w:val="28"/>
+              </w:rPr>
+              <w:t>ทุกแถว</w:t>
+            </w:r>
+          </w:p>
+        </w:tc>
+        <w:tc>
+          <w:tcPr>
+            <w:tcW w:type="dxa" w:w="3084"/>
+            <w:tcBorders>
+              <w:top w:val="single" w:color="C9D3DC" w:sz="4"/>
+              <w:left w:val="single" w:color="C9D3DC" w:sz="4"/>
+              <w:bottom w:val="single" w:color="C9D3DC" w:sz="4"/>
+              <w:right w:val="single" w:color="C9D3DC" w:sz="4"/>
+            </w:tcBorders>
+            <w:shd w:fill="F1F7FA" w:color="auto" w:val="clear"/>
+            <w:tcMar>
+              <w:top w:type="dxa" w:w="40"/>
+              <w:left w:type="dxa" w:w="90"/>
+              <w:bottom w:type="dxa" w:w="40"/>
+              <w:right w:type="dxa" w:w="90"/>
+            </w:tcMar>
+          </w:tcPr>
+          <w:p>
+            <w:r>
+              <w:rPr>
+                <w:rFonts w:ascii="TH Sarabun New" w:cs="TH Sarabun New" w:eastAsia="TH Sarabun New" w:hAnsi="TH Sarabun New"/>
+                <w:b w:val="false"/>
+                <w:bCs w:val="false"/>
+                <w:i w:val="false"/>
+                <w:iCs w:val="false"/>
+                <w:color w:val="172333"/>
+                <w:sz w:val="28"/>
+                <w:szCs w:val="28"/>
+              </w:rPr>
+              <w:t>ควบคุมสิทธิ์ตามบทบาท (RBAC) และบันทึก Audit Log ทุกขั้นตอน</w:t>
+            </w:r>
+          </w:p>
+        </w:tc>
+        <w:tc>
+          <w:tcPr>
+            <w:tcW w:type="dxa" w:w="867"/>
+            <w:tcBorders>
+              <w:top w:val="single" w:color="C9D3DC" w:sz="4"/>
+              <w:left w:val="single" w:color="C9D3DC" w:sz="4"/>
+              <w:bottom w:val="single" w:color="C9D3DC" w:sz="4"/>
+              <w:right w:val="single" w:color="C9D3DC" w:sz="4"/>
+            </w:tcBorders>
+            <w:shd w:fill="F1F7FA" w:color="auto" w:val="clear"/>
+            <w:tcMar>
+              <w:top w:type="dxa" w:w="40"/>
+              <w:left w:type="dxa" w:w="90"/>
+              <w:bottom w:type="dxa" w:w="40"/>
+              <w:right w:type="dxa" w:w="90"/>
+            </w:tcMar>
+          </w:tcPr>
+          <w:p>
+            <w:r>
+              <w:rPr>
+                <w:rFonts w:ascii="TH Sarabun New" w:cs="TH Sarabun New" w:eastAsia="TH Sarabun New" w:hAnsi="TH Sarabun New"/>
+                <w:b w:val="false"/>
+                <w:bCs w:val="false"/>
+                <w:i w:val="false"/>
+                <w:iCs w:val="false"/>
+                <w:color w:val="172333"/>
+                <w:sz w:val="28"/>
+                <w:szCs w:val="28"/>
+              </w:rPr>
+              <w:t>UC-06</w:t>
+            </w:r>
+          </w:p>
+        </w:tc>
+        <w:tc>
+          <w:tcPr>
+            <w:tcW w:type="dxa" w:w="1542"/>
+            <w:tcBorders>
+              <w:top w:val="single" w:color="C9D3DC" w:sz="4"/>
+              <w:left w:val="single" w:color="C9D3DC" w:sz="4"/>
+              <w:bottom w:val="single" w:color="C9D3DC" w:sz="4"/>
+              <w:right w:val="single" w:color="C9D3DC" w:sz="4"/>
+            </w:tcBorders>
+            <w:shd w:fill="F1F7FA" w:color="auto" w:val="clear"/>
+            <w:tcMar>
+              <w:top w:type="dxa" w:w="40"/>
+              <w:left w:type="dxa" w:w="90"/>
+              <w:bottom w:type="dxa" w:w="40"/>
+              <w:right w:type="dxa" w:w="90"/>
+            </w:tcMar>
+          </w:tcPr>
+          <w:p>
+            <w:r>
+              <w:rPr>
+                <w:rFonts w:ascii="TH Sarabun New" w:cs="TH Sarabun New" w:eastAsia="TH Sarabun New" w:hAnsi="TH Sarabun New"/>
+                <w:b w:val="false"/>
+                <w:bCs w:val="false"/>
+                <w:i w:val="false"/>
+                <w:iCs w:val="false"/>
+                <w:color w:val="172333"/>
+                <w:sz w:val="28"/>
+                <w:szCs w:val="28"/>
+              </w:rPr>
+              <w:t>Build now (cross-cutting)</w:t>
+            </w:r>
+          </w:p>
+        </w:tc>
+        <w:tc>
+          <w:tcPr>
+            <w:tcW w:type="dxa" w:w="3374"/>
+            <w:tcBorders>
+              <w:top w:val="single" w:color="C9D3DC" w:sz="4"/>
+              <w:left w:val="single" w:color="C9D3DC" w:sz="4"/>
+              <w:bottom w:val="single" w:color="C9D3DC" w:sz="4"/>
+              <w:right w:val="single" w:color="C9D3DC" w:sz="4"/>
+            </w:tcBorders>
+            <w:shd w:fill="F1F7FA" w:color="auto" w:val="clear"/>
+            <w:tcMar>
+              <w:top w:type="dxa" w:w="40"/>
+              <w:left w:type="dxa" w:w="90"/>
+              <w:bottom w:type="dxa" w:w="40"/>
+              <w:right w:type="dxa" w:w="90"/>
+            </w:tcMar>
+          </w:tcPr>
+          <w:p>
+            <w:r>
+              <w:rPr>
+                <w:rFonts w:ascii="TH Sarabun New" w:cs="TH Sarabun New" w:eastAsia="TH Sarabun New" w:hAnsi="TH Sarabun New"/>
+                <w:b w:val="false"/>
+                <w:bCs w:val="false"/>
+                <w:i w:val="false"/>
+                <w:iCs w:val="false"/>
+                <w:color w:val="172333"/>
+                <w:sz w:val="28"/>
+                <w:szCs w:val="28"/>
+              </w:rPr>
+              <w:t>ตรวจสิทธิ์ที่ API ทุก Action · Audit Log ลง Database</w:t>
             </w:r>
           </w:p>
         </w:tc>
@@ -10707,22 +10510,6 @@
         <w:t xml:space="preserve">8. Open decisions ที่กระทบ container</w:t>
       </w:r>
     </w:p>
-    <w:p>
-      <w:pPr>
-        <w:spacing w:after="100"/>
-      </w:pPr>
-      <w:r>
-        <w:rPr>
-          <w:rFonts w:ascii="TH Sarabun New" w:cs="TH Sarabun New" w:eastAsia="TH Sarabun New" w:hAnsi="TH Sarabun New"/>
-          <w:i/>
-          <w:iCs/>
-          <w:color w:val="7F8C99"/>
-          <w:sz w:val="28"/>
-          <w:szCs w:val="28"/>
-        </w:rPr>
-        <w:t xml:space="preserve">(คำแนะนำ: ใช้ open decisions ของทีมจาก W10 และเพิ่มเรื่องใหม่ที่พบตอนแบ่ง container (เช่น ยืนยัน stack) — ห้ามแต่งตัวเลข policy หรือ protocol ให้ดูครบ)</w:t>
-      </w:r>
-    </w:p>
     <w:tbl>
       <w:tblPr>
         <w:tblW w:type="dxa" w:w="9638"/>
@@ -10921,7 +10708,6 @@
       <w:tr>
         <w:trPr>
           <w:cantSplit/>
-          <w:trHeight w:val="624" w:hRule="atLeast"/>
         </w:trPr>
         <w:tc>
           <w:tcPr>
@@ -10944,15 +10730,15 @@
             <w:r>
               <w:rPr>
                 <w:rFonts w:ascii="TH Sarabun New" w:cs="TH Sarabun New" w:eastAsia="TH Sarabun New" w:hAnsi="TH Sarabun New"/>
-                <w:b w:val="false"/>
-                <w:bCs w:val="false"/>
-                <w:i w:val="false"/>
-                <w:iCs w:val="false"/>
-                <w:color w:val="5A6B7C"/>
-                <w:sz w:val="28"/>
-                <w:szCs w:val="28"/>
-              </w:rPr>
-              <w:t xml:space="preserve">DD-01</w:t>
+                <w:b/>
+                <w:bCs/>
+                <w:i w:val="false"/>
+                <w:iCs w:val="false"/>
+                <w:color w:val="172333"/>
+                <w:sz w:val="28"/>
+                <w:szCs w:val="28"/>
+              </w:rPr>
+              <w:t>DD-01</w:t>
             </w:r>
           </w:p>
         </w:tc>
@@ -10985,7 +10771,7 @@
                 <w:sz w:val="28"/>
                 <w:szCs w:val="28"/>
               </w:rPr>
-              <w:t xml:space="preserve"/>
+              <w:t>identity service และ protocol/field ที่ส่งมา (OI-04)</w:t>
             </w:r>
           </w:p>
         </w:tc>
@@ -11018,7 +10804,7 @@
                 <w:sz w:val="28"/>
                 <w:szCs w:val="28"/>
               </w:rPr>
-              <w:t xml:space="preserve"/>
+              <w:t>API Application + EXT-01</w:t>
             </w:r>
           </w:p>
         </w:tc>
@@ -11051,7 +10837,7 @@
                 <w:sz w:val="28"/>
                 <w:szCs w:val="28"/>
               </w:rPr>
-              <w:t xml:space="preserve"/>
+              <w:t>role fixture: ผู้ใช้ทดสอบพร้อม role ที่กำหนดล่วงหน้า · ไม่เก็บรหัสผ่าน</w:t>
             </w:r>
           </w:p>
         </w:tc>
@@ -11084,7 +10870,7 @@
                 <w:sz w:val="28"/>
                 <w:szCs w:val="28"/>
               </w:rPr>
-              <w:t xml:space="preserve"/>
+              <w:t>Security / IT Admin</w:t>
             </w:r>
           </w:p>
         </w:tc>
@@ -11092,7 +10878,6 @@
       <w:tr>
         <w:trPr>
           <w:cantSplit/>
-          <w:trHeight w:val="624" w:hRule="atLeast"/>
         </w:trPr>
         <w:tc>
           <w:tcPr>
@@ -11115,15 +10900,15 @@
             <w:r>
               <w:rPr>
                 <w:rFonts w:ascii="TH Sarabun New" w:cs="TH Sarabun New" w:eastAsia="TH Sarabun New" w:hAnsi="TH Sarabun New"/>
-                <w:b w:val="false"/>
-                <w:bCs w:val="false"/>
-                <w:i w:val="false"/>
-                <w:iCs w:val="false"/>
-                <w:color w:val="5A6B7C"/>
-                <w:sz w:val="28"/>
-                <w:szCs w:val="28"/>
-              </w:rPr>
-              <w:t xml:space="preserve">DD-02</w:t>
+                <w:b/>
+                <w:bCs/>
+                <w:i w:val="false"/>
+                <w:iCs w:val="false"/>
+                <w:color w:val="172333"/>
+                <w:sz w:val="28"/>
+                <w:szCs w:val="28"/>
+              </w:rPr>
+              <w:t>DD-02</w:t>
             </w:r>
           </w:p>
         </w:tc>
@@ -11156,7 +10941,7 @@
                 <w:sz w:val="28"/>
                 <w:szCs w:val="28"/>
               </w:rPr>
-              <w:t xml:space="preserve"/>
+              <w:t>เทคนิคการเบลอร์และเซ็นเซอร์ภาพถ่าย (Manual vs Automatic) (OI-06)</w:t>
             </w:r>
           </w:p>
         </w:tc>
@@ -11189,7 +10974,7 @@
                 <w:sz w:val="28"/>
                 <w:szCs w:val="28"/>
               </w:rPr>
-              <w:t xml:space="preserve"/>
+              <w:t>API Application + File Storage</w:t>
             </w:r>
           </w:p>
         </w:tc>
@@ -11222,7 +11007,7 @@
                 <w:sz w:val="28"/>
                 <w:szCs w:val="28"/>
               </w:rPr>
-              <w:t xml:space="preserve"/>
+              <w:t>รุ่นแรกรองรับ Manual Blurring โดยเจ้าหน้าที่ตรวจสอบและเซ็นเซอร์ก่อนกด Publish</w:t>
             </w:r>
           </w:p>
         </w:tc>
@@ -11255,7 +11040,7 @@
                 <w:sz w:val="28"/>
                 <w:szCs w:val="28"/>
               </w:rPr>
-              <w:t xml:space="preserve"/>
+              <w:t>ผู้ดูแลระบบ IT / ผู้บริหาร</w:t>
             </w:r>
           </w:p>
         </w:tc>
@@ -11263,7 +11048,6 @@
       <w:tr>
         <w:trPr>
           <w:cantSplit/>
-          <w:trHeight w:val="624" w:hRule="atLeast"/>
         </w:trPr>
         <w:tc>
           <w:tcPr>
@@ -11286,15 +11070,15 @@
             <w:r>
               <w:rPr>
                 <w:rFonts w:ascii="TH Sarabun New" w:cs="TH Sarabun New" w:eastAsia="TH Sarabun New" w:hAnsi="TH Sarabun New"/>
-                <w:b w:val="false"/>
-                <w:bCs w:val="false"/>
-                <w:i w:val="false"/>
-                <w:iCs w:val="false"/>
-                <w:color w:val="5A6B7C"/>
-                <w:sz w:val="28"/>
-                <w:szCs w:val="28"/>
-              </w:rPr>
-              <w:t xml:space="preserve">DD-03</w:t>
+                <w:b/>
+                <w:bCs/>
+                <w:i w:val="false"/>
+                <w:iCs w:val="false"/>
+                <w:color w:val="172333"/>
+                <w:sz w:val="28"/>
+                <w:szCs w:val="28"/>
+              </w:rPr>
+              <w:t>DD-03</w:t>
             </w:r>
           </w:p>
         </w:tc>
@@ -11327,7 +11111,7 @@
                 <w:sz w:val="28"/>
                 <w:szCs w:val="28"/>
               </w:rPr>
-              <w:t xml:space="preserve"/>
+              <w:t>ช่องทางการแจ้งเตือนอัตโนมัติภายนอก (OI-08)</w:t>
             </w:r>
           </w:p>
         </w:tc>
@@ -11360,7 +11144,7 @@
                 <w:sz w:val="28"/>
                 <w:szCs w:val="28"/>
               </w:rPr>
-              <w:t xml:space="preserve"/>
+              <w:t>API Application + EXT-02</w:t>
             </w:r>
           </w:p>
         </w:tc>
@@ -11393,7 +11177,7 @@
                 <w:sz w:val="28"/>
                 <w:szCs w:val="28"/>
               </w:rPr>
-              <w:t xml:space="preserve"/>
+              <w:t>รุ่นแรกใช้วิธีแสดงผล In-app Notification บนหน้าเว็บของผู้ใช้</w:t>
             </w:r>
           </w:p>
         </w:tc>
@@ -11426,7 +11210,7 @@
                 <w:sz w:val="28"/>
                 <w:szCs w:val="28"/>
               </w:rPr>
-              <w:t xml:space="preserve"/>
+              <w:t>ผู้ดูแลระบบ IT</w:t>
             </w:r>
           </w:p>
         </w:tc>
@@ -11434,7 +11218,6 @@
       <w:tr>
         <w:trPr>
           <w:cantSplit/>
-          <w:trHeight w:val="624" w:hRule="atLeast"/>
         </w:trPr>
         <w:tc>
           <w:tcPr>
@@ -11457,15 +11240,15 @@
             <w:r>
               <w:rPr>
                 <w:rFonts w:ascii="TH Sarabun New" w:cs="TH Sarabun New" w:eastAsia="TH Sarabun New" w:hAnsi="TH Sarabun New"/>
-                <w:b w:val="false"/>
-                <w:bCs w:val="false"/>
-                <w:i w:val="false"/>
-                <w:iCs w:val="false"/>
-                <w:color w:val="5A6B7C"/>
-                <w:sz w:val="28"/>
-                <w:szCs w:val="28"/>
-              </w:rPr>
-              <w:t xml:space="preserve">DD-04</w:t>
+                <w:b/>
+                <w:bCs/>
+                <w:i w:val="false"/>
+                <w:iCs w:val="false"/>
+                <w:color w:val="172333"/>
+                <w:sz w:val="28"/>
+                <w:szCs w:val="28"/>
+              </w:rPr>
+              <w:t>DD-04</w:t>
             </w:r>
           </w:p>
         </w:tc>
@@ -11498,7 +11281,7 @@
                 <w:sz w:val="28"/>
                 <w:szCs w:val="28"/>
               </w:rPr>
-              <w:t xml:space="preserve"/>
+              <w:t>นโยบายระยะเวลาจัดเก็บสิ่งของตกค้าง (OI-07)</w:t>
             </w:r>
           </w:p>
         </w:tc>
@@ -11531,7 +11314,7 @@
                 <w:sz w:val="28"/>
                 <w:szCs w:val="28"/>
               </w:rPr>
-              <w:t xml:space="preserve"/>
+              <w:t>API Application + Database</w:t>
             </w:r>
           </w:p>
         </w:tc>
@@ -11564,7 +11347,7 @@
                 <w:sz w:val="28"/>
                 <w:szCs w:val="28"/>
               </w:rPr>
-              <w:t xml:space="preserve"/>
+              <w:t>รุ่นแรกใช้ตัวกรอง 30 วันในรายงานของตกค้าง (Overview) โดยยังไม่ทำการตัดโอนหรือทำลายของจริง</w:t>
             </w:r>
           </w:p>
         </w:tc>
@@ -11597,7 +11380,7 @@
                 <w:sz w:val="28"/>
                 <w:szCs w:val="28"/>
               </w:rPr>
-              <w:t xml:space="preserve"/>
+              <w:t>ผู้บริหารมหาวิทยาลัย</w:t>
             </w:r>
           </w:p>
         </w:tc>
@@ -11605,7 +11388,6 @@
       <w:tr>
         <w:trPr>
           <w:cantSplit/>
-          <w:trHeight w:val="624" w:hRule="atLeast"/>
         </w:trPr>
         <w:tc>
           <w:tcPr>
@@ -11628,15 +11410,15 @@
             <w:r>
               <w:rPr>
                 <w:rFonts w:ascii="TH Sarabun New" w:cs="TH Sarabun New" w:eastAsia="TH Sarabun New" w:hAnsi="TH Sarabun New"/>
-                <w:b w:val="false"/>
-                <w:bCs w:val="false"/>
-                <w:i w:val="false"/>
-                <w:iCs w:val="false"/>
-                <w:color w:val="5A6B7C"/>
-                <w:sz w:val="28"/>
-                <w:szCs w:val="28"/>
-              </w:rPr>
-              <w:t xml:space="preserve">DD-05</w:t>
+                <w:b/>
+                <w:bCs/>
+                <w:i w:val="false"/>
+                <w:iCs w:val="false"/>
+                <w:color w:val="172333"/>
+                <w:sz w:val="28"/>
+                <w:szCs w:val="28"/>
+              </w:rPr>
+              <w:t>DD-05</w:t>
             </w:r>
           </w:p>
         </w:tc>
@@ -11669,7 +11451,7 @@
                 <w:sz w:val="28"/>
                 <w:szCs w:val="28"/>
               </w:rPr>
-              <w:t xml:space="preserve"/>
+              <w:t>นโยบายการสำรองข้อมูลและระยะเวลาจัดเก็บหลักฐานส่วนบุคคล (Data Retention)</w:t>
             </w:r>
           </w:p>
         </w:tc>
@@ -11702,7 +11484,7 @@
                 <w:sz w:val="28"/>
                 <w:szCs w:val="28"/>
               </w:rPr>
-              <w:t xml:space="preserve"/>
+              <w:t>Database + File Storage</w:t>
             </w:r>
           </w:p>
         </w:tc>
@@ -11735,7 +11517,7 @@
                 <w:sz w:val="28"/>
                 <w:szCs w:val="28"/>
               </w:rPr>
-              <w:t xml:space="preserve"/>
+              <w:t>ไม่ลบไฟล์หลักฐานและ audit log ในรุ่นแรกระหว่างรอนโยบาย PDPA มหาวิทยาลัย</w:t>
             </w:r>
           </w:p>
         </w:tc>
@@ -11768,7 +11550,7 @@
                 <w:sz w:val="28"/>
                 <w:szCs w:val="28"/>
               </w:rPr>
-              <w:t xml:space="preserve"/>
+              <w:t>Data / Compliance Reviewer</w:t>
             </w:r>
           </w:p>
         </w:tc>
@@ -11776,7 +11558,6 @@
       <w:tr>
         <w:trPr>
           <w:cantSplit/>
-          <w:trHeight w:val="624" w:hRule="atLeast"/>
         </w:trPr>
         <w:tc>
           <w:tcPr>
@@ -11799,15 +11580,15 @@
             <w:r>
               <w:rPr>
                 <w:rFonts w:ascii="TH Sarabun New" w:cs="TH Sarabun New" w:eastAsia="TH Sarabun New" w:hAnsi="TH Sarabun New"/>
-                <w:b w:val="false"/>
-                <w:bCs w:val="false"/>
-                <w:i w:val="false"/>
-                <w:iCs w:val="false"/>
-                <w:color w:val="5A6B7C"/>
-                <w:sz w:val="28"/>
-                <w:szCs w:val="28"/>
-              </w:rPr>
-              <w:t xml:space="preserve">DD-..</w:t>
+                <w:b/>
+                <w:bCs/>
+                <w:i w:val="false"/>
+                <w:iCs w:val="false"/>
+                <w:color w:val="172333"/>
+                <w:sz w:val="28"/>
+                <w:szCs w:val="28"/>
+              </w:rPr>
+              <w:t>DD-06 (ใหม่)</w:t>
             </w:r>
           </w:p>
         </w:tc>
@@ -11840,7 +11621,7 @@
                 <w:sz w:val="28"/>
                 <w:szCs w:val="28"/>
               </w:rPr>
-              <w:t xml:space="preserve"/>
+              <w:t>ยืนยัน version ของ Stack และเครื่องมือทดสอบ</w:t>
             </w:r>
           </w:p>
         </w:tc>
@@ -11873,7 +11654,7 @@
                 <w:sz w:val="28"/>
                 <w:szCs w:val="28"/>
               </w:rPr>
-              <w:t xml:space="preserve"/>
+              <w:t>ทุก container</w:t>
             </w:r>
           </w:p>
         </w:tc>
@@ -11906,7 +11687,7 @@
                 <w:sz w:val="28"/>
                 <w:szCs w:val="28"/>
               </w:rPr>
-              <w:t xml:space="preserve"/>
+              <w:t>ใช้ stack อ้างอิงตาม DEC-04 ระหว่างรอ Dev ยืนยัน</w:t>
             </w:r>
           </w:p>
         </w:tc>
@@ -11939,7 +11720,7 @@
                 <w:sz w:val="28"/>
                 <w:szCs w:val="28"/>
               </w:rPr>
-              <w:t xml:space="preserve"/>
+              <w:t>ทีมพัฒนาระบบ (Dev)</w:t>
             </w:r>
           </w:p>
         </w:tc>
@@ -11994,11 +11775,11 @@
           <w:bCs/>
           <w:i w:val="false"/>
           <w:iCs w:val="false"/>
-          <w:color w:val="5A6B7C"/>
+          <w:color w:val="173B65"/>
           <w:sz w:val="32"/>
           <w:szCs w:val="32"/>
         </w:rPr>
-        <w:t xml:space="preserve">W12:</w:t>
+        <w:t xml:space="preserve">W12: ทุกหน้าจอ (ค้นหารายการของที่พบ · ฟอร์มแจ้งเบาะแส · ฟอร์มแจ้งของหาย · ฟอร์มยื่นหลักฐาน · คิวตรวจคำร้องและจัดการคลังของ Staff) อยู่ใน Web Application และระบุว่าเรียก API เรื่องอะไร</w:t>
       </w:r>
       <w:r>
         <w:rPr>
@@ -12007,11 +11788,11 @@
           <w:bCs w:val="false"/>
           <w:i w:val="false"/>
           <w:iCs w:val="false"/>
-          <w:color w:val="5A6B7C"/>
+          <w:color w:val="172333"/>
           <w:sz w:val="32"/>
           <w:szCs w:val="32"/>
         </w:rPr>
-        <w:t xml:space="preserve"> ......................................................................................</w:t>
+        <w:t xml:space="preserve"/>
       </w:r>
     </w:p>
     <w:p>
@@ -12030,11 +11811,11 @@
           <w:bCs/>
           <w:i w:val="false"/>
           <w:iCs w:val="false"/>
-          <w:color w:val="5A6B7C"/>
+          <w:color w:val="173B65"/>
           <w:sz w:val="32"/>
           <w:szCs w:val="32"/>
         </w:rPr>
-        <w:t xml:space="preserve">W13:</w:t>
+        <w:t xml:space="preserve">W12: ข้อความบนหน้าจอตรงกับ State (Pending = ยื่นแล้ว รอเจ้าหน้าที่ตรวจสอบ ยังไม่ยืนยันสิทธิ์) · NFR-CLF-02 ออกแบบ Responsive UI บนคอมพิวเตอร์และมือถือ</w:t>
       </w:r>
       <w:r>
         <w:rPr>
@@ -12043,11 +11824,119 @@
           <w:bCs w:val="false"/>
           <w:i w:val="false"/>
           <w:iCs w:val="false"/>
-          <w:color w:val="5A6B7C"/>
+          <w:color w:val="172333"/>
           <w:sz w:val="32"/>
           <w:szCs w:val="32"/>
         </w:rPr>
-        <w:t xml:space="preserve"> ......................................................................................</w:t>
+        <w:t xml:space="preserve"/>
+      </w:r>
+    </w:p>
+    <w:p>
+      <w:pPr>
+        <w:pStyle w:val="ListParagraph"/>
+        <w:numPr>
+          <w:ilvl w:val="0"/>
+          <w:numId w:val="2"/>
+        </w:numPr>
+        <w:spacing w:after="40"/>
+      </w:pPr>
+      <w:r>
+        <w:rPr>
+          <w:rFonts w:ascii="TH Sarabun New" w:cs="TH Sarabun New" w:eastAsia="TH Sarabun New" w:hAnsi="TH Sarabun New"/>
+          <w:b/>
+          <w:bCs/>
+          <w:i w:val="false"/>
+          <w:iCs w:val="false"/>
+          <w:color w:val="173B65"/>
+          <w:sz w:val="32"/>
+          <w:szCs w:val="32"/>
+        </w:rPr>
+        <w:t xml:space="preserve">W13: ซูมเข้า API Application เป็น component diagram (C4 ระดับ 3) แยกส่วน Blurring/Redaction, State Machine, Audit Logger และ Auth Guard</w:t>
+      </w:r>
+      <w:r>
+        <w:rPr>
+          <w:rFonts w:ascii="TH Sarabun New" w:cs="TH Sarabun New" w:eastAsia="TH Sarabun New" w:hAnsi="TH Sarabun New"/>
+          <w:b w:val="false"/>
+          <w:bCs w:val="false"/>
+          <w:i w:val="false"/>
+          <w:iCs w:val="false"/>
+          <w:color w:val="172333"/>
+          <w:sz w:val="32"/>
+          <w:szCs w:val="32"/>
+        </w:rPr>
+        <w:t xml:space="preserve"/>
+      </w:r>
+    </w:p>
+    <w:p>
+      <w:pPr>
+        <w:pStyle w:val="ListParagraph"/>
+        <w:numPr>
+          <w:ilvl w:val="0"/>
+          <w:numId w:val="2"/>
+        </w:numPr>
+        <w:spacing w:after="40"/>
+      </w:pPr>
+      <w:r>
+        <w:rPr>
+          <w:rFonts w:ascii="TH Sarabun New" w:cs="TH Sarabun New" w:eastAsia="TH Sarabun New" w:hAnsi="TH Sarabun New"/>
+          <w:b/>
+          <w:bCs/>
+          <w:i w:val="false"/>
+          <w:iCs w:val="false"/>
+          <w:color w:val="173B65"/>
+          <w:sz w:val="32"/>
+          <w:szCs w:val="32"/>
+        </w:rPr>
+        <w:t xml:space="preserve">W13: sequence ใช้ lifeline = Web Application + component ใน API + Database + File Storage · action card อ้าง DEC-01 และ DEC-02</w:t>
+      </w:r>
+      <w:r>
+        <w:rPr>
+          <w:rFonts w:ascii="TH Sarabun New" w:cs="TH Sarabun New" w:eastAsia="TH Sarabun New" w:hAnsi="TH Sarabun New"/>
+          <w:b w:val="false"/>
+          <w:bCs w:val="false"/>
+          <w:i w:val="false"/>
+          <w:iCs w:val="false"/>
+          <w:color w:val="172333"/>
+          <w:sz w:val="32"/>
+          <w:szCs w:val="32"/>
+        </w:rPr>
+        <w:t xml:space="preserve"/>
+      </w:r>
+    </w:p>
+    <w:p>
+      <w:pPr>
+        <w:pStyle w:val="ListParagraph"/>
+        <w:numPr>
+          <w:ilvl w:val="0"/>
+          <w:numId w:val="2"/>
+        </w:numPr>
+        <w:spacing w:after="40"/>
+      </w:pPr>
+      <w:r>
+        <w:rPr>
+          <w:rFonts w:ascii="TH Sarabun New" w:cs="TH Sarabun New" w:eastAsia="TH Sarabun New" w:hAnsi="TH Sarabun New"/>
+          <w:b/>
+          <w:bCs/>
+          <w:i w:val="false"/>
+          <w:iCs w:val="false"/>
+          <w:color w:val="173B65"/>
+          <w:sz w:val="32"/>
+          <w:szCs w:val="32"/>
+        </w:rPr>
+        <w:t xml:space="preserve">Final:</w:t>
+      </w:r>
+      <w:r>
+        <w:rPr>
+          <w:rFonts w:ascii="TH Sarabun New" w:cs="TH Sarabun New" w:eastAsia="TH Sarabun New" w:hAnsi="TH Sarabun New"/>
+          <w:b w:val="false"/>
+          <w:bCs w:val="false"/>
+          <w:i w:val="false"/>
+          <w:iCs w:val="false"/>
+          <w:color w:val="172333"/>
+          <w:sz w:val="32"/>
+          <w:szCs w:val="32"/>
+        </w:rPr>
+        <w:t xml:space="preserve"> Container diagram + decision cards = หน้าแรกของ Developer Handoff</w:t>
       </w:r>
     </w:p>
     <w:p>
@@ -12091,11 +11980,11 @@
       <w:r>
         <w:rPr>
           <w:rFonts w:ascii="Segoe UI Symbol" w:cs="Segoe UI Symbol" w:eastAsia="Segoe UI Symbol" w:hAnsi="Segoe UI Symbol"/>
-          <w:color w:val="5A6B7C"/>
+          <w:color w:val="087E8B"/>
           <w:sz w:val="32"/>
           <w:szCs w:val="32"/>
         </w:rPr>
-        <w:t xml:space="preserve">☐</w:t>
+        <w:t xml:space="preserve">☑</w:t>
       </w:r>
       <w:r>
         <w:rPr>
@@ -12115,11 +12004,11 @@
       <w:r>
         <w:rPr>
           <w:rFonts w:ascii="Segoe UI Symbol" w:cs="Segoe UI Symbol" w:eastAsia="Segoe UI Symbol" w:hAnsi="Segoe UI Symbol"/>
-          <w:color w:val="5A6B7C"/>
+          <w:color w:val="087E8B"/>
           <w:sz w:val="32"/>
           <w:szCs w:val="32"/>
         </w:rPr>
-        <w:t xml:space="preserve">☐</w:t>
+        <w:t xml:space="preserve">☑</w:t>
       </w:r>
       <w:r>
         <w:rPr>
@@ -12139,11 +12028,11 @@
       <w:r>
         <w:rPr>
           <w:rFonts w:ascii="Segoe UI Symbol" w:cs="Segoe UI Symbol" w:eastAsia="Segoe UI Symbol" w:hAnsi="Segoe UI Symbol"/>
-          <w:color w:val="5A6B7C"/>
+          <w:color w:val="087E8B"/>
           <w:sz w:val="32"/>
           <w:szCs w:val="32"/>
         </w:rPr>
-        <w:t xml:space="preserve">☐</w:t>
+        <w:t xml:space="preserve">☑</w:t>
       </w:r>
       <w:r>
         <w:rPr>
@@ -12163,11 +12052,11 @@
       <w:r>
         <w:rPr>
           <w:rFonts w:ascii="Segoe UI Symbol" w:cs="Segoe UI Symbol" w:eastAsia="Segoe UI Symbol" w:hAnsi="Segoe UI Symbol"/>
-          <w:color w:val="5A6B7C"/>
+          <w:color w:val="087E8B"/>
           <w:sz w:val="32"/>
           <w:szCs w:val="32"/>
         </w:rPr>
-        <w:t xml:space="preserve">☐</w:t>
+        <w:t xml:space="preserve">☑</w:t>
       </w:r>
       <w:r>
         <w:rPr>
@@ -12187,11 +12076,11 @@
       <w:r>
         <w:rPr>
           <w:rFonts w:ascii="Segoe UI Symbol" w:cs="Segoe UI Symbol" w:eastAsia="Segoe UI Symbol" w:hAnsi="Segoe UI Symbol"/>
-          <w:color w:val="5A6B7C"/>
+          <w:color w:val="087E8B"/>
           <w:sz w:val="32"/>
           <w:szCs w:val="32"/>
         </w:rPr>
-        <w:t xml:space="preserve">☐</w:t>
+        <w:t xml:space="preserve">☑</w:t>
       </w:r>
       <w:r>
         <w:rPr>
@@ -12211,11 +12100,11 @@
       <w:r>
         <w:rPr>
           <w:rFonts w:ascii="Segoe UI Symbol" w:cs="Segoe UI Symbol" w:eastAsia="Segoe UI Symbol" w:hAnsi="Segoe UI Symbol"/>
-          <w:color w:val="5A6B7C"/>
+          <w:color w:val="087E8B"/>
           <w:sz w:val="32"/>
           <w:szCs w:val="32"/>
         </w:rPr>
-        <w:t xml:space="preserve">☐</w:t>
+        <w:t xml:space="preserve">☑</w:t>
       </w:r>
       <w:r>
         <w:rPr>
@@ -12388,7 +12277,6 @@
       <w:tr>
         <w:trPr>
           <w:cantSplit/>
-          <w:trHeight w:val="567" w:hRule="atLeast"/>
         </w:trPr>
         <w:tc>
           <w:tcPr>
@@ -12411,15 +12299,15 @@
             <w:r>
               <w:rPr>
                 <w:rFonts w:ascii="TH Sarabun New" w:cs="TH Sarabun New" w:eastAsia="TH Sarabun New" w:hAnsi="TH Sarabun New"/>
-                <w:b w:val="false"/>
-                <w:bCs w:val="false"/>
-                <w:i w:val="false"/>
-                <w:iCs w:val="false"/>
-                <w:color w:val="5A6B7C"/>
-                <w:sz w:val="28"/>
-                <w:szCs w:val="28"/>
-              </w:rPr>
-              <w:t xml:space="preserve"/>
+                <w:b/>
+                <w:bCs/>
+                <w:i w:val="false"/>
+                <w:iCs w:val="false"/>
+                <w:color w:val="172333"/>
+                <w:sz w:val="28"/>
+                <w:szCs w:val="28"/>
+              </w:rPr>
+              <w:t>Antigravity (Google DeepMind) — 5 ต.ค.</w:t>
             </w:r>
           </w:p>
         </w:tc>
@@ -12452,7 +12340,7 @@
                 <w:sz w:val="28"/>
                 <w:szCs w:val="28"/>
               </w:rPr>
-              <w:t xml:space="preserve"/>
+              <w:t>จัดโครงหัวข้อและตารางสถาปัตยกรรม (C4 context/container, NFR mapping, decision cards, Spine walk)</w:t>
             </w:r>
           </w:p>
         </w:tc>
@@ -12485,112 +12373,7 @@
                 <w:sz w:val="28"/>
                 <w:szCs w:val="28"/>
               </w:rPr>
-              <w:t xml:space="preserve"/>
-            </w:r>
-          </w:p>
-        </w:tc>
-      </w:tr>
-      <w:tr>
-        <w:trPr>
-          <w:cantSplit/>
-          <w:trHeight w:val="567" w:hRule="atLeast"/>
-        </w:trPr>
-        <w:tc>
-          <w:tcPr>
-            <w:tcW w:type="dxa" w:w="1734"/>
-            <w:tcBorders>
-              <w:top w:val="single" w:color="C9D3DC" w:sz="4"/>
-              <w:left w:val="single" w:color="C9D3DC" w:sz="4"/>
-              <w:bottom w:val="single" w:color="C9D3DC" w:sz="4"/>
-              <w:right w:val="single" w:color="C9D3DC" w:sz="4"/>
-            </w:tcBorders>
-            <w:shd w:fill="F1F7FA" w:color="auto" w:val="clear"/>
-            <w:tcMar>
-              <w:top w:type="dxa" w:w="40"/>
-              <w:left w:type="dxa" w:w="90"/>
-              <w:bottom w:type="dxa" w:w="40"/>
-              <w:right w:type="dxa" w:w="90"/>
-            </w:tcMar>
-          </w:tcPr>
-          <w:p>
-            <w:r>
-              <w:rPr>
-                <w:rFonts w:ascii="TH Sarabun New" w:cs="TH Sarabun New" w:eastAsia="TH Sarabun New" w:hAnsi="TH Sarabun New"/>
-                <w:b w:val="false"/>
-                <w:bCs w:val="false"/>
-                <w:i w:val="false"/>
-                <w:iCs w:val="false"/>
-                <w:color w:val="5A6B7C"/>
-                <w:sz w:val="28"/>
-                <w:szCs w:val="28"/>
-              </w:rPr>
-              <w:t xml:space="preserve"/>
-            </w:r>
-          </w:p>
-        </w:tc>
-        <w:tc>
-          <w:tcPr>
-            <w:tcW w:type="dxa" w:w="2891"/>
-            <w:tcBorders>
-              <w:top w:val="single" w:color="C9D3DC" w:sz="4"/>
-              <w:left w:val="single" w:color="C9D3DC" w:sz="4"/>
-              <w:bottom w:val="single" w:color="C9D3DC" w:sz="4"/>
-              <w:right w:val="single" w:color="C9D3DC" w:sz="4"/>
-            </w:tcBorders>
-            <w:shd w:fill="F1F7FA" w:color="auto" w:val="clear"/>
-            <w:tcMar>
-              <w:top w:type="dxa" w:w="40"/>
-              <w:left w:type="dxa" w:w="90"/>
-              <w:bottom w:type="dxa" w:w="40"/>
-              <w:right w:type="dxa" w:w="90"/>
-            </w:tcMar>
-          </w:tcPr>
-          <w:p>
-            <w:r>
-              <w:rPr>
-                <w:rFonts w:ascii="TH Sarabun New" w:cs="TH Sarabun New" w:eastAsia="TH Sarabun New" w:hAnsi="TH Sarabun New"/>
-                <w:b w:val="false"/>
-                <w:bCs w:val="false"/>
-                <w:i w:val="false"/>
-                <w:iCs w:val="false"/>
-                <w:color w:val="172333"/>
-                <w:sz w:val="28"/>
-                <w:szCs w:val="28"/>
-              </w:rPr>
-              <w:t xml:space="preserve"/>
-            </w:r>
-          </w:p>
-        </w:tc>
-        <w:tc>
-          <w:tcPr>
-            <w:tcW w:type="dxa" w:w="5013"/>
-            <w:tcBorders>
-              <w:top w:val="single" w:color="C9D3DC" w:sz="4"/>
-              <w:left w:val="single" w:color="C9D3DC" w:sz="4"/>
-              <w:bottom w:val="single" w:color="C9D3DC" w:sz="4"/>
-              <w:right w:val="single" w:color="C9D3DC" w:sz="4"/>
-            </w:tcBorders>
-            <w:shd w:fill="F1F7FA" w:color="auto" w:val="clear"/>
-            <w:tcMar>
-              <w:top w:type="dxa" w:w="40"/>
-              <w:left w:type="dxa" w:w="90"/>
-              <w:bottom w:type="dxa" w:w="40"/>
-              <w:right w:type="dxa" w:w="90"/>
-            </w:tcMar>
-          </w:tcPr>
-          <w:p>
-            <w:r>
-              <w:rPr>
-                <w:rFonts w:ascii="TH Sarabun New" w:cs="TH Sarabun New" w:eastAsia="TH Sarabun New" w:hAnsi="TH Sarabun New"/>
-                <w:b w:val="false"/>
-                <w:bCs w:val="false"/>
-                <w:i w:val="false"/>
-                <w:iCs w:val="false"/>
-                <w:color w:val="172333"/>
-                <w:sz w:val="28"/>
-                <w:szCs w:val="28"/>
-              </w:rPr>
-              <w:t xml:space="preserve"/>
+              <w:t>ธนรักและนรบดีตรวจเทียบกับ docs/07 หัวข้อ 2.2, 4–6, 10 และ design/10 ไม่เพิ่ม requirement หรือแต่งค่านโยบายเกินจริง · stack เป็น stack อ้างอิง</w:t>
             </w:r>
           </w:p>
         </w:tc>
@@ -12771,7 +12554,6 @@
       <w:tr>
         <w:trPr>
           <w:cantSplit/>
-          <w:trHeight w:val="567" w:hRule="atLeast"/>
         </w:trPr>
         <w:tc>
           <w:tcPr>
@@ -12794,15 +12576,15 @@
             <w:r>
               <w:rPr>
                 <w:rFonts w:ascii="TH Sarabun New" w:cs="TH Sarabun New" w:eastAsia="TH Sarabun New" w:hAnsi="TH Sarabun New"/>
-                <w:b w:val="false"/>
-                <w:bCs w:val="false"/>
-                <w:i w:val="false"/>
-                <w:iCs w:val="false"/>
-                <w:color w:val="5A6B7C"/>
-                <w:sz w:val="28"/>
-                <w:szCs w:val="28"/>
-              </w:rPr>
-              <w:t xml:space="preserve"/>
+                <w:b/>
+                <w:bCs/>
+                <w:i w:val="false"/>
+                <w:iCs w:val="false"/>
+                <w:color w:val="172333"/>
+                <w:sz w:val="28"/>
+                <w:szCs w:val="28"/>
+              </w:rPr>
+              <w:t>ธนรัก ชุ่มสวัสดิ์ (ThanarakCSW)</w:t>
             </w:r>
           </w:p>
         </w:tc>
@@ -12835,7 +12617,7 @@
                 <w:sz w:val="28"/>
                 <w:szCs w:val="28"/>
               </w:rPr>
-              <w:t xml:space="preserve"/>
+              <w:t>W11-A, W11-C · Editor</w:t>
             </w:r>
           </w:p>
         </w:tc>
@@ -12868,7 +12650,7 @@
                 <w:sz w:val="28"/>
                 <w:szCs w:val="28"/>
               </w:rPr>
-              <w:t xml:space="preserve"/>
+              <w:t>หัวข้อ 1, 2, 5, 6 (DEC-01–04), 9–11 · รวมเอกสาร Word · ภาพที่ 1, 2, 4, 5</w:t>
             </w:r>
           </w:p>
         </w:tc>
@@ -12901,7 +12683,7 @@
                 <w:sz w:val="28"/>
                 <w:szCs w:val="28"/>
               </w:rPr>
-              <w:t xml:space="preserve"/>
+              <w:t>design/11-conceptual-architecture-v0.1.docx · diagrams/architecture/</w:t>
             </w:r>
           </w:p>
         </w:tc>
@@ -12909,7 +12691,6 @@
       <w:tr>
         <w:trPr>
           <w:cantSplit/>
-          <w:trHeight w:val="567" w:hRule="atLeast"/>
         </w:trPr>
         <w:tc>
           <w:tcPr>
@@ -12932,15 +12713,15 @@
             <w:r>
               <w:rPr>
                 <w:rFonts w:ascii="TH Sarabun New" w:cs="TH Sarabun New" w:eastAsia="TH Sarabun New" w:hAnsi="TH Sarabun New"/>
-                <w:b w:val="false"/>
-                <w:bCs w:val="false"/>
-                <w:i w:val="false"/>
-                <w:iCs w:val="false"/>
-                <w:color w:val="5A6B7C"/>
-                <w:sz w:val="28"/>
-                <w:szCs w:val="28"/>
-              </w:rPr>
-              <w:t xml:space="preserve"/>
+                <w:b/>
+                <w:bCs/>
+                <w:i w:val="false"/>
+                <w:iCs w:val="false"/>
+                <w:color w:val="172333"/>
+                <w:sz w:val="28"/>
+                <w:szCs w:val="28"/>
+              </w:rPr>
+              <w:t>นรบดี บุญเลิศ (nara-bodee)</w:t>
             </w:r>
           </w:p>
         </w:tc>
@@ -12973,7 +12754,7 @@
                 <w:sz w:val="28"/>
                 <w:szCs w:val="28"/>
               </w:rPr>
-              <w:t xml:space="preserve"/>
+              <w:t>W11-B, W11-D · Spine</w:t>
             </w:r>
           </w:p>
         </w:tc>
@@ -13006,7 +12787,7 @@
                 <w:sz w:val="28"/>
                 <w:szCs w:val="28"/>
               </w:rPr>
-              <w:t xml:space="preserve"/>
+              <w:t>หัวข้อ 3, 4, 7 (Spine บน Container), 8 (DD-01–06) · ภาพที่ 3 Container · บอร์ด Miro W11 ก่อน/หลังแก้ · ใบส่งงาน</w:t>
             </w:r>
           </w:p>
         </w:tc>
@@ -13039,421 +12820,7 @@
                 <w:sz w:val="28"/>
                 <w:szCs w:val="28"/>
               </w:rPr>
-              <w:t xml:space="preserve"/>
-            </w:r>
-          </w:p>
-        </w:tc>
-      </w:tr>
-      <w:tr>
-        <w:trPr>
-          <w:cantSplit/>
-          <w:trHeight w:val="567" w:hRule="atLeast"/>
-        </w:trPr>
-        <w:tc>
-          <w:tcPr>
-            <w:tcW w:type="dxa" w:w="1927"/>
-            <w:tcBorders>
-              <w:top w:val="single" w:color="C9D3DC" w:sz="4"/>
-              <w:left w:val="single" w:color="C9D3DC" w:sz="4"/>
-              <w:bottom w:val="single" w:color="C9D3DC" w:sz="4"/>
-              <w:right w:val="single" w:color="C9D3DC" w:sz="4"/>
-            </w:tcBorders>
-            <w:shd w:fill="FFFFFF" w:color="auto" w:val="clear"/>
-            <w:tcMar>
-              <w:top w:type="dxa" w:w="40"/>
-              <w:left w:type="dxa" w:w="90"/>
-              <w:bottom w:type="dxa" w:w="40"/>
-              <w:right w:type="dxa" w:w="90"/>
-            </w:tcMar>
-          </w:tcPr>
-          <w:p>
-            <w:r>
-              <w:rPr>
-                <w:rFonts w:ascii="TH Sarabun New" w:cs="TH Sarabun New" w:eastAsia="TH Sarabun New" w:hAnsi="TH Sarabun New"/>
-                <w:b w:val="false"/>
-                <w:bCs w:val="false"/>
-                <w:i w:val="false"/>
-                <w:iCs w:val="false"/>
-                <w:color w:val="5A6B7C"/>
-                <w:sz w:val="28"/>
-                <w:szCs w:val="28"/>
-              </w:rPr>
-              <w:t xml:space="preserve"/>
-            </w:r>
-          </w:p>
-        </w:tc>
-        <w:tc>
-          <w:tcPr>
-            <w:tcW w:type="dxa" w:w="1542"/>
-            <w:tcBorders>
-              <w:top w:val="single" w:color="C9D3DC" w:sz="4"/>
-              <w:left w:val="single" w:color="C9D3DC" w:sz="4"/>
-              <w:bottom w:val="single" w:color="C9D3DC" w:sz="4"/>
-              <w:right w:val="single" w:color="C9D3DC" w:sz="4"/>
-            </w:tcBorders>
-            <w:shd w:fill="FFFFFF" w:color="auto" w:val="clear"/>
-            <w:tcMar>
-              <w:top w:type="dxa" w:w="40"/>
-              <w:left w:type="dxa" w:w="90"/>
-              <w:bottom w:type="dxa" w:w="40"/>
-              <w:right w:type="dxa" w:w="90"/>
-            </w:tcMar>
-          </w:tcPr>
-          <w:p>
-            <w:r>
-              <w:rPr>
-                <w:rFonts w:ascii="TH Sarabun New" w:cs="TH Sarabun New" w:eastAsia="TH Sarabun New" w:hAnsi="TH Sarabun New"/>
-                <w:b w:val="false"/>
-                <w:bCs w:val="false"/>
-                <w:i w:val="false"/>
-                <w:iCs w:val="false"/>
-                <w:color w:val="172333"/>
-                <w:sz w:val="28"/>
-                <w:szCs w:val="28"/>
-              </w:rPr>
-              <w:t xml:space="preserve"/>
-            </w:r>
-          </w:p>
-        </w:tc>
-        <w:tc>
-          <w:tcPr>
-            <w:tcW w:type="dxa" w:w="3469"/>
-            <w:tcBorders>
-              <w:top w:val="single" w:color="C9D3DC" w:sz="4"/>
-              <w:left w:val="single" w:color="C9D3DC" w:sz="4"/>
-              <w:bottom w:val="single" w:color="C9D3DC" w:sz="4"/>
-              <w:right w:val="single" w:color="C9D3DC" w:sz="4"/>
-            </w:tcBorders>
-            <w:shd w:fill="FFFFFF" w:color="auto" w:val="clear"/>
-            <w:tcMar>
-              <w:top w:type="dxa" w:w="40"/>
-              <w:left w:type="dxa" w:w="90"/>
-              <w:bottom w:type="dxa" w:w="40"/>
-              <w:right w:type="dxa" w:w="90"/>
-            </w:tcMar>
-          </w:tcPr>
-          <w:p>
-            <w:r>
-              <w:rPr>
-                <w:rFonts w:ascii="TH Sarabun New" w:cs="TH Sarabun New" w:eastAsia="TH Sarabun New" w:hAnsi="TH Sarabun New"/>
-                <w:b w:val="false"/>
-                <w:bCs w:val="false"/>
-                <w:i w:val="false"/>
-                <w:iCs w:val="false"/>
-                <w:color w:val="172333"/>
-                <w:sz w:val="28"/>
-                <w:szCs w:val="28"/>
-              </w:rPr>
-              <w:t xml:space="preserve"/>
-            </w:r>
-          </w:p>
-        </w:tc>
-        <w:tc>
-          <w:tcPr>
-            <w:tcW w:type="dxa" w:w="2700"/>
-            <w:tcBorders>
-              <w:top w:val="single" w:color="C9D3DC" w:sz="4"/>
-              <w:left w:val="single" w:color="C9D3DC" w:sz="4"/>
-              <w:bottom w:val="single" w:color="C9D3DC" w:sz="4"/>
-              <w:right w:val="single" w:color="C9D3DC" w:sz="4"/>
-            </w:tcBorders>
-            <w:shd w:fill="FFFFFF" w:color="auto" w:val="clear"/>
-            <w:tcMar>
-              <w:top w:type="dxa" w:w="40"/>
-              <w:left w:type="dxa" w:w="90"/>
-              <w:bottom w:type="dxa" w:w="40"/>
-              <w:right w:type="dxa" w:w="90"/>
-            </w:tcMar>
-          </w:tcPr>
-          <w:p>
-            <w:r>
-              <w:rPr>
-                <w:rFonts w:ascii="TH Sarabun New" w:cs="TH Sarabun New" w:eastAsia="TH Sarabun New" w:hAnsi="TH Sarabun New"/>
-                <w:b w:val="false"/>
-                <w:bCs w:val="false"/>
-                <w:i w:val="false"/>
-                <w:iCs w:val="false"/>
-                <w:color w:val="172333"/>
-                <w:sz w:val="28"/>
-                <w:szCs w:val="28"/>
-              </w:rPr>
-              <w:t xml:space="preserve"/>
-            </w:r>
-          </w:p>
-        </w:tc>
-      </w:tr>
-      <w:tr>
-        <w:trPr>
-          <w:cantSplit/>
-          <w:trHeight w:val="567" w:hRule="atLeast"/>
-        </w:trPr>
-        <w:tc>
-          <w:tcPr>
-            <w:tcW w:type="dxa" w:w="1927"/>
-            <w:tcBorders>
-              <w:top w:val="single" w:color="C9D3DC" w:sz="4"/>
-              <w:left w:val="single" w:color="C9D3DC" w:sz="4"/>
-              <w:bottom w:val="single" w:color="C9D3DC" w:sz="4"/>
-              <w:right w:val="single" w:color="C9D3DC" w:sz="4"/>
-            </w:tcBorders>
-            <w:shd w:fill="F1F7FA" w:color="auto" w:val="clear"/>
-            <w:tcMar>
-              <w:top w:type="dxa" w:w="40"/>
-              <w:left w:type="dxa" w:w="90"/>
-              <w:bottom w:type="dxa" w:w="40"/>
-              <w:right w:type="dxa" w:w="90"/>
-            </w:tcMar>
-          </w:tcPr>
-          <w:p>
-            <w:r>
-              <w:rPr>
-                <w:rFonts w:ascii="TH Sarabun New" w:cs="TH Sarabun New" w:eastAsia="TH Sarabun New" w:hAnsi="TH Sarabun New"/>
-                <w:b w:val="false"/>
-                <w:bCs w:val="false"/>
-                <w:i w:val="false"/>
-                <w:iCs w:val="false"/>
-                <w:color w:val="5A6B7C"/>
-                <w:sz w:val="28"/>
-                <w:szCs w:val="28"/>
-              </w:rPr>
-              <w:t xml:space="preserve"/>
-            </w:r>
-          </w:p>
-        </w:tc>
-        <w:tc>
-          <w:tcPr>
-            <w:tcW w:type="dxa" w:w="1542"/>
-            <w:tcBorders>
-              <w:top w:val="single" w:color="C9D3DC" w:sz="4"/>
-              <w:left w:val="single" w:color="C9D3DC" w:sz="4"/>
-              <w:bottom w:val="single" w:color="C9D3DC" w:sz="4"/>
-              <w:right w:val="single" w:color="C9D3DC" w:sz="4"/>
-            </w:tcBorders>
-            <w:shd w:fill="F1F7FA" w:color="auto" w:val="clear"/>
-            <w:tcMar>
-              <w:top w:type="dxa" w:w="40"/>
-              <w:left w:type="dxa" w:w="90"/>
-              <w:bottom w:type="dxa" w:w="40"/>
-              <w:right w:type="dxa" w:w="90"/>
-            </w:tcMar>
-          </w:tcPr>
-          <w:p>
-            <w:r>
-              <w:rPr>
-                <w:rFonts w:ascii="TH Sarabun New" w:cs="TH Sarabun New" w:eastAsia="TH Sarabun New" w:hAnsi="TH Sarabun New"/>
-                <w:b w:val="false"/>
-                <w:bCs w:val="false"/>
-                <w:i w:val="false"/>
-                <w:iCs w:val="false"/>
-                <w:color w:val="172333"/>
-                <w:sz w:val="28"/>
-                <w:szCs w:val="28"/>
-              </w:rPr>
-              <w:t xml:space="preserve"/>
-            </w:r>
-          </w:p>
-        </w:tc>
-        <w:tc>
-          <w:tcPr>
-            <w:tcW w:type="dxa" w:w="3469"/>
-            <w:tcBorders>
-              <w:top w:val="single" w:color="C9D3DC" w:sz="4"/>
-              <w:left w:val="single" w:color="C9D3DC" w:sz="4"/>
-              <w:bottom w:val="single" w:color="C9D3DC" w:sz="4"/>
-              <w:right w:val="single" w:color="C9D3DC" w:sz="4"/>
-            </w:tcBorders>
-            <w:shd w:fill="F1F7FA" w:color="auto" w:val="clear"/>
-            <w:tcMar>
-              <w:top w:type="dxa" w:w="40"/>
-              <w:left w:type="dxa" w:w="90"/>
-              <w:bottom w:type="dxa" w:w="40"/>
-              <w:right w:type="dxa" w:w="90"/>
-            </w:tcMar>
-          </w:tcPr>
-          <w:p>
-            <w:r>
-              <w:rPr>
-                <w:rFonts w:ascii="TH Sarabun New" w:cs="TH Sarabun New" w:eastAsia="TH Sarabun New" w:hAnsi="TH Sarabun New"/>
-                <w:b w:val="false"/>
-                <w:bCs w:val="false"/>
-                <w:i w:val="false"/>
-                <w:iCs w:val="false"/>
-                <w:color w:val="172333"/>
-                <w:sz w:val="28"/>
-                <w:szCs w:val="28"/>
-              </w:rPr>
-              <w:t xml:space="preserve"/>
-            </w:r>
-          </w:p>
-        </w:tc>
-        <w:tc>
-          <w:tcPr>
-            <w:tcW w:type="dxa" w:w="2700"/>
-            <w:tcBorders>
-              <w:top w:val="single" w:color="C9D3DC" w:sz="4"/>
-              <w:left w:val="single" w:color="C9D3DC" w:sz="4"/>
-              <w:bottom w:val="single" w:color="C9D3DC" w:sz="4"/>
-              <w:right w:val="single" w:color="C9D3DC" w:sz="4"/>
-            </w:tcBorders>
-            <w:shd w:fill="F1F7FA" w:color="auto" w:val="clear"/>
-            <w:tcMar>
-              <w:top w:type="dxa" w:w="40"/>
-              <w:left w:type="dxa" w:w="90"/>
-              <w:bottom w:type="dxa" w:w="40"/>
-              <w:right w:type="dxa" w:w="90"/>
-            </w:tcMar>
-          </w:tcPr>
-          <w:p>
-            <w:r>
-              <w:rPr>
-                <w:rFonts w:ascii="TH Sarabun New" w:cs="TH Sarabun New" w:eastAsia="TH Sarabun New" w:hAnsi="TH Sarabun New"/>
-                <w:b w:val="false"/>
-                <w:bCs w:val="false"/>
-                <w:i w:val="false"/>
-                <w:iCs w:val="false"/>
-                <w:color w:val="172333"/>
-                <w:sz w:val="28"/>
-                <w:szCs w:val="28"/>
-              </w:rPr>
-              <w:t xml:space="preserve"/>
-            </w:r>
-          </w:p>
-        </w:tc>
-      </w:tr>
-      <w:tr>
-        <w:trPr>
-          <w:cantSplit/>
-          <w:trHeight w:val="567" w:hRule="atLeast"/>
-        </w:trPr>
-        <w:tc>
-          <w:tcPr>
-            <w:tcW w:type="dxa" w:w="1927"/>
-            <w:tcBorders>
-              <w:top w:val="single" w:color="C9D3DC" w:sz="4"/>
-              <w:left w:val="single" w:color="C9D3DC" w:sz="4"/>
-              <w:bottom w:val="single" w:color="C9D3DC" w:sz="4"/>
-              <w:right w:val="single" w:color="C9D3DC" w:sz="4"/>
-            </w:tcBorders>
-            <w:shd w:fill="FFFFFF" w:color="auto" w:val="clear"/>
-            <w:tcMar>
-              <w:top w:type="dxa" w:w="40"/>
-              <w:left w:type="dxa" w:w="90"/>
-              <w:bottom w:type="dxa" w:w="40"/>
-              <w:right w:type="dxa" w:w="90"/>
-            </w:tcMar>
-          </w:tcPr>
-          <w:p>
-            <w:r>
-              <w:rPr>
-                <w:rFonts w:ascii="TH Sarabun New" w:cs="TH Sarabun New" w:eastAsia="TH Sarabun New" w:hAnsi="TH Sarabun New"/>
-                <w:b w:val="false"/>
-                <w:bCs w:val="false"/>
-                <w:i w:val="false"/>
-                <w:iCs w:val="false"/>
-                <w:color w:val="5A6B7C"/>
-                <w:sz w:val="28"/>
-                <w:szCs w:val="28"/>
-              </w:rPr>
-              <w:t xml:space="preserve"/>
-            </w:r>
-          </w:p>
-        </w:tc>
-        <w:tc>
-          <w:tcPr>
-            <w:tcW w:type="dxa" w:w="1542"/>
-            <w:tcBorders>
-              <w:top w:val="single" w:color="C9D3DC" w:sz="4"/>
-              <w:left w:val="single" w:color="C9D3DC" w:sz="4"/>
-              <w:bottom w:val="single" w:color="C9D3DC" w:sz="4"/>
-              <w:right w:val="single" w:color="C9D3DC" w:sz="4"/>
-            </w:tcBorders>
-            <w:shd w:fill="FFFFFF" w:color="auto" w:val="clear"/>
-            <w:tcMar>
-              <w:top w:type="dxa" w:w="40"/>
-              <w:left w:type="dxa" w:w="90"/>
-              <w:bottom w:type="dxa" w:w="40"/>
-              <w:right w:type="dxa" w:w="90"/>
-            </w:tcMar>
-          </w:tcPr>
-          <w:p>
-            <w:r>
-              <w:rPr>
-                <w:rFonts w:ascii="TH Sarabun New" w:cs="TH Sarabun New" w:eastAsia="TH Sarabun New" w:hAnsi="TH Sarabun New"/>
-                <w:b w:val="false"/>
-                <w:bCs w:val="false"/>
-                <w:i w:val="false"/>
-                <w:iCs w:val="false"/>
-                <w:color w:val="172333"/>
-                <w:sz w:val="28"/>
-                <w:szCs w:val="28"/>
-              </w:rPr>
-              <w:t xml:space="preserve"/>
-            </w:r>
-          </w:p>
-        </w:tc>
-        <w:tc>
-          <w:tcPr>
-            <w:tcW w:type="dxa" w:w="3469"/>
-            <w:tcBorders>
-              <w:top w:val="single" w:color="C9D3DC" w:sz="4"/>
-              <w:left w:val="single" w:color="C9D3DC" w:sz="4"/>
-              <w:bottom w:val="single" w:color="C9D3DC" w:sz="4"/>
-              <w:right w:val="single" w:color="C9D3DC" w:sz="4"/>
-            </w:tcBorders>
-            <w:shd w:fill="FFFFFF" w:color="auto" w:val="clear"/>
-            <w:tcMar>
-              <w:top w:type="dxa" w:w="40"/>
-              <w:left w:type="dxa" w:w="90"/>
-              <w:bottom w:type="dxa" w:w="40"/>
-              <w:right w:type="dxa" w:w="90"/>
-            </w:tcMar>
-          </w:tcPr>
-          <w:p>
-            <w:r>
-              <w:rPr>
-                <w:rFonts w:ascii="TH Sarabun New" w:cs="TH Sarabun New" w:eastAsia="TH Sarabun New" w:hAnsi="TH Sarabun New"/>
-                <w:b w:val="false"/>
-                <w:bCs w:val="false"/>
-                <w:i w:val="false"/>
-                <w:iCs w:val="false"/>
-                <w:color w:val="172333"/>
-                <w:sz w:val="28"/>
-                <w:szCs w:val="28"/>
-              </w:rPr>
-              <w:t xml:space="preserve"/>
-            </w:r>
-          </w:p>
-        </w:tc>
-        <w:tc>
-          <w:tcPr>
-            <w:tcW w:type="dxa" w:w="2700"/>
-            <w:tcBorders>
-              <w:top w:val="single" w:color="C9D3DC" w:sz="4"/>
-              <w:left w:val="single" w:color="C9D3DC" w:sz="4"/>
-              <w:bottom w:val="single" w:color="C9D3DC" w:sz="4"/>
-              <w:right w:val="single" w:color="C9D3DC" w:sz="4"/>
-            </w:tcBorders>
-            <w:shd w:fill="FFFFFF" w:color="auto" w:val="clear"/>
-            <w:tcMar>
-              <w:top w:type="dxa" w:w="40"/>
-              <w:left w:type="dxa" w:w="90"/>
-              <w:bottom w:type="dxa" w:w="40"/>
-              <w:right w:type="dxa" w:w="90"/>
-            </w:tcMar>
-          </w:tcPr>
-          <w:p>
-            <w:r>
-              <w:rPr>
-                <w:rFonts w:ascii="TH Sarabun New" w:cs="TH Sarabun New" w:eastAsia="TH Sarabun New" w:hAnsi="TH Sarabun New"/>
-                <w:b w:val="false"/>
-                <w:bCs w:val="false"/>
-                <w:i w:val="false"/>
-                <w:iCs w:val="false"/>
-                <w:color w:val="172333"/>
-                <w:sz w:val="28"/>
-                <w:szCs w:val="28"/>
-              </w:rPr>
-              <w:t xml:space="preserve"/>
+              <w:t>diagrams/architecture/11-container.drawio · evidence/week-11/ · submissions/week-11-submission.md</w:t>
             </w:r>
           </w:p>
         </w:tc>
@@ -13472,8 +12839,8 @@
       </w:r>
     </w:p>
     <w:sectPr>
-      <w:headerReference w:type="default" r:id="rId15"/>
-      <w:footerReference w:type="default" r:id="rId16"/>
+      <w:headerReference w:type="default" r:id="rId19"/>
+      <w:footerReference w:type="default" r:id="rId20"/>
       <w:pgSz w:w="11906" w:h="16838" w:orient="portrait"/>
       <w:pgMar w:top="1134" w:right="1134" w:bottom="1134" w:left="1134" w:header="560" w:footer="560" w:gutter="0"/>
       <w:pgNumType/>
@@ -13679,6 +13046,68 @@
 </w:ftr>
 </file>
 
+<file path=word/footer6.xml><?xml version="1.0" encoding="utf-8"?>
+<w:ftr xmlns:wpc="http://schemas.microsoft.com/office/word/2010/wordprocessingCanvas" xmlns:mc="http://schemas.openxmlformats.org/markup-compatibility/2006" xmlns:o="urn:schemas-microsoft-com:office:office" xmlns:r="http://schemas.openxmlformats.org/officeDocument/2006/relationships" xmlns:m="http://schemas.openxmlformats.org/officeDocument/2006/math" xmlns:v="urn:schemas-microsoft-com:vml" xmlns:wp14="http://schemas.microsoft.com/office/word/2010/wordprocessingDrawing" xmlns:wp="http://schemas.openxmlformats.org/drawingml/2006/wordprocessingDrawing" xmlns:w10="urn:schemas-microsoft-com:office:word" xmlns:w="http://schemas.openxmlformats.org/wordprocessingml/2006/main" xmlns:w14="http://schemas.microsoft.com/office/word/2010/wordml" xmlns:w15="http://schemas.microsoft.com/office/word/2012/wordml" xmlns:wpg="http://schemas.microsoft.com/office/word/2010/wordprocessingGroup" xmlns:wpi="http://schemas.microsoft.com/office/word/2010/wordprocessingInk" xmlns:wne="http://schemas.microsoft.com/office/word/2006/wordml" xmlns:wps="http://schemas.microsoft.com/office/word/2010/wordprocessingShape">
+  <w:p>
+    <w:pPr>
+      <w:jc w:val="center"/>
+    </w:pPr>
+    <w:r>
+      <w:rPr>
+        <w:rFonts w:ascii="TH Sarabun New" w:cs="TH Sarabun New" w:eastAsia="TH Sarabun New" w:hAnsi="TH Sarabun New"/>
+        <w:color w:val="5A6B7C"/>
+        <w:sz w:val="24"/>
+        <w:szCs w:val="24"/>
+      </w:rPr>
+      <w:t xml:space="preserve">การกำหนดความต้องการและการออกแบบทางซอฟต์แวร์  |  หน้า </w:t>
+    </w:r>
+    <w:r>
+      <w:rPr>
+        <w:rFonts w:ascii="TH Sarabun New" w:cs="TH Sarabun New" w:eastAsia="TH Sarabun New" w:hAnsi="TH Sarabun New"/>
+        <w:color w:val="5A6B7C"/>
+        <w:sz w:val="24"/>
+        <w:szCs w:val="24"/>
+      </w:rPr>
+      <w:fldChar w:fldCharType="begin"/>
+      <w:instrText xml:space="preserve">PAGE</w:instrText>
+      <w:fldChar w:fldCharType="separate"/>
+      <w:fldChar w:fldCharType="end"/>
+    </w:r>
+  </w:p>
+</w:ftr>
+</file>
+
+<file path=word/footer7.xml><?xml version="1.0" encoding="utf-8"?>
+<w:ftr xmlns:wpc="http://schemas.microsoft.com/office/word/2010/wordprocessingCanvas" xmlns:mc="http://schemas.openxmlformats.org/markup-compatibility/2006" xmlns:o="urn:schemas-microsoft-com:office:office" xmlns:r="http://schemas.openxmlformats.org/officeDocument/2006/relationships" xmlns:m="http://schemas.openxmlformats.org/officeDocument/2006/math" xmlns:v="urn:schemas-microsoft-com:vml" xmlns:wp14="http://schemas.microsoft.com/office/word/2010/wordprocessingDrawing" xmlns:wp="http://schemas.openxmlformats.org/drawingml/2006/wordprocessingDrawing" xmlns:w10="urn:schemas-microsoft-com:office:word" xmlns:w="http://schemas.openxmlformats.org/wordprocessingml/2006/main" xmlns:w14="http://schemas.microsoft.com/office/word/2010/wordml" xmlns:w15="http://schemas.microsoft.com/office/word/2012/wordml" xmlns:wpg="http://schemas.microsoft.com/office/word/2010/wordprocessingGroup" xmlns:wpi="http://schemas.microsoft.com/office/word/2010/wordprocessingInk" xmlns:wne="http://schemas.microsoft.com/office/word/2006/wordml" xmlns:wps="http://schemas.microsoft.com/office/word/2010/wordprocessingShape">
+  <w:p>
+    <w:pPr>
+      <w:jc w:val="center"/>
+    </w:pPr>
+    <w:r>
+      <w:rPr>
+        <w:rFonts w:ascii="TH Sarabun New" w:cs="TH Sarabun New" w:eastAsia="TH Sarabun New" w:hAnsi="TH Sarabun New"/>
+        <w:color w:val="5A6B7C"/>
+        <w:sz w:val="24"/>
+        <w:szCs w:val="24"/>
+      </w:rPr>
+      <w:t xml:space="preserve">การกำหนดความต้องการและการออกแบบทางซอฟต์แวร์  |  หน้า </w:t>
+    </w:r>
+    <w:r>
+      <w:rPr>
+        <w:rFonts w:ascii="TH Sarabun New" w:cs="TH Sarabun New" w:eastAsia="TH Sarabun New" w:hAnsi="TH Sarabun New"/>
+        <w:color w:val="5A6B7C"/>
+        <w:sz w:val="24"/>
+        <w:szCs w:val="24"/>
+      </w:rPr>
+      <w:fldChar w:fldCharType="begin"/>
+      <w:instrText xml:space="preserve">PAGE</w:instrText>
+      <w:fldChar w:fldCharType="separate"/>
+      <w:fldChar w:fldCharType="end"/>
+    </w:r>
+  </w:p>
+</w:ftr>
+</file>
+
 <file path=word/footnotes.xml><?xml version="1.0" encoding="utf-8"?>
 <w:footnotes xmlns:wpc="http://schemas.microsoft.com/office/word/2010/wordprocessingCanvas" xmlns:mc="http://schemas.openxmlformats.org/markup-compatibility/2006" xmlns:o="urn:schemas-microsoft-com:office:office" xmlns:r="http://schemas.openxmlformats.org/officeDocument/2006/relationships" xmlns:m="http://schemas.openxmlformats.org/officeDocument/2006/math" xmlns:v="urn:schemas-microsoft-com:vml" xmlns:wp14="http://schemas.microsoft.com/office/word/2010/wordprocessingDrawing" xmlns:wp="http://schemas.openxmlformats.org/drawingml/2006/wordprocessingDrawing" xmlns:w10="urn:schemas-microsoft-com:office:word" xmlns:w="http://schemas.openxmlformats.org/wordprocessingml/2006/main" xmlns:w14="http://schemas.microsoft.com/office/word/2010/wordml" xmlns:w15="http://schemas.microsoft.com/office/word/2012/wordml" xmlns:wpg="http://schemas.microsoft.com/office/word/2010/wordprocessingGroup" xmlns:wpi="http://schemas.microsoft.com/office/word/2010/wordprocessingInk" xmlns:wne="http://schemas.microsoft.com/office/word/2006/wordml" xmlns:wps="http://schemas.microsoft.com/office/word/2010/wordprocessingShape" mc:Ignorable="w14 w15 wp14">
   <w:footnote w:type="separator" w:id="-1">
@@ -13729,7 +13158,7 @@
         <w:sz w:val="24"/>
         <w:szCs w:val="24"/>
       </w:rPr>
-      <w:t xml:space="preserve">ENGSE206 | Workshop สัปดาห์ที่ 11 | แบบฟอร์มงานกลุ่ม</w:t>
+      <w:t xml:space="preserve">ENGSE206 | Workshop สัปดาห์ที่ 11 | งานกลุ่ม — Group 00</w:t>
     </w:r>
   </w:p>
 </w:hdr>
@@ -13748,7 +13177,7 @@
         <w:sz w:val="24"/>
         <w:szCs w:val="24"/>
       </w:rPr>
-      <w:t xml:space="preserve">ENGSE206 | Workshop สัปดาห์ที่ 11 | แบบฟอร์มงานกลุ่ม</w:t>
+      <w:t xml:space="preserve">ENGSE206 | Workshop สัปดาห์ที่ 11 | งานกลุ่ม — Group 00</w:t>
     </w:r>
   </w:p>
 </w:hdr>
@@ -13767,7 +13196,7 @@
         <w:sz w:val="24"/>
         <w:szCs w:val="24"/>
       </w:rPr>
-      <w:t xml:space="preserve">ENGSE206 | Workshop สัปดาห์ที่ 11 | แบบฟอร์มงานกลุ่ม</w:t>
+      <w:t xml:space="preserve">ENGSE206 | Workshop สัปดาห์ที่ 11 | งานกลุ่ม — Group 00</w:t>
     </w:r>
   </w:p>
 </w:hdr>
@@ -13786,7 +13215,7 @@
         <w:sz w:val="24"/>
         <w:szCs w:val="24"/>
       </w:rPr>
-      <w:t xml:space="preserve">ENGSE206 | Workshop สัปดาห์ที่ 11 | แบบฟอร์มงานกลุ่ม</w:t>
+      <w:t xml:space="preserve">ENGSE206 | Workshop สัปดาห์ที่ 11 | งานกลุ่ม — Group 00</w:t>
     </w:r>
   </w:p>
 </w:hdr>
@@ -13805,7 +13234,45 @@
         <w:sz w:val="24"/>
         <w:szCs w:val="24"/>
       </w:rPr>
-      <w:t xml:space="preserve">ENGSE206 | Workshop สัปดาห์ที่ 11 | แบบฟอร์มงานกลุ่ม</w:t>
+      <w:t xml:space="preserve">ENGSE206 | Workshop สัปดาห์ที่ 11 | งานกลุ่ม — Group 00</w:t>
+    </w:r>
+  </w:p>
+</w:hdr>
+</file>
+
+<file path=word/header6.xml><?xml version="1.0" encoding="utf-8"?>
+<w:hdr xmlns:wpc="http://schemas.microsoft.com/office/word/2010/wordprocessingCanvas" xmlns:mc="http://schemas.openxmlformats.org/markup-compatibility/2006" xmlns:o="urn:schemas-microsoft-com:office:office" xmlns:r="http://schemas.openxmlformats.org/officeDocument/2006/relationships" xmlns:m="http://schemas.openxmlformats.org/officeDocument/2006/math" xmlns:v="urn:schemas-microsoft-com:vml" xmlns:wp14="http://schemas.microsoft.com/office/word/2010/wordprocessingDrawing" xmlns:wp="http://schemas.openxmlformats.org/drawingml/2006/wordprocessingDrawing" xmlns:w10="urn:schemas-microsoft-com:office:word" xmlns:w="http://schemas.openxmlformats.org/wordprocessingml/2006/main" xmlns:w14="http://schemas.microsoft.com/office/word/2010/wordml" xmlns:w15="http://schemas.microsoft.com/office/word/2012/wordml" xmlns:wpg="http://schemas.microsoft.com/office/word/2010/wordprocessingGroup" xmlns:wpi="http://schemas.microsoft.com/office/word/2010/wordprocessingInk" xmlns:wne="http://schemas.microsoft.com/office/word/2006/wordml" xmlns:wps="http://schemas.microsoft.com/office/word/2010/wordprocessingShape" xmlns:cx="http://schemas.microsoft.com/office/drawing/2014/chartex" xmlns:cx1="http://schemas.microsoft.com/office/drawing/2015/9/8/chartex" xmlns:cx2="http://schemas.microsoft.com/office/drawing/2015/10/21/chartex" xmlns:cx3="http://schemas.microsoft.com/office/drawing/2016/5/9/chartex" xmlns:cx4="http://schemas.microsoft.com/office/drawing/2016/5/10/chartex" xmlns:cx5="http://schemas.microsoft.com/office/drawing/2016/5/11/chartex" xmlns:cx6="http://schemas.microsoft.com/office/drawing/2016/5/12/chartex" xmlns:cx7="http://schemas.microsoft.com/office/drawing/2016/5/13/chartex" xmlns:cx8="http://schemas.microsoft.com/office/drawing/2016/5/14/chartex" xmlns:w16cid="http://schemas.microsoft.com/office/word/2016/wordml/cid" xmlns:w16se="http://schemas.microsoft.com/office/word/2015/wordml/symex">
+  <w:p>
+    <w:pPr>
+      <w:jc w:val="right"/>
+    </w:pPr>
+    <w:r>
+      <w:rPr>
+        <w:rFonts w:ascii="TH Sarabun New" w:cs="TH Sarabun New" w:eastAsia="TH Sarabun New" w:hAnsi="TH Sarabun New"/>
+        <w:color w:val="5A6B7C"/>
+        <w:sz w:val="24"/>
+        <w:szCs w:val="24"/>
+      </w:rPr>
+      <w:t xml:space="preserve">ENGSE206 | Workshop สัปดาห์ที่ 11 | งานกลุ่ม — Group 00</w:t>
+    </w:r>
+  </w:p>
+</w:hdr>
+</file>
+
+<file path=word/header7.xml><?xml version="1.0" encoding="utf-8"?>
+<w:hdr xmlns:wpc="http://schemas.microsoft.com/office/word/2010/wordprocessingCanvas" xmlns:mc="http://schemas.openxmlformats.org/markup-compatibility/2006" xmlns:o="urn:schemas-microsoft-com:office:office" xmlns:r="http://schemas.openxmlformats.org/officeDocument/2006/relationships" xmlns:m="http://schemas.openxmlformats.org/officeDocument/2006/math" xmlns:v="urn:schemas-microsoft-com:vml" xmlns:wp14="http://schemas.microsoft.com/office/word/2010/wordprocessingDrawing" xmlns:wp="http://schemas.openxmlformats.org/drawingml/2006/wordprocessingDrawing" xmlns:w10="urn:schemas-microsoft-com:office:word" xmlns:w="http://schemas.openxmlformats.org/wordprocessingml/2006/main" xmlns:w14="http://schemas.microsoft.com/office/word/2010/wordml" xmlns:w15="http://schemas.microsoft.com/office/word/2012/wordml" xmlns:wpg="http://schemas.microsoft.com/office/word/2010/wordprocessingGroup" xmlns:wpi="http://schemas.microsoft.com/office/word/2010/wordprocessingInk" xmlns:wne="http://schemas.microsoft.com/office/word/2006/wordml" xmlns:wps="http://schemas.microsoft.com/office/word/2010/wordprocessingShape" xmlns:cx="http://schemas.microsoft.com/office/drawing/2014/chartex" xmlns:cx1="http://schemas.microsoft.com/office/drawing/2015/9/8/chartex" xmlns:cx2="http://schemas.microsoft.com/office/drawing/2015/10/21/chartex" xmlns:cx3="http://schemas.microsoft.com/office/drawing/2016/5/9/chartex" xmlns:cx4="http://schemas.microsoft.com/office/drawing/2016/5/10/chartex" xmlns:cx5="http://schemas.microsoft.com/office/drawing/2016/5/11/chartex" xmlns:cx6="http://schemas.microsoft.com/office/drawing/2016/5/12/chartex" xmlns:cx7="http://schemas.microsoft.com/office/drawing/2016/5/13/chartex" xmlns:cx8="http://schemas.microsoft.com/office/drawing/2016/5/14/chartex" xmlns:w16cid="http://schemas.microsoft.com/office/word/2016/wordml/cid" xmlns:w16se="http://schemas.microsoft.com/office/word/2015/wordml/symex">
+  <w:p>
+    <w:pPr>
+      <w:jc w:val="right"/>
+    </w:pPr>
+    <w:r>
+      <w:rPr>
+        <w:rFonts w:ascii="TH Sarabun New" w:cs="TH Sarabun New" w:eastAsia="TH Sarabun New" w:hAnsi="TH Sarabun New"/>
+        <w:color w:val="5A6B7C"/>
+        <w:sz w:val="24"/>
+        <w:szCs w:val="24"/>
+      </w:rPr>
+      <w:t xml:space="preserve">ENGSE206 | Workshop สัปดาห์ที่ 11 | งานกลุ่ม — Group 00</w:t>
     </w:r>
   </w:p>
 </w:hdr>
